--- a/Практическая-1-5-принципов-визуального-дизайна.docx
+++ b/Практическая-1-5-принципов-визуального-дизайна.docx
@@ -169,7 +169,7 @@
           <w:i/>
           <w:sz w:val="24"/>
         </w:rPr>
-        <w:t>Брифы 1 и 3: лендинг онлайн-марафона по йоге и страница услуги digital-агентства</w:t>
+        <w:t>Бриф 3: страница услуги «Разработка сайтов» в digital-агентстве</w:t>
       </w:r>
     </w:p>
     <w:p>
@@ -324,7 +324,7 @@
           <w:i w:val="0"/>
           <w:sz w:val="28"/>
         </w:rPr>
-        <w:t>1. Что сделано</w:t>
+        <w:t>1. Задание и бриф</w:t>
       </w:r>
     </w:p>
     <w:p>
@@ -340,7 +340,7 @@
           <w:i w:val="0"/>
           <w:sz w:val="28"/>
         </w:rPr>
-        <w:t>По заданию нужно было собрать интерфейс с нуля и осознанно применить пять принципов: масштаб, визуальную иерархию, баланс, контраст и гештальт-принципы. Взято два брифа вместо одного, потому что принципы лучше видно на сравнении: лендинг марафона продаёт эмоцию и решение «начать», страница услуги агентства продаёт расчёт и снимает недоверие. Одни и те же правила дают в этих случаях разную композицию, и это показано на двух макетах.</w:t>
+        <w:t>Требовалось собрать интерфейс с нуля и осознанно применить пять принципов: масштаб, визуальную иерархию, баланс, контраст и гештальт-принципы. Выбран бриф 3.</w:t>
       </w:r>
     </w:p>
     <w:p>
@@ -356,7 +356,7 @@
           <w:i w:val="0"/>
           <w:sz w:val="28"/>
         </w:rPr>
-        <w:t>— Бриф 1. Лендинг онлайн-марафона по йоге «21 день гармонии». Аудитория: женщины 25–40 лет, начинающие. Цель страницы: мотивировать записаться.</w:t>
+        <w:t>— Страница услуги «Разработка сайтов» в digital-агентстве.</w:t>
       </w:r>
     </w:p>
     <w:p>
@@ -372,7 +372,39 @@
           <w:i w:val="0"/>
           <w:sz w:val="28"/>
         </w:rPr>
-        <w:t>— Бриф 3. Страница услуги «Разработка сайтов» в digital-агентстве. Аудитория: владельцы малого и среднего бизнеса. Цель страницы: получить заявку.</w:t>
+        <w:t>— Аудитория: владельцы малого и среднего бизнеса.</w:t>
+      </w:r>
+    </w:p>
+    <w:p>
+      <w:pPr>
+        <w:spacing w:line="360" w:lineRule="auto" w:after="0"/>
+        <w:ind w:left="709" w:hanging="283"/>
+        <w:jc w:val="both"/>
+      </w:pPr>
+      <w:r>
+        <w:rPr>
+          <w:rFonts w:ascii="Times New Roman" w:hAnsi="Times New Roman" w:cs="Times New Roman" w:eastAsia="Times New Roman"/>
+          <w:b w:val="0"/>
+          <w:i w:val="0"/>
+          <w:sz w:val="28"/>
+        </w:rPr>
+        <w:t>— Цель страницы: получить заявку на разработку сайта.</w:t>
+      </w:r>
+    </w:p>
+    <w:p>
+      <w:pPr>
+        <w:spacing w:line="360" w:lineRule="auto" w:after="0"/>
+        <w:ind w:left="709" w:hanging="283"/>
+        <w:jc w:val="both"/>
+      </w:pPr>
+      <w:r>
+        <w:rPr>
+          <w:rFonts w:ascii="Times New Roman" w:hAnsi="Times New Roman" w:cs="Times New Roman" w:eastAsia="Times New Roman"/>
+          <w:b w:val="0"/>
+          <w:i w:val="0"/>
+          <w:sz w:val="28"/>
+        </w:rPr>
+        <w:t>— Обязательные элементы: название и описание услуги, четыре типа сайтов с ценами, пять этапов работы, три-четыре превью работ, форма заявки, контакты менеджера, гарантии.</w:t>
       </w:r>
     </w:p>
     <w:p>
@@ -388,7 +420,7 @@
           <w:i w:val="0"/>
           <w:sz w:val="28"/>
         </w:rPr>
-        <w:t>Макеты собраны в вёрстке по модульной сетке и выложены на общий холст: два артборда шириной 1440 px рядом, с подписями к каждому принципу на полях. Формат позволяет открыть макет в браузере и перенести в Figma без пересчёта размеров.</w:t>
+        <w:t>Макет собран вёрсткой по модульной сетке на холсте шириной 1440 px и высотой 5008 px. Размеры заданы в пикселях и кратны восьми, поэтому макет переносится в Figma без пересчёта.</w:t>
       </w:r>
     </w:p>
     <w:p>
@@ -404,7 +436,7 @@
           <w:i w:val="0"/>
           <w:sz w:val="28"/>
         </w:rPr>
-        <w:t>2. Общие основания обоих макетов</w:t>
+        <w:t>2. Дизайн-идея</w:t>
       </w:r>
     </w:p>
     <w:p>
@@ -420,7 +452,87 @@
           <w:i w:val="0"/>
           <w:sz w:val="28"/>
         </w:rPr>
-        <w:t>Оба макета стоят на одной сетке и одном шаге отступов. Это не экономия усилий, а условие сопоставимости: когда каркас общий, различия в композиции объясняются решениями, а не разной разметкой.</w:t>
+        <w:t>Первая версия строилась на белом фоне, синем акценте и ряде одинаковых карточек со скруглением. Она закрывала критерии оценки, но выглядела как типовой шаблон: каждая секция повторяла схему «заголовок плюс сетка одинаковых блоков», а изображения заменяли серые прямоугольники с подписью размера. Соблюсти принципы и получить хороший дизайн — разные задачи, и вторая проверяется глазами, а не по списку.</w:t>
+      </w:r>
+    </w:p>
+    <w:p>
+      <w:pPr>
+        <w:spacing w:line="360" w:lineRule="auto" w:after="0" w:before="0"/>
+        <w:ind w:firstLine="709"/>
+        <w:jc w:val="both"/>
+      </w:pPr>
+      <w:r>
+        <w:rPr>
+          <w:rFonts w:ascii="Times New Roman" w:hAnsi="Times New Roman" w:cs="Times New Roman" w:eastAsia="Times New Roman"/>
+          <w:b w:val="0"/>
+          <w:i w:val="0"/>
+          <w:sz w:val="28"/>
+        </w:rPr>
+        <w:t>Переработанная версия стоит на трёх решениях.</w:t>
+      </w:r>
+    </w:p>
+    <w:p>
+      <w:pPr>
+        <w:spacing w:line="360" w:lineRule="auto" w:after="0"/>
+        <w:ind w:left="709" w:hanging="283"/>
+        <w:jc w:val="both"/>
+      </w:pPr>
+      <w:r>
+        <w:rPr>
+          <w:rFonts w:ascii="Times New Roman" w:hAnsi="Times New Roman" w:cs="Times New Roman" w:eastAsia="Times New Roman"/>
+          <w:b w:val="0"/>
+          <w:i w:val="0"/>
+          <w:sz w:val="28"/>
+        </w:rPr>
+        <w:t>— Тёмная база вместо белого листа. Графит #0D1117 даёт глубину и превращает светлые секции в событие, а не в фон по умолчанию. Чередование тёмных и кремовых полос задаёт ритм длинной страницы.</w:t>
+      </w:r>
+    </w:p>
+    <w:p>
+      <w:pPr>
+        <w:spacing w:line="360" w:lineRule="auto" w:after="0"/>
+        <w:ind w:left="709" w:hanging="283"/>
+        <w:jc w:val="both"/>
+      </w:pPr>
+      <w:r>
+        <w:rPr>
+          <w:rFonts w:ascii="Times New Roman" w:hAnsi="Times New Roman" w:cs="Times New Roman" w:eastAsia="Times New Roman"/>
+          <w:b w:val="0"/>
+          <w:i w:val="0"/>
+          <w:sz w:val="28"/>
+        </w:rPr>
+        <w:t>— Кислотный лайм #CDFF4F как единственный акцент, закреплённый за действием: кнопки, сроки этапов, активный сегмент шкалы. Синий в этой нише стал цветом по умолчанию; лайм запоминается и даёт контраст 16 : 1 на тёмном фоне.</w:t>
+      </w:r>
+    </w:p>
+    <w:p>
+      <w:pPr>
+        <w:spacing w:line="360" w:lineRule="auto" w:after="0"/>
+        <w:ind w:left="709" w:hanging="283"/>
+        <w:jc w:val="both"/>
+      </w:pPr>
+      <w:r>
+        <w:rPr>
+          <w:rFonts w:ascii="Times New Roman" w:hAnsi="Times New Roman" w:cs="Times New Roman" w:eastAsia="Times New Roman"/>
+          <w:b w:val="0"/>
+          <w:i w:val="0"/>
+          <w:sz w:val="28"/>
+        </w:rPr>
+        <w:t>— Превью проектов собраны из блоков как миниатюры интерфейсов, каждое в палитре своей отрасли: дерево для мебельного производства, зелёный для аптеки, оранжевый для ремонта, синий для логистики. Серая заглушка не показывает ни иерархии, ни цвета, а значит не даёт оценить композицию страницы.</w:t>
+      </w:r>
+    </w:p>
+    <w:p>
+      <w:pPr>
+        <w:spacing w:line="360" w:lineRule="auto" w:after="120" w:before="360"/>
+        <w:ind w:firstLine="709"/>
+        <w:jc w:val="left"/>
+      </w:pPr>
+      <w:r>
+        <w:rPr>
+          <w:rFonts w:ascii="Times New Roman" w:hAnsi="Times New Roman" w:cs="Times New Roman" w:eastAsia="Times New Roman"/>
+          <w:b/>
+          <w:i w:val="0"/>
+          <w:sz w:val="28"/>
+        </w:rPr>
+        <w:t>3. Каркас: сетка, шрифты, палитра</w:t>
       </w:r>
     </w:p>
     <w:p>
@@ -925,7 +1037,7 @@
                 <w:i w:val="0"/>
                 <w:sz w:val="24"/>
               </w:rPr>
-              <w:t>Все отступы кратны: 8, 16, 24, 32, 48, 88</w:t>
+              <w:t>Отступы: 8, 16, 24, 32, 48, 88</w:t>
             </w:r>
           </w:p>
         </w:tc>
@@ -951,7 +1063,7 @@
           <w:i w:val="0"/>
           <w:sz w:val="28"/>
         </w:rPr>
-        <w:t>Крупные вертикальные отступы между секциями (88 px сверху и снизу) работают на гештальт-принцип близости: разрыв между смысловыми блоками заметно больше, чем расстояния внутри блока, поэтому секции читаются как отдельные сообщения ещё до чтения текста.</w:t>
+        <w:t>Шрифтовая пара разводит роли. Manrope отвечает за содержание: начертание 800 в заголовках и числах, 400–700 в тексте. IBM Plex Mono отвечает за служебный слой: надзаголовки секций, сроки, отрасли проектов, подписи полей формы. Моноширинный шрифт читается в таких подписях как маркировка, а не как текст, и разделяет слои без пятого кегля.</w:t>
       </w:r>
     </w:p>
     <w:p>
@@ -967,23 +1079,7 @@
           <w:i w:val="0"/>
           <w:sz w:val="28"/>
         </w:rPr>
-        <w:t>3. Работа 1. Лендинг марафона «21 день гармонии»</w:t>
-      </w:r>
-    </w:p>
-    <w:p>
-      <w:pPr>
-        <w:spacing w:line="360" w:lineRule="auto" w:after="80" w:before="240"/>
-        <w:ind w:firstLine="709"/>
-        <w:jc w:val="left"/>
-      </w:pPr>
-      <w:r>
-        <w:rPr>
-          <w:rFonts w:ascii="Times New Roman" w:hAnsi="Times New Roman" w:cs="Times New Roman" w:eastAsia="Times New Roman"/>
-          <w:b/>
-          <w:i w:val="0"/>
-          <w:sz w:val="28"/>
-        </w:rPr>
-        <w:t>3.1. Аудитория и главное действие</w:t>
+        <w:t>4. Масштаб</w:t>
       </w:r>
     </w:p>
     <w:p>
@@ -999,55 +1095,7 @@
           <w:i w:val="0"/>
           <w:sz w:val="28"/>
         </w:rPr>
-        <w:t>Начинающая практику женщина 25–40 лет приходит на такую страницу с двумя сомнениями: «у меня не получится» и «я брошу». Поэтому визуальный тон выбран спокойный: тёплый песочный фон, глубокий зелёный текст, антиква в заголовках. Агрессивный продающий стиль (красные плашки, таймеры, восклицания) противоречил бы обещанию мягкой практики.</w:t>
-      </w:r>
-    </w:p>
-    <w:p>
-      <w:pPr>
-        <w:spacing w:line="360" w:lineRule="auto" w:after="0" w:before="0"/>
-        <w:ind w:firstLine="709"/>
-        <w:jc w:val="both"/>
-      </w:pPr>
-      <w:r>
-        <w:rPr>
-          <w:rFonts w:ascii="Times New Roman" w:hAnsi="Times New Roman" w:cs="Times New Roman" w:eastAsia="Times New Roman"/>
-          <w:b w:val="0"/>
-          <w:i w:val="0"/>
-          <w:sz w:val="28"/>
-        </w:rPr>
-        <w:t>Главное действие одно: записаться. Все остальные элементы подчинены ему, а кнопка повторяется трижды (в шапке, в первом экране и в финальном блоке) в одной и той же форме и цвете.</w:t>
-      </w:r>
-    </w:p>
-    <w:p>
-      <w:pPr>
-        <w:spacing w:line="360" w:lineRule="auto" w:after="80" w:before="240"/>
-        <w:ind w:firstLine="709"/>
-        <w:jc w:val="left"/>
-      </w:pPr>
-      <w:r>
-        <w:rPr>
-          <w:rFonts w:ascii="Times New Roman" w:hAnsi="Times New Roman" w:cs="Times New Roman" w:eastAsia="Times New Roman"/>
-          <w:b/>
-          <w:i w:val="0"/>
-          <w:sz w:val="28"/>
-        </w:rPr>
-        <w:t>3.2. Масштаб</w:t>
-      </w:r>
-    </w:p>
-    <w:p>
-      <w:pPr>
-        <w:spacing w:line="360" w:lineRule="auto" w:after="0" w:before="0"/>
-        <w:ind w:firstLine="709"/>
-        <w:jc w:val="both"/>
-      </w:pPr>
-      <w:r>
-        <w:rPr>
-          <w:rFonts w:ascii="Times New Roman" w:hAnsi="Times New Roman" w:cs="Times New Roman" w:eastAsia="Times New Roman"/>
-          <w:b w:val="0"/>
-          <w:i w:val="0"/>
-          <w:sz w:val="28"/>
-        </w:rPr>
-        <w:t>Использовано четыре кегля, как требует критерий оценки. Пятый размер не заводился специально: там, где нужна более мелкая подпись, работает не размер, а цвет, насыщенность и разрядка.</w:t>
+        <w:t>Использовано четыре кегля, как требует критерий оценки.</w:t>
       </w:r>
     </w:p>
     <w:p>
@@ -1064,7 +1112,7 @@
           <w:i w:val="0"/>
           <w:sz w:val="24"/>
         </w:rPr>
-        <w:t>Таблица 2 - Типографическая шкала лендинга</w:t>
+        <w:t>Таблица 2 - Типографическая шкала</w:t>
       </w:r>
     </w:p>
     <w:tbl>
@@ -1130,7 +1178,7 @@
         </w:tc>
         <w:tc>
           <w:tcPr>
-            <w:tcW w:type="dxa" w:w="2381"/>
+            <w:tcW w:type="dxa" w:w="2268"/>
           </w:tcPr>
           <w:p>
             <w:pPr>
@@ -1145,13 +1193,13 @@
                 <w:i w:val="0"/>
                 <w:sz w:val="24"/>
               </w:rPr>
-              <w:t>Гарнитура</w:t>
+              <w:t>Начертание</w:t>
             </w:r>
           </w:p>
         </w:tc>
         <w:tc>
           <w:tcPr>
-            <w:tcW w:type="dxa" w:w="4252"/>
+            <w:tcW w:type="dxa" w:w="4365"/>
           </w:tcPr>
           <w:p>
             <w:pPr>
@@ -1213,13 +1261,13 @@
                 <w:i w:val="0"/>
                 <w:sz w:val="24"/>
               </w:rPr>
-              <w:t>88 px</w:t>
+              <w:t>80 px</w:t>
             </w:r>
           </w:p>
         </w:tc>
         <w:tc>
           <w:tcPr>
-            <w:tcW w:type="dxa" w:w="2381"/>
+            <w:tcW w:type="dxa" w:w="2268"/>
           </w:tcPr>
           <w:p>
             <w:pPr>
@@ -1234,13 +1282,13 @@
                 <w:i w:val="0"/>
                 <w:sz w:val="24"/>
               </w:rPr>
-              <w:t>Cormorant Garamond 500</w:t>
+              <w:t>Manrope 800</w:t>
             </w:r>
           </w:p>
         </w:tc>
         <w:tc>
           <w:tcPr>
-            <w:tcW w:type="dxa" w:w="4252"/>
+            <w:tcW w:type="dxa" w:w="4365"/>
           </w:tcPr>
           <w:p>
             <w:pPr>
@@ -1255,7 +1303,7 @@
                 <w:i w:val="0"/>
                 <w:sz w:val="24"/>
               </w:rPr>
-              <w:t>Название марафона, цена в финальном блоке</w:t>
+              <w:t>Название услуги</w:t>
             </w:r>
           </w:p>
         </w:tc>
@@ -1302,13 +1350,13 @@
                 <w:i w:val="0"/>
                 <w:sz w:val="24"/>
               </w:rPr>
-              <w:t>40 px</w:t>
+              <w:t>36 px</w:t>
             </w:r>
           </w:p>
         </w:tc>
         <w:tc>
           <w:tcPr>
-            <w:tcW w:type="dxa" w:w="2381"/>
+            <w:tcW w:type="dxa" w:w="2268"/>
           </w:tcPr>
           <w:p>
             <w:pPr>
@@ -1323,13 +1371,13 @@
                 <w:i w:val="0"/>
                 <w:sz w:val="24"/>
               </w:rPr>
-              <w:t>Cormorant Garamond 500</w:t>
+              <w:t>Manrope 800</w:t>
             </w:r>
           </w:p>
         </w:tc>
         <w:tc>
           <w:tcPr>
-            <w:tcW w:type="dxa" w:w="4252"/>
+            <w:tcW w:type="dxa" w:w="4365"/>
           </w:tcPr>
           <w:p>
             <w:pPr>
@@ -1344,7 +1392,7 @@
                 <w:i w:val="0"/>
                 <w:sz w:val="24"/>
               </w:rPr>
-              <w:t>Заголовки секций, имя ведущей, числовые факты</w:t>
+              <w:t>Заголовки секций, цены, метрики, результаты кейсов</w:t>
             </w:r>
           </w:p>
         </w:tc>
@@ -1391,13 +1439,13 @@
                 <w:i w:val="0"/>
                 <w:sz w:val="24"/>
               </w:rPr>
-              <w:t>22 px</w:t>
+              <w:t>20 px</w:t>
             </w:r>
           </w:p>
         </w:tc>
         <w:tc>
           <w:tcPr>
-            <w:tcW w:type="dxa" w:w="2381"/>
+            <w:tcW w:type="dxa" w:w="2268"/>
           </w:tcPr>
           <w:p>
             <w:pPr>
@@ -1412,13 +1460,13 @@
                 <w:i w:val="0"/>
                 <w:sz w:val="24"/>
               </w:rPr>
-              <w:t>Manrope 500–600</w:t>
+              <w:t>Manrope 700 / 400</w:t>
             </w:r>
           </w:p>
         </w:tc>
         <w:tc>
           <w:tcPr>
-            <w:tcW w:type="dxa" w:w="4252"/>
+            <w:tcW w:type="dxa" w:w="4365"/>
           </w:tcPr>
           <w:p>
             <w:pPr>
@@ -1433,7 +1481,7 @@
                 <w:i w:val="0"/>
                 <w:sz w:val="24"/>
               </w:rPr>
-              <w:t>Подзаголовок, даты, стоимость, кнопки, строки расписания</w:t>
+              <w:t>Подзаголовок, названия тарифов, работ и этапов, телефон</w:t>
             </w:r>
           </w:p>
         </w:tc>
@@ -1486,7 +1534,7 @@
         </w:tc>
         <w:tc>
           <w:tcPr>
-            <w:tcW w:type="dxa" w:w="2381"/>
+            <w:tcW w:type="dxa" w:w="2268"/>
           </w:tcPr>
           <w:p>
             <w:pPr>
@@ -1501,13 +1549,13 @@
                 <w:i w:val="0"/>
                 <w:sz w:val="24"/>
               </w:rPr>
-              <w:t>Manrope 400–600</w:t>
+              <w:t>Manrope 400–700, IBM Plex Mono</w:t>
             </w:r>
           </w:p>
         </w:tc>
         <w:tc>
           <w:tcPr>
-            <w:tcW w:type="dxa" w:w="4252"/>
+            <w:tcW w:type="dxa" w:w="4365"/>
           </w:tcPr>
           <w:p>
             <w:pPr>
@@ -1522,7 +1570,7 @@
                 <w:i w:val="0"/>
                 <w:sz w:val="24"/>
               </w:rPr>
-              <w:t>Основной текст, подписи, меню, надзаголовки</w:t>
+              <w:t>Текст, списки, кнопки, поля формы, служебные подписи</w:t>
             </w:r>
           </w:p>
         </w:tc>
@@ -1548,12 +1596,12 @@
           <w:i w:val="0"/>
           <w:sz w:val="28"/>
         </w:rPr>
-        <w:t>Разница между соседними ступенями заметная (88 / 40 / 22 / 16), поэтому уровни не спорят друг с другом. Шрифтовая пара тоже разводит роли: антиква Cormorant Garamond отвечает за «голос» марафона, гротеск Manrope — за служебную информацию.</w:t>
+        <w:t>Важное решение на втором уровне: цена и результат кейса набраны тем же кеглем, что и заголовки секций. Для владельца бизнеса «240 000 ₽» и «+64% заявок» — не подпись к карточке, а то, ради чего страницу открыли. Кнопки, наоборот, набраны четвёртым кеглем: их выделяет цвет, а не размер, иначе на экране оказалось бы несколько конкурирующих акцентов.</w:t>
       </w:r>
     </w:p>
     <w:p>
       <w:pPr>
-        <w:spacing w:line="360" w:lineRule="auto" w:after="80" w:before="240"/>
+        <w:spacing w:line="360" w:lineRule="auto" w:after="120" w:before="360"/>
         <w:ind w:firstLine="709"/>
         <w:jc w:val="left"/>
       </w:pPr>
@@ -1564,23 +1612,7 @@
           <w:i w:val="0"/>
           <w:sz w:val="28"/>
         </w:rPr>
-        <w:t>3.3. Визуальная иерархия</w:t>
-      </w:r>
-    </w:p>
-    <w:p>
-      <w:pPr>
-        <w:spacing w:line="360" w:lineRule="auto" w:after="0" w:before="0"/>
-        <w:ind w:firstLine="709"/>
-        <w:jc w:val="both"/>
-      </w:pPr>
-      <w:r>
-        <w:rPr>
-          <w:rFonts w:ascii="Times New Roman" w:hAnsi="Times New Roman" w:cs="Times New Roman" w:eastAsia="Times New Roman"/>
-          <w:b w:val="0"/>
-          <w:i w:val="0"/>
-          <w:sz w:val="28"/>
-        </w:rPr>
-        <w:t>Порядок восприятия задан и проверен приёмом «прищура»: при расфокусированном взгляде сохраняется та же очерёдность.</w:t>
+        <w:t>5. Визуальная иерархия</w:t>
       </w:r>
     </w:p>
     <w:p>
@@ -1724,7 +1756,7 @@
                 <w:i w:val="0"/>
                 <w:sz w:val="24"/>
               </w:rPr>
-              <w:t>«21 день гармонии» и кнопка «Записаться»</w:t>
+              <w:t>«Разработка сайтов» и кнопка «Оставить заявку»</w:t>
             </w:r>
           </w:p>
         </w:tc>
@@ -1745,7 +1777,7 @@
                 <w:i w:val="0"/>
                 <w:sz w:val="24"/>
               </w:rPr>
-              <w:t>Максимальный кегль, единственный насыщенный цвет на странице</w:t>
+              <w:t>Максимальный кегль; единственный насыщенный цвет на тёмном фоне</w:t>
             </w:r>
           </w:p>
         </w:tc>
@@ -1792,7 +1824,7 @@
                 <w:i w:val="0"/>
                 <w:sz w:val="24"/>
               </w:rPr>
-              <w:t>Подзаголовок, даты, стоимость</w:t>
+              <w:t>Мокап проекта и описание услуги</w:t>
             </w:r>
           </w:p>
         </w:tc>
@@ -1813,7 +1845,7 @@
                 <w:i w:val="0"/>
                 <w:sz w:val="24"/>
               </w:rPr>
-              <w:t>Третий кегль, контрастная пара «подпись — значение»</w:t>
+              <w:t>Крупное светлое пятно с тенью; третий кегль</w:t>
             </w:r>
           </w:p>
         </w:tc>
@@ -1860,7 +1892,7 @@
                 <w:i w:val="0"/>
                 <w:sz w:val="24"/>
               </w:rPr>
-              <w:t>Меню, счётчик мест, подписи</w:t>
+              <w:t>Меню, пометка о загрузке, галочки гарантий</w:t>
             </w:r>
           </w:p>
         </w:tc>
@@ -1881,7 +1913,7 @@
                 <w:i w:val="0"/>
                 <w:sz w:val="24"/>
               </w:rPr>
-              <w:t>Четвёртый кегль, приглушённый цвет текста</w:t>
+              <w:t>Четвёртый кегль, приглушённая прозрачность текста</w:t>
             </w:r>
           </w:p>
         </w:tc>
@@ -1907,12 +1939,12 @@
           <w:i w:val="0"/>
           <w:sz w:val="28"/>
         </w:rPr>
-        <w:t>Дальше по странице иерархия повторяется в каждой секции: надзаголовок прописными (16 px, терракота), заголовок (40 px), тело (16 px). Повторение одной и той же схемы делает длинную страницу предсказуемой.</w:t>
+        <w:t>Порядок секций повторяет порядок сомнений клиента: что вы делаете, сколько это стоит, как долго и по каким шагам, кому уже делали, что будет при срыве сроков, и только потом форма. Просить контакты раньше, чем сняты возражения, значит получить меньше заявок. Внутри каждой секции иерархия повторяется: моноширинный надзаголовок, заголовок 36 px, содержание. Повторение схемы делает длинную страницу предсказуемой.</w:t>
       </w:r>
     </w:p>
     <w:p>
       <w:pPr>
-        <w:spacing w:line="360" w:lineRule="auto" w:after="80" w:before="240"/>
+        <w:spacing w:line="360" w:lineRule="auto" w:after="120" w:before="360"/>
         <w:ind w:firstLine="709"/>
         <w:jc w:val="left"/>
       </w:pPr>
@@ -1923,7 +1955,7 @@
           <w:i w:val="0"/>
           <w:sz w:val="28"/>
         </w:rPr>
-        <w:t>3.4. Баланс</w:t>
+        <w:t>6. Баланс</w:t>
       </w:r>
     </w:p>
     <w:p>
@@ -1939,7 +1971,7 @@
           <w:i w:val="0"/>
           <w:sz w:val="28"/>
         </w:rPr>
-        <w:t>Первый экран построен асимметрично: текстовый блок занимает 7 колонок, фотография — 5. Асимметрия здесь уместнее симметрии, потому что взгляд в кириллице идёт слева направо и первым должен встретить заголовок, а не изображение.</w:t>
+        <w:t>Первый экран асимметричен по весу при равном делении: текст занимает 6 колонок слева, мокап — 6 справа, но весят они по-разному. Слева плотная тёмная масса заголовка на небольшой площади, справа светлый прямоугольник большей площади с тенью. Равновесие держится на оптическом весе, а не на равенстве площадей; поля по 120 px с обеих сторон не дают композиции завалиться.</w:t>
       </w:r>
     </w:p>
     <w:p>
@@ -1955,12 +1987,12 @@
           <w:i w:val="0"/>
           <w:sz w:val="28"/>
         </w:rPr>
-        <w:t>Равновесие держится за счёт оптического веса: слева плотная тёмная масса текста на небольшой площади, справа светлое пятно большей площади. Поля слева и справа одинаковые (120 px), поэтому композиция не заваливается. Секции с карточками, наоборот, симметричны: четыре колонки по 3 модуля — ритм после насыщенного первого экрана.</w:t>
+        <w:t>Ниже страница переходит к симметрии: четыре карточки тарифов, пять сегментов процесса, четыре кейса в два ряда, четыре гарантии. Равные блоки в ряд читаются как «мы делаем это системно», что и требуется в деловом контексте. Выделенная тёмная карточка смещает вес ряда влево от центра, это компенсировано правым выравниванием подписи про вилку цен над рядом.</w:t>
       </w:r>
     </w:p>
     <w:p>
       <w:pPr>
-        <w:spacing w:line="360" w:lineRule="auto" w:after="80" w:before="240"/>
+        <w:spacing w:line="360" w:lineRule="auto" w:after="120" w:before="360"/>
         <w:ind w:firstLine="709"/>
         <w:jc w:val="left"/>
       </w:pPr>
@@ -1971,23 +2003,7 @@
           <w:i w:val="0"/>
           <w:sz w:val="28"/>
         </w:rPr>
-        <w:t>3.5. Контраст</w:t>
-      </w:r>
-    </w:p>
-    <w:p>
-      <w:pPr>
-        <w:spacing w:line="360" w:lineRule="auto" w:after="0" w:before="0"/>
-        <w:ind w:firstLine="709"/>
-        <w:jc w:val="both"/>
-      </w:pPr>
-      <w:r>
-        <w:rPr>
-          <w:rFonts w:ascii="Times New Roman" w:hAnsi="Times New Roman" w:cs="Times New Roman" w:eastAsia="Times New Roman"/>
-          <w:b w:val="0"/>
-          <w:i w:val="0"/>
-          <w:sz w:val="28"/>
-        </w:rPr>
-        <w:t>Контраст работает на одну задачу: сделать целевое действие самым заметным элементом. Терракотовая заливка не встречается больше нигде, кроме кнопок и надзаголовков, поэтому глаз находит кнопку мгновенно.</w:t>
+        <w:t>7. Контраст</w:t>
       </w:r>
     </w:p>
     <w:p>
@@ -2004,7 +2020,7 @@
           <w:i w:val="0"/>
           <w:sz w:val="24"/>
         </w:rPr>
-        <w:t>Таблица 4 - Палитра лендинга</w:t>
+        <w:t>Таблица 4 - Палитра и проверка контраста</w:t>
       </w:r>
     </w:p>
     <w:tbl>
@@ -2028,7 +2044,7 @@
         </w:trPr>
         <w:tc>
           <w:tcPr>
-            <w:tcW w:type="dxa" w:w="2041"/>
+            <w:tcW w:type="dxa" w:w="1928"/>
           </w:tcPr>
           <w:p>
             <w:pPr>
@@ -2049,7 +2065,7 @@
         </w:tc>
         <w:tc>
           <w:tcPr>
-            <w:tcW w:type="dxa" w:w="1247"/>
+            <w:tcW w:type="dxa" w:w="1928"/>
           </w:tcPr>
           <w:p>
             <w:pPr>
@@ -2070,7 +2086,7 @@
         </w:tc>
         <w:tc>
           <w:tcPr>
-            <w:tcW w:type="dxa" w:w="3118"/>
+            <w:tcW w:type="dxa" w:w="2835"/>
           </w:tcPr>
           <w:p>
             <w:pPr>
@@ -2091,7 +2107,7 @@
         </w:tc>
         <w:tc>
           <w:tcPr>
-            <w:tcW w:type="dxa" w:w="2381"/>
+            <w:tcW w:type="dxa" w:w="1984"/>
           </w:tcPr>
           <w:p>
             <w:pPr>
@@ -2106,7 +2122,7 @@
                 <w:i w:val="0"/>
                 <w:sz w:val="24"/>
               </w:rPr>
-              <w:t>Контраст с фоном</w:t>
+              <w:t>Контраст</w:t>
             </w:r>
           </w:p>
         </w:tc>
@@ -2117,7 +2133,7 @@
         </w:trPr>
         <w:tc>
           <w:tcPr>
-            <w:tcW w:type="dxa" w:w="2041"/>
+            <w:tcW w:type="dxa" w:w="1928"/>
           </w:tcPr>
           <w:p>
             <w:pPr>
@@ -2132,13 +2148,13 @@
                 <w:i w:val="0"/>
                 <w:sz w:val="24"/>
               </w:rPr>
-              <w:t>Песочный</w:t>
+              <w:t>Графит</w:t>
             </w:r>
           </w:p>
         </w:tc>
         <w:tc>
           <w:tcPr>
-            <w:tcW w:type="dxa" w:w="1247"/>
+            <w:tcW w:type="dxa" w:w="1928"/>
           </w:tcPr>
           <w:p>
             <w:pPr>
@@ -2153,13 +2169,13 @@
                 <w:i w:val="0"/>
                 <w:sz w:val="24"/>
               </w:rPr>
-              <w:t>#F5F0E8</w:t>
+              <w:t>#0D1117</w:t>
             </w:r>
           </w:p>
         </w:tc>
         <w:tc>
           <w:tcPr>
-            <w:tcW w:type="dxa" w:w="3118"/>
+            <w:tcW w:type="dxa" w:w="2835"/>
           </w:tcPr>
           <w:p>
             <w:pPr>
@@ -2174,13 +2190,102 @@
                 <w:i w:val="0"/>
                 <w:sz w:val="24"/>
               </w:rPr>
-              <w:t>Основной фон</w:t>
+              <w:t>Основной фон, текст на светлых секциях</w:t>
             </w:r>
           </w:p>
         </w:tc>
         <w:tc>
           <w:tcPr>
-            <w:tcW w:type="dxa" w:w="2381"/>
+            <w:tcW w:type="dxa" w:w="1984"/>
+          </w:tcPr>
+          <w:p>
+            <w:pPr>
+              <w:spacing w:line="240" w:lineRule="auto" w:after="0"/>
+              <w:ind w:firstLine="0"/>
+              <w:jc w:val="left"/>
+            </w:pPr>
+            <w:r>
+              <w:rPr>
+                <w:rFonts w:ascii="Times New Roman" w:hAnsi="Times New Roman" w:cs="Times New Roman" w:eastAsia="Times New Roman"/>
+                <w:b w:val="0"/>
+                <w:i w:val="0"/>
+                <w:sz w:val="24"/>
+              </w:rPr>
+              <w:t>16,9 : 1 на кремовом</w:t>
+            </w:r>
+          </w:p>
+        </w:tc>
+      </w:tr>
+      <w:tr>
+        <w:trPr>
+          <w:cantSplit/>
+        </w:trPr>
+        <w:tc>
+          <w:tcPr>
+            <w:tcW w:type="dxa" w:w="1928"/>
+          </w:tcPr>
+          <w:p>
+            <w:pPr>
+              <w:spacing w:line="240" w:lineRule="auto" w:after="0"/>
+              <w:ind w:firstLine="0"/>
+              <w:jc w:val="left"/>
+            </w:pPr>
+            <w:r>
+              <w:rPr>
+                <w:rFonts w:ascii="Times New Roman" w:hAnsi="Times New Roman" w:cs="Times New Roman" w:eastAsia="Times New Roman"/>
+                <w:b w:val="0"/>
+                <w:i w:val="0"/>
+                <w:sz w:val="24"/>
+              </w:rPr>
+              <w:t>Тёмная поверхность</w:t>
+            </w:r>
+          </w:p>
+        </w:tc>
+        <w:tc>
+          <w:tcPr>
+            <w:tcW w:type="dxa" w:w="1928"/>
+          </w:tcPr>
+          <w:p>
+            <w:pPr>
+              <w:spacing w:line="240" w:lineRule="auto" w:after="0"/>
+              <w:ind w:firstLine="0"/>
+              <w:jc w:val="left"/>
+            </w:pPr>
+            <w:r>
+              <w:rPr>
+                <w:rFonts w:ascii="Times New Roman" w:hAnsi="Times New Roman" w:cs="Times New Roman" w:eastAsia="Times New Roman"/>
+                <w:b w:val="0"/>
+                <w:i w:val="0"/>
+                <w:sz w:val="24"/>
+              </w:rPr>
+              <w:t>#161B23</w:t>
+            </w:r>
+          </w:p>
+        </w:tc>
+        <w:tc>
+          <w:tcPr>
+            <w:tcW w:type="dxa" w:w="2835"/>
+          </w:tcPr>
+          <w:p>
+            <w:pPr>
+              <w:spacing w:line="240" w:lineRule="auto" w:after="0"/>
+              <w:ind w:firstLine="0"/>
+              <w:jc w:val="left"/>
+            </w:pPr>
+            <w:r>
+              <w:rPr>
+                <w:rFonts w:ascii="Times New Roman" w:hAnsi="Times New Roman" w:cs="Times New Roman" w:eastAsia="Times New Roman"/>
+                <w:b w:val="0"/>
+                <w:i w:val="0"/>
+                <w:sz w:val="24"/>
+              </w:rPr>
+              <w:t>Блок формы, карточки гарантий</w:t>
+            </w:r>
+          </w:p>
+        </w:tc>
+        <w:tc>
+          <w:tcPr>
+            <w:tcW w:type="dxa" w:w="1984"/>
           </w:tcPr>
           <w:p>
             <w:pPr>
@@ -2206,7 +2311,7 @@
         </w:trPr>
         <w:tc>
           <w:tcPr>
-            <w:tcW w:type="dxa" w:w="2041"/>
+            <w:tcW w:type="dxa" w:w="1928"/>
           </w:tcPr>
           <w:p>
             <w:pPr>
@@ -2221,13 +2326,13 @@
                 <w:i w:val="0"/>
                 <w:sz w:val="24"/>
               </w:rPr>
-              <w:t>Тёплый бежевый</w:t>
+              <w:t>Кремовый</w:t>
             </w:r>
           </w:p>
         </w:tc>
         <w:tc>
           <w:tcPr>
-            <w:tcW w:type="dxa" w:w="1247"/>
+            <w:tcW w:type="dxa" w:w="1928"/>
           </w:tcPr>
           <w:p>
             <w:pPr>
@@ -2242,13 +2347,13 @@
                 <w:i w:val="0"/>
                 <w:sz w:val="24"/>
               </w:rPr>
-              <w:t>#EFE8DC</w:t>
+              <w:t>#F4F1EC</w:t>
             </w:r>
           </w:p>
         </w:tc>
         <w:tc>
           <w:tcPr>
-            <w:tcW w:type="dxa" w:w="3118"/>
+            <w:tcW w:type="dxa" w:w="2835"/>
           </w:tcPr>
           <w:p>
             <w:pPr>
@@ -2263,13 +2368,13 @@
                 <w:i w:val="0"/>
                 <w:sz w:val="24"/>
               </w:rPr>
-              <w:t>Фон секций через одну</w:t>
+              <w:t>Фон светлых секций, текст на тёмном</w:t>
             </w:r>
           </w:p>
         </w:tc>
         <w:tc>
           <w:tcPr>
-            <w:tcW w:type="dxa" w:w="2381"/>
+            <w:tcW w:type="dxa" w:w="1984"/>
           </w:tcPr>
           <w:p>
             <w:pPr>
@@ -2284,7 +2389,7 @@
                 <w:i w:val="0"/>
                 <w:sz w:val="24"/>
               </w:rPr>
-              <w:t>—</w:t>
+              <w:t>16,8 : 1 на графите</w:t>
             </w:r>
           </w:p>
         </w:tc>
@@ -2295,7 +2400,7 @@
         </w:trPr>
         <w:tc>
           <w:tcPr>
-            <w:tcW w:type="dxa" w:w="2041"/>
+            <w:tcW w:type="dxa" w:w="1928"/>
           </w:tcPr>
           <w:p>
             <w:pPr>
@@ -2310,13 +2415,13 @@
                 <w:i w:val="0"/>
                 <w:sz w:val="24"/>
               </w:rPr>
-              <w:t>Хвойный</w:t>
+              <w:t>Лайм</w:t>
             </w:r>
           </w:p>
         </w:tc>
         <w:tc>
           <w:tcPr>
-            <w:tcW w:type="dxa" w:w="1247"/>
+            <w:tcW w:type="dxa" w:w="1928"/>
           </w:tcPr>
           <w:p>
             <w:pPr>
@@ -2331,13 +2436,13 @@
                 <w:i w:val="0"/>
                 <w:sz w:val="24"/>
               </w:rPr>
-              <w:t>#22342C</w:t>
+              <w:t>#CDFF4F</w:t>
             </w:r>
           </w:p>
         </w:tc>
         <w:tc>
           <w:tcPr>
-            <w:tcW w:type="dxa" w:w="3118"/>
+            <w:tcW w:type="dxa" w:w="2835"/>
           </w:tcPr>
           <w:p>
             <w:pPr>
@@ -2352,13 +2457,13 @@
                 <w:i w:val="0"/>
                 <w:sz w:val="24"/>
               </w:rPr>
-              <w:t>Текст и фон финального блока</w:t>
+              <w:t>Кнопки, сроки, активный сегмент шкалы</w:t>
             </w:r>
           </w:p>
         </w:tc>
         <w:tc>
           <w:tcPr>
-            <w:tcW w:type="dxa" w:w="2381"/>
+            <w:tcW w:type="dxa" w:w="1984"/>
           </w:tcPr>
           <w:p>
             <w:pPr>
@@ -2373,7 +2478,7 @@
                 <w:i w:val="0"/>
                 <w:sz w:val="24"/>
               </w:rPr>
-              <w:t>около 11,7 : 1</w:t>
+              <w:t>16,3 : 1 на графите</w:t>
             </w:r>
           </w:p>
         </w:tc>
@@ -2384,7 +2489,7 @@
         </w:trPr>
         <w:tc>
           <w:tcPr>
-            <w:tcW w:type="dxa" w:w="2041"/>
+            <w:tcW w:type="dxa" w:w="1928"/>
           </w:tcPr>
           <w:p>
             <w:pPr>
@@ -2399,13 +2504,13 @@
                 <w:i w:val="0"/>
                 <w:sz w:val="24"/>
               </w:rPr>
-              <w:t>Приглушённый зелёный</w:t>
+              <w:t>Серо-синий</w:t>
             </w:r>
           </w:p>
         </w:tc>
         <w:tc>
           <w:tcPr>
-            <w:tcW w:type="dxa" w:w="1247"/>
+            <w:tcW w:type="dxa" w:w="1928"/>
           </w:tcPr>
           <w:p>
             <w:pPr>
@@ -2420,13 +2525,13 @@
                 <w:i w:val="0"/>
                 <w:sz w:val="24"/>
               </w:rPr>
-              <w:t>#5A6B61</w:t>
+              <w:t>#55606E</w:t>
             </w:r>
           </w:p>
         </w:tc>
         <w:tc>
           <w:tcPr>
-            <w:tcW w:type="dxa" w:w="3118"/>
+            <w:tcW w:type="dxa" w:w="2835"/>
           </w:tcPr>
           <w:p>
             <w:pPr>
@@ -2441,13 +2546,13 @@
                 <w:i w:val="0"/>
                 <w:sz w:val="24"/>
               </w:rPr>
-              <w:t>Второстепенный текст</w:t>
+              <w:t>Второстепенный текст на светлом</w:t>
             </w:r>
           </w:p>
         </w:tc>
         <w:tc>
           <w:tcPr>
-            <w:tcW w:type="dxa" w:w="2381"/>
+            <w:tcW w:type="dxa" w:w="1984"/>
           </w:tcPr>
           <w:p>
             <w:pPr>
@@ -2462,7 +2567,7 @@
                 <w:i w:val="0"/>
                 <w:sz w:val="24"/>
               </w:rPr>
-              <w:t>около 5,2 : 1</w:t>
+              <w:t>5,7 : 1 на кремовом</w:t>
             </w:r>
           </w:p>
         </w:tc>
@@ -2473,7 +2578,7 @@
         </w:trPr>
         <w:tc>
           <w:tcPr>
-            <w:tcW w:type="dxa" w:w="2041"/>
+            <w:tcW w:type="dxa" w:w="1928"/>
           </w:tcPr>
           <w:p>
             <w:pPr>
@@ -2488,13 +2593,13 @@
                 <w:i w:val="0"/>
                 <w:sz w:val="24"/>
               </w:rPr>
-              <w:t>Терракота</w:t>
+              <w:t>Кремовый 62%</w:t>
             </w:r>
           </w:p>
         </w:tc>
         <w:tc>
           <w:tcPr>
-            <w:tcW w:type="dxa" w:w="1247"/>
+            <w:tcW w:type="dxa" w:w="1928"/>
           </w:tcPr>
           <w:p>
             <w:pPr>
@@ -2509,13 +2614,13 @@
                 <w:i w:val="0"/>
                 <w:sz w:val="24"/>
               </w:rPr>
-              <w:t>#B5502C</w:t>
+              <w:t>rgba(244,241,236,.62)</w:t>
             </w:r>
           </w:p>
         </w:tc>
         <w:tc>
           <w:tcPr>
-            <w:tcW w:type="dxa" w:w="3118"/>
+            <w:tcW w:type="dxa" w:w="2835"/>
           </w:tcPr>
           <w:p>
             <w:pPr>
@@ -2530,13 +2635,13 @@
                 <w:i w:val="0"/>
                 <w:sz w:val="24"/>
               </w:rPr>
-              <w:t>Заливка кнопок, белый текст</w:t>
+              <w:t>Второстепенный текст на тёмном</w:t>
             </w:r>
           </w:p>
         </w:tc>
         <w:tc>
           <w:tcPr>
-            <w:tcW w:type="dxa" w:w="2381"/>
+            <w:tcW w:type="dxa" w:w="1984"/>
           </w:tcPr>
           <w:p>
             <w:pPr>
@@ -2551,96 +2656,7 @@
                 <w:i w:val="0"/>
                 <w:sz w:val="24"/>
               </w:rPr>
-              <w:t>около 5,1 : 1</w:t>
-            </w:r>
-          </w:p>
-        </w:tc>
-      </w:tr>
-      <w:tr>
-        <w:trPr>
-          <w:cantSplit/>
-        </w:trPr>
-        <w:tc>
-          <w:tcPr>
-            <w:tcW w:type="dxa" w:w="2041"/>
-          </w:tcPr>
-          <w:p>
-            <w:pPr>
-              <w:spacing w:line="240" w:lineRule="auto" w:after="0"/>
-              <w:ind w:firstLine="0"/>
-              <w:jc w:val="left"/>
-            </w:pPr>
-            <w:r>
-              <w:rPr>
-                <w:rFonts w:ascii="Times New Roman" w:hAnsi="Times New Roman" w:cs="Times New Roman" w:eastAsia="Times New Roman"/>
-                <w:b w:val="0"/>
-                <w:i w:val="0"/>
-                <w:sz w:val="24"/>
-              </w:rPr>
-              <w:t>Тёплый персиковый</w:t>
-            </w:r>
-          </w:p>
-        </w:tc>
-        <w:tc>
-          <w:tcPr>
-            <w:tcW w:type="dxa" w:w="1247"/>
-          </w:tcPr>
-          <w:p>
-            <w:pPr>
-              <w:spacing w:line="240" w:lineRule="auto" w:after="0"/>
-              <w:ind w:firstLine="0"/>
-              <w:jc w:val="left"/>
-            </w:pPr>
-            <w:r>
-              <w:rPr>
-                <w:rFonts w:ascii="Times New Roman" w:hAnsi="Times New Roman" w:cs="Times New Roman" w:eastAsia="Times New Roman"/>
-                <w:b w:val="0"/>
-                <w:i w:val="0"/>
-                <w:sz w:val="24"/>
-              </w:rPr>
-              <w:t>#E08A5F</w:t>
-            </w:r>
-          </w:p>
-        </w:tc>
-        <w:tc>
-          <w:tcPr>
-            <w:tcW w:type="dxa" w:w="3118"/>
-          </w:tcPr>
-          <w:p>
-            <w:pPr>
-              <w:spacing w:line="240" w:lineRule="auto" w:after="0"/>
-              <w:ind w:firstLine="0"/>
-              <w:jc w:val="left"/>
-            </w:pPr>
-            <w:r>
-              <w:rPr>
-                <w:rFonts w:ascii="Times New Roman" w:hAnsi="Times New Roman" w:cs="Times New Roman" w:eastAsia="Times New Roman"/>
-                <w:b w:val="0"/>
-                <w:i w:val="0"/>
-                <w:sz w:val="24"/>
-              </w:rPr>
-              <w:t>Кнопка на тёмном блоке</w:t>
-            </w:r>
-          </w:p>
-        </w:tc>
-        <w:tc>
-          <w:tcPr>
-            <w:tcW w:type="dxa" w:w="2381"/>
-          </w:tcPr>
-          <w:p>
-            <w:pPr>
-              <w:spacing w:line="240" w:lineRule="auto" w:after="0"/>
-              <w:ind w:firstLine="0"/>
-              <w:jc w:val="left"/>
-            </w:pPr>
-            <w:r>
-              <w:rPr>
-                <w:rFonts w:ascii="Times New Roman" w:hAnsi="Times New Roman" w:cs="Times New Roman" w:eastAsia="Times New Roman"/>
-                <w:b w:val="0"/>
-                <w:i w:val="0"/>
-                <w:sz w:val="24"/>
-              </w:rPr>
-              <w:t>около 5,0 : 1</w:t>
+              <w:t>6,9 : 1 на графите</w:t>
             </w:r>
           </w:p>
         </w:tc>
@@ -2666,12 +2682,28 @@
           <w:i w:val="0"/>
           <w:sz w:val="28"/>
         </w:rPr>
-        <w:t>Второй пик контраста — финальный блок оплаты: инверсия светлой страницы в тёмно-зелёный прямоугольник. Инверсия тона даёт сильный акцент, не добавляя в палитру новый цвет. На тёмном фоне кнопка меняется на светлый персиковый с тёмным текстом: сохранить там основную терракоту значило бы потерять её на фоне.</w:t>
+        <w:t>Лайм не заливает никаких площадей, кроме кнопок и одного сегмента шкалы, поэтому глаз находит целевое действие мгновенно. Второй уровень контраста работает на композицию: чередование тёмных и кремовых полос делит страницу на смысловые главы, и длинная страница не утомляет.</w:t>
       </w:r>
     </w:p>
     <w:p>
       <w:pPr>
-        <w:spacing w:line="360" w:lineRule="auto" w:after="80" w:before="240"/>
+        <w:spacing w:line="360" w:lineRule="auto" w:after="0" w:before="0"/>
+        <w:ind w:firstLine="709"/>
+        <w:jc w:val="both"/>
+      </w:pPr>
+      <w:r>
+        <w:rPr>
+          <w:rFonts w:ascii="Times New Roman" w:hAnsi="Times New Roman" w:cs="Times New Roman" w:eastAsia="Times New Roman"/>
+          <w:b w:val="0"/>
+          <w:i w:val="0"/>
+          <w:sz w:val="28"/>
+        </w:rPr>
+        <w:t>На светлых секциях главная кнопка меняет вид: там лайм почти сливался бы с кремовым фоном, поэтому «Рассчитать» у обычных тарифов сделана контурной, а у выделенного тарифа внутри тёмной карточки остаётся лаймовой. Акцент закреплён за действием, но его яркость проверяется в контексте конкретного фона, а не назначается один раз на всю страницу.</w:t>
+      </w:r>
+    </w:p>
+    <w:p>
+      <w:pPr>
+        <w:spacing w:line="360" w:lineRule="auto" w:after="120" w:before="360"/>
         <w:ind w:firstLine="709"/>
         <w:jc w:val="left"/>
       </w:pPr>
@@ -2682,7 +2714,7 @@
           <w:i w:val="0"/>
           <w:sz w:val="28"/>
         </w:rPr>
-        <w:t>3.6. Гештальт-принципы</w:t>
+        <w:t>8. Гештальт-принципы</w:t>
       </w:r>
     </w:p>
     <w:p>
@@ -2698,7 +2730,7 @@
           <w:i w:val="0"/>
           <w:sz w:val="28"/>
         </w:rPr>
-        <w:t>— Близость. Четыре преимущества стоят как четыре столбца: внутри столбца иконка, заголовок и текст разделены 16 px, между столбцами — 24 px, до соседней секции — 88 px. Группы читаются без рамок и линий.</w:t>
+        <w:t>— Близость. Внутри карточки тарифа расстояния 8–20 px, между карточками 24 px, до соседней секции 88 px. Группы читаются до чтения текста.</w:t>
       </w:r>
     </w:p>
     <w:p>
@@ -2714,7 +2746,7 @@
           <w:i w:val="0"/>
           <w:sz w:val="28"/>
         </w:rPr>
-        <w:t>— Сходство. Семь строк расписания оформлены одинаково: номер дня, название, длительность, тип занятия. Одинаковая форма заставляет воспринимать их как один список, а не семь отдельных сообщений.</w:t>
+        <w:t>— Сходство. Четыре карточки тарифов имеют одинаковую внутреннюю структуру: схема, название, описание, линия, цена, срок, состав, кнопка. Отличается только заливка выделенной карточки, поэтому сравнивать их легко. То же в кейсах: мокап, отрасль, название, число результата.</w:t>
       </w:r>
     </w:p>
     <w:p>
@@ -2730,7 +2762,7 @@
           <w:i w:val="0"/>
           <w:sz w:val="28"/>
         </w:rPr>
-        <w:t>— Общая область. Отзывы помещены в белые карточки со скруглением 24 px, финальный призыв — в тёмную полосу во всю ширину. Заливка объединяет содержимое даже там, где элементы разнородны.</w:t>
+        <w:t>— Общая судьба. Пять этапов стоят на одной горизонтальной линии и читаются как единый маршрут, а не как пять отдельных сообщений.</w:t>
       </w:r>
     </w:p>
     <w:p>
@@ -2746,7 +2778,7 @@
           <w:i w:val="0"/>
           <w:sz w:val="28"/>
         </w:rPr>
-        <w:t>— Продолжение. Левые края заголовков, текста и кнопок стоят на одной вертикали (120 px от края). Взгляд идёт по этой линии сверху вниз и не сбивается на длинной странице.</w:t>
+        <w:t>— Общая область. Форма заявки и карточка менеджера лежат в одной тёмной секции: контакты не растворяются на странице и не отрываются от формы.</w:t>
       </w:r>
     </w:p>
     <w:p>
@@ -2762,7 +2794,7 @@
           <w:i w:val="0"/>
           <w:sz w:val="28"/>
         </w:rPr>
-        <w:t>— Замыкание. Фотографии заменены рамками со скруглением и подписью размера: контур читается как готовое изображение, композиция оценивается без реальных снимков.</w:t>
+        <w:t>— Замыкание. Рамка браузера с тремя точками достраивается воображением до окна с сайтом, хотя внутри лежат обычные прямоугольники. Тот же принцип в схемах тарифов: четыре блока читаются как структура страницы.</w:t>
       </w:r>
     </w:p>
     <w:p>
@@ -2780,7 +2812,7 @@
       <w:r>
         <w:drawing>
           <wp:inline xmlns:a="http://schemas.openxmlformats.org/drawingml/2006/main" xmlns:pic="http://schemas.openxmlformats.org/drawingml/2006/picture">
-            <wp:extent cx="5760000" cy="7744000"/>
+            <wp:extent cx="5400000" cy="7380000"/>
             <wp:docPr id="1" name="Picture 1"/>
             <wp:cNvGraphicFramePr>
               <a:graphicFrameLocks noChangeAspect="1"/>
@@ -2801,7 +2833,7 @@
                   <pic:spPr>
                     <a:xfrm>
                       <a:off x="0" y="0"/>
-                      <a:ext cx="5760000" cy="7744000"/>
+                      <a:ext cx="5400000" cy="7380000"/>
                     </a:xfrm>
                     <a:prstGeom prst="rect"/>
                   </pic:spPr>
@@ -2825,7 +2857,7 @@
           <w:i w:val="0"/>
           <w:sz w:val="24"/>
         </w:rPr>
-        <w:t>Рисунок 1 - Лендинг «21 день гармонии», верхняя часть макета</w:t>
+        <w:t>Рисунок 1 - Первый экран, метрики и спецификация тарифов</w:t>
       </w:r>
     </w:p>
     <w:p>
@@ -2843,7 +2875,7 @@
       <w:r>
         <w:drawing>
           <wp:inline xmlns:a="http://schemas.openxmlformats.org/drawingml/2006/main" xmlns:pic="http://schemas.openxmlformats.org/drawingml/2006/picture">
-            <wp:extent cx="5760000" cy="8080000"/>
+            <wp:extent cx="5400000" cy="5925000"/>
             <wp:docPr id="2" name="Picture 2"/>
             <wp:cNvGraphicFramePr>
               <a:graphicFrameLocks noChangeAspect="1"/>
@@ -2864,7 +2896,7 @@
                   <pic:spPr>
                     <a:xfrm>
                       <a:off x="0" y="0"/>
-                      <a:ext cx="5760000" cy="8080000"/>
+                      <a:ext cx="5400000" cy="5925000"/>
                     </a:xfrm>
                     <a:prstGeom prst="rect"/>
                   </pic:spPr>
@@ -2888,7 +2920,70 @@
           <w:i w:val="0"/>
           <w:sz w:val="24"/>
         </w:rPr>
-        <w:t>Рисунок 2 - Лендинг «21 день гармонии», нижняя часть макета</w:t>
+        <w:t>Рисунок 2 - Шкала процесса и работы агентства</w:t>
+      </w:r>
+    </w:p>
+    <w:p>
+      <w:r>
+        <w:br w:type="page"/>
+      </w:r>
+    </w:p>
+    <w:p>
+      <w:pPr>
+        <w:keepNext/>
+        <w:spacing w:line="240" w:lineRule="auto" w:before="120" w:after="80"/>
+        <w:ind w:firstLine="0"/>
+        <w:jc w:val="center"/>
+      </w:pPr>
+      <w:r>
+        <w:drawing>
+          <wp:inline xmlns:a="http://schemas.openxmlformats.org/drawingml/2006/main" xmlns:pic="http://schemas.openxmlformats.org/drawingml/2006/picture">
+            <wp:extent cx="5400000" cy="5475000"/>
+            <wp:docPr id="3" name="Picture 3"/>
+            <wp:cNvGraphicFramePr>
+              <a:graphicFrameLocks noChangeAspect="1"/>
+            </wp:cNvGraphicFramePr>
+            <a:graphic>
+              <a:graphicData uri="http://schemas.openxmlformats.org/drawingml/2006/picture">
+                <pic:pic>
+                  <pic:nvPicPr>
+                    <pic:cNvPr id="0" name="fig3.png"/>
+                    <pic:cNvPicPr/>
+                  </pic:nvPicPr>
+                  <pic:blipFill>
+                    <a:blip r:embed="rId11"/>
+                    <a:stretch>
+                      <a:fillRect/>
+                    </a:stretch>
+                  </pic:blipFill>
+                  <pic:spPr>
+                    <a:xfrm>
+                      <a:off x="0" y="0"/>
+                      <a:ext cx="5400000" cy="5475000"/>
+                    </a:xfrm>
+                    <a:prstGeom prst="rect"/>
+                  </pic:spPr>
+                </pic:pic>
+              </a:graphicData>
+            </a:graphic>
+          </wp:inline>
+        </w:drawing>
+      </w:r>
+    </w:p>
+    <w:p>
+      <w:pPr>
+        <w:spacing w:line="240" w:lineRule="auto" w:after="120" w:before="0"/>
+        <w:ind w:firstLine="0"/>
+        <w:jc w:val="center"/>
+      </w:pPr>
+      <w:r>
+        <w:rPr>
+          <w:rFonts w:ascii="Times New Roman" w:hAnsi="Times New Roman" w:cs="Times New Roman" w:eastAsia="Times New Roman"/>
+          <w:b w:val="0"/>
+          <w:i w:val="0"/>
+          <w:sz w:val="24"/>
+        </w:rPr>
+        <w:t>Рисунок 3 - Гарантии, форма заявки и контакты менеджера</w:t>
       </w:r>
     </w:p>
     <w:p>
@@ -2909,23 +3004,7 @@
           <w:i w:val="0"/>
           <w:sz w:val="28"/>
         </w:rPr>
-        <w:t>4. Работа 2. Страница услуги «Разработка сайтов»</w:t>
-      </w:r>
-    </w:p>
-    <w:p>
-      <w:pPr>
-        <w:spacing w:line="360" w:lineRule="auto" w:after="80" w:before="240"/>
-        <w:ind w:firstLine="709"/>
-        <w:jc w:val="left"/>
-      </w:pPr>
-      <w:r>
-        <w:rPr>
-          <w:rFonts w:ascii="Times New Roman" w:hAnsi="Times New Roman" w:cs="Times New Roman" w:eastAsia="Times New Roman"/>
-          <w:b/>
-          <w:i w:val="0"/>
-          <w:sz w:val="28"/>
-        </w:rPr>
-        <w:t>4.1. Аудитория и главное действие</w:t>
+        <w:t>9. Шкала процесса как информационная графика</w:t>
       </w:r>
     </w:p>
     <w:p>
@@ -2941,7 +3020,7 @@
           <w:i w:val="0"/>
           <w:sz w:val="28"/>
         </w:rPr>
-        <w:t>Владелец бизнеса приходит с другим набором вопросов: сколько стоит, за какой срок, кто уже делал похожее и что будет, если сорвут сроки. Поэтому тон противоположный лендингу йоги: белый фон, графитовый текст, плотный гротеск, синий как единственный акцент. Страница выглядит как коммерческое предложение, а не как реклама.</w:t>
+        <w:t>Пять этапов работы обычно рисуют пятью одинаковыми колонками с крупными цифрами 01–05. Такая подача декоративна: цифры не сообщают ничего, кроме порядка, который и так задан чтением слева направо.</w:t>
       </w:r>
     </w:p>
     <w:p>
@@ -2957,23 +3036,7 @@
           <w:i w:val="0"/>
           <w:sz w:val="28"/>
         </w:rPr>
-        <w:t>Главное действие — оставить заявку. Оно повторяется в шапке, в первом экране, в каждой карточке тарифа и в финальной форме.</w:t>
-      </w:r>
-    </w:p>
-    <w:p>
-      <w:pPr>
-        <w:spacing w:line="360" w:lineRule="auto" w:after="80" w:before="240"/>
-        <w:ind w:firstLine="709"/>
-        <w:jc w:val="left"/>
-      </w:pPr>
-      <w:r>
-        <w:rPr>
-          <w:rFonts w:ascii="Times New Roman" w:hAnsi="Times New Roman" w:cs="Times New Roman" w:eastAsia="Times New Roman"/>
-          <w:b/>
-          <w:i w:val="0"/>
-          <w:sz w:val="28"/>
-        </w:rPr>
-        <w:t>4.2. Масштаб</w:t>
+        <w:t>В макете ширина полосы равна доле этапа в общем сроке. Разработка занимает 10 дней из 27 и получает 437 px из 1200, запуск занимает 2 дня и получает 88 px. Клиент видит, где лежит основная работа, ещё до чтения подписей, а сумма полос подтверждает заявленные 27 дней. Активный сегмент залит лаймом, остальные полупрозрачным белым: акцентный цвет работает и на действие, и на главный этап.</w:t>
       </w:r>
     </w:p>
     <w:p>
@@ -2990,7 +3053,7 @@
           <w:i w:val="0"/>
           <w:sz w:val="24"/>
         </w:rPr>
-        <w:t>Таблица 5 - Типографическая шкала страницы услуги</w:t>
+        <w:t>Таблица 5 - Расчёт ширины сегментов</w:t>
       </w:r>
     </w:p>
     <w:tbl>
@@ -3014,7 +3077,7 @@
         </w:trPr>
         <w:tc>
           <w:tcPr>
-            <w:tcW w:type="dxa" w:w="1020"/>
+            <w:tcW w:type="dxa" w:w="2268"/>
           </w:tcPr>
           <w:p>
             <w:pPr>
@@ -3029,7 +3092,7 @@
                 <w:i w:val="0"/>
                 <w:sz w:val="24"/>
               </w:rPr>
-              <w:t>Уровень</w:t>
+              <w:t>Этап</w:t>
             </w:r>
           </w:p>
         </w:tc>
@@ -3050,13 +3113,13 @@
                 <w:i w:val="0"/>
                 <w:sz w:val="24"/>
               </w:rPr>
-              <w:t>Кегль</w:t>
+              <w:t>Дней</w:t>
             </w:r>
           </w:p>
         </w:tc>
         <w:tc>
           <w:tcPr>
-            <w:tcW w:type="dxa" w:w="2381"/>
+            <w:tcW w:type="dxa" w:w="1247"/>
           </w:tcPr>
           <w:p>
             <w:pPr>
@@ -3071,13 +3134,13 @@
                 <w:i w:val="0"/>
                 <w:sz w:val="24"/>
               </w:rPr>
-              <w:t>Гарнитура</w:t>
+              <w:t>Доля</w:t>
             </w:r>
           </w:p>
         </w:tc>
         <w:tc>
           <w:tcPr>
-            <w:tcW w:type="dxa" w:w="4252"/>
+            <w:tcW w:type="dxa" w:w="4139"/>
           </w:tcPr>
           <w:p>
             <w:pPr>
@@ -3092,7 +3155,7 @@
                 <w:i w:val="0"/>
                 <w:sz w:val="24"/>
               </w:rPr>
-              <w:t>Где применён</w:t>
+              <w:t>Ширина полосы</w:t>
             </w:r>
           </w:p>
         </w:tc>
@@ -3103,7 +3166,7 @@
         </w:trPr>
         <w:tc>
           <w:tcPr>
-            <w:tcW w:type="dxa" w:w="1020"/>
+            <w:tcW w:type="dxa" w:w="2268"/>
           </w:tcPr>
           <w:p>
             <w:pPr>
@@ -3118,7 +3181,7 @@
                 <w:i w:val="0"/>
                 <w:sz w:val="24"/>
               </w:rPr>
-              <w:t>1</w:t>
+              <w:t>01 Бриф</w:t>
             </w:r>
           </w:p>
         </w:tc>
@@ -3139,13 +3202,13 @@
                 <w:i w:val="0"/>
                 <w:sz w:val="24"/>
               </w:rPr>
-              <w:t>72 px</w:t>
+              <w:t>3</w:t>
             </w:r>
           </w:p>
         </w:tc>
         <w:tc>
           <w:tcPr>
-            <w:tcW w:type="dxa" w:w="2381"/>
+            <w:tcW w:type="dxa" w:w="1247"/>
           </w:tcPr>
           <w:p>
             <w:pPr>
@@ -3160,13 +3223,13 @@
                 <w:i w:val="0"/>
                 <w:sz w:val="24"/>
               </w:rPr>
-              <w:t>Unbounded 600</w:t>
+              <w:t>11%</w:t>
             </w:r>
           </w:p>
         </w:tc>
         <w:tc>
           <w:tcPr>
-            <w:tcW w:type="dxa" w:w="4252"/>
+            <w:tcW w:type="dxa" w:w="4139"/>
           </w:tcPr>
           <w:p>
             <w:pPr>
@@ -3181,7 +3244,7 @@
                 <w:i w:val="0"/>
                 <w:sz w:val="24"/>
               </w:rPr>
-              <w:t>Название услуги</w:t>
+              <w:t>131 px</w:t>
             </w:r>
           </w:p>
         </w:tc>
@@ -3192,7 +3255,295 @@
         </w:trPr>
         <w:tc>
           <w:tcPr>
-            <w:tcW w:type="dxa" w:w="1020"/>
+            <w:tcW w:type="dxa" w:w="2268"/>
+          </w:tcPr>
+          <w:p>
+            <w:pPr>
+              <w:spacing w:line="240" w:lineRule="auto" w:after="0"/>
+              <w:ind w:firstLine="0"/>
+              <w:jc w:val="left"/>
+            </w:pPr>
+            <w:r>
+              <w:rPr>
+                <w:rFonts w:ascii="Times New Roman" w:hAnsi="Times New Roman" w:cs="Times New Roman" w:eastAsia="Times New Roman"/>
+                <w:b w:val="0"/>
+                <w:i w:val="0"/>
+                <w:sz w:val="24"/>
+              </w:rPr>
+              <w:t>02 Прототип</w:t>
+            </w:r>
+          </w:p>
+        </w:tc>
+        <w:tc>
+          <w:tcPr>
+            <w:tcW w:type="dxa" w:w="1134"/>
+          </w:tcPr>
+          <w:p>
+            <w:pPr>
+              <w:spacing w:line="240" w:lineRule="auto" w:after="0"/>
+              <w:ind w:firstLine="0"/>
+              <w:jc w:val="left"/>
+            </w:pPr>
+            <w:r>
+              <w:rPr>
+                <w:rFonts w:ascii="Times New Roman" w:hAnsi="Times New Roman" w:cs="Times New Roman" w:eastAsia="Times New Roman"/>
+                <w:b w:val="0"/>
+                <w:i w:val="0"/>
+                <w:sz w:val="24"/>
+              </w:rPr>
+              <w:t>5</w:t>
+            </w:r>
+          </w:p>
+        </w:tc>
+        <w:tc>
+          <w:tcPr>
+            <w:tcW w:type="dxa" w:w="1247"/>
+          </w:tcPr>
+          <w:p>
+            <w:pPr>
+              <w:spacing w:line="240" w:lineRule="auto" w:after="0"/>
+              <w:ind w:firstLine="0"/>
+              <w:jc w:val="left"/>
+            </w:pPr>
+            <w:r>
+              <w:rPr>
+                <w:rFonts w:ascii="Times New Roman" w:hAnsi="Times New Roman" w:cs="Times New Roman" w:eastAsia="Times New Roman"/>
+                <w:b w:val="0"/>
+                <w:i w:val="0"/>
+                <w:sz w:val="24"/>
+              </w:rPr>
+              <w:t>19%</w:t>
+            </w:r>
+          </w:p>
+        </w:tc>
+        <w:tc>
+          <w:tcPr>
+            <w:tcW w:type="dxa" w:w="4139"/>
+          </w:tcPr>
+          <w:p>
+            <w:pPr>
+              <w:spacing w:line="240" w:lineRule="auto" w:after="0"/>
+              <w:ind w:firstLine="0"/>
+              <w:jc w:val="left"/>
+            </w:pPr>
+            <w:r>
+              <w:rPr>
+                <w:rFonts w:ascii="Times New Roman" w:hAnsi="Times New Roman" w:cs="Times New Roman" w:eastAsia="Times New Roman"/>
+                <w:b w:val="0"/>
+                <w:i w:val="0"/>
+                <w:sz w:val="24"/>
+              </w:rPr>
+              <w:t>218 px</w:t>
+            </w:r>
+          </w:p>
+        </w:tc>
+      </w:tr>
+      <w:tr>
+        <w:trPr>
+          <w:cantSplit/>
+        </w:trPr>
+        <w:tc>
+          <w:tcPr>
+            <w:tcW w:type="dxa" w:w="2268"/>
+          </w:tcPr>
+          <w:p>
+            <w:pPr>
+              <w:spacing w:line="240" w:lineRule="auto" w:after="0"/>
+              <w:ind w:firstLine="0"/>
+              <w:jc w:val="left"/>
+            </w:pPr>
+            <w:r>
+              <w:rPr>
+                <w:rFonts w:ascii="Times New Roman" w:hAnsi="Times New Roman" w:cs="Times New Roman" w:eastAsia="Times New Roman"/>
+                <w:b w:val="0"/>
+                <w:i w:val="0"/>
+                <w:sz w:val="24"/>
+              </w:rPr>
+              <w:t>03 Дизайн</w:t>
+            </w:r>
+          </w:p>
+        </w:tc>
+        <w:tc>
+          <w:tcPr>
+            <w:tcW w:type="dxa" w:w="1134"/>
+          </w:tcPr>
+          <w:p>
+            <w:pPr>
+              <w:spacing w:line="240" w:lineRule="auto" w:after="0"/>
+              <w:ind w:firstLine="0"/>
+              <w:jc w:val="left"/>
+            </w:pPr>
+            <w:r>
+              <w:rPr>
+                <w:rFonts w:ascii="Times New Roman" w:hAnsi="Times New Roman" w:cs="Times New Roman" w:eastAsia="Times New Roman"/>
+                <w:b w:val="0"/>
+                <w:i w:val="0"/>
+                <w:sz w:val="24"/>
+              </w:rPr>
+              <w:t>7</w:t>
+            </w:r>
+          </w:p>
+        </w:tc>
+        <w:tc>
+          <w:tcPr>
+            <w:tcW w:type="dxa" w:w="1247"/>
+          </w:tcPr>
+          <w:p>
+            <w:pPr>
+              <w:spacing w:line="240" w:lineRule="auto" w:after="0"/>
+              <w:ind w:firstLine="0"/>
+              <w:jc w:val="left"/>
+            </w:pPr>
+            <w:r>
+              <w:rPr>
+                <w:rFonts w:ascii="Times New Roman" w:hAnsi="Times New Roman" w:cs="Times New Roman" w:eastAsia="Times New Roman"/>
+                <w:b w:val="0"/>
+                <w:i w:val="0"/>
+                <w:sz w:val="24"/>
+              </w:rPr>
+              <w:t>26%</w:t>
+            </w:r>
+          </w:p>
+        </w:tc>
+        <w:tc>
+          <w:tcPr>
+            <w:tcW w:type="dxa" w:w="4139"/>
+          </w:tcPr>
+          <w:p>
+            <w:pPr>
+              <w:spacing w:line="240" w:lineRule="auto" w:after="0"/>
+              <w:ind w:firstLine="0"/>
+              <w:jc w:val="left"/>
+            </w:pPr>
+            <w:r>
+              <w:rPr>
+                <w:rFonts w:ascii="Times New Roman" w:hAnsi="Times New Roman" w:cs="Times New Roman" w:eastAsia="Times New Roman"/>
+                <w:b w:val="0"/>
+                <w:i w:val="0"/>
+                <w:sz w:val="24"/>
+              </w:rPr>
+              <w:t>306 px</w:t>
+            </w:r>
+          </w:p>
+        </w:tc>
+      </w:tr>
+      <w:tr>
+        <w:trPr>
+          <w:cantSplit/>
+        </w:trPr>
+        <w:tc>
+          <w:tcPr>
+            <w:tcW w:type="dxa" w:w="2268"/>
+          </w:tcPr>
+          <w:p>
+            <w:pPr>
+              <w:spacing w:line="240" w:lineRule="auto" w:after="0"/>
+              <w:ind w:firstLine="0"/>
+              <w:jc w:val="left"/>
+            </w:pPr>
+            <w:r>
+              <w:rPr>
+                <w:rFonts w:ascii="Times New Roman" w:hAnsi="Times New Roman" w:cs="Times New Roman" w:eastAsia="Times New Roman"/>
+                <w:b w:val="0"/>
+                <w:i w:val="0"/>
+                <w:sz w:val="24"/>
+              </w:rPr>
+              <w:t>04 Разработка</w:t>
+            </w:r>
+          </w:p>
+        </w:tc>
+        <w:tc>
+          <w:tcPr>
+            <w:tcW w:type="dxa" w:w="1134"/>
+          </w:tcPr>
+          <w:p>
+            <w:pPr>
+              <w:spacing w:line="240" w:lineRule="auto" w:after="0"/>
+              <w:ind w:firstLine="0"/>
+              <w:jc w:val="left"/>
+            </w:pPr>
+            <w:r>
+              <w:rPr>
+                <w:rFonts w:ascii="Times New Roman" w:hAnsi="Times New Roman" w:cs="Times New Roman" w:eastAsia="Times New Roman"/>
+                <w:b w:val="0"/>
+                <w:i w:val="0"/>
+                <w:sz w:val="24"/>
+              </w:rPr>
+              <w:t>10</w:t>
+            </w:r>
+          </w:p>
+        </w:tc>
+        <w:tc>
+          <w:tcPr>
+            <w:tcW w:type="dxa" w:w="1247"/>
+          </w:tcPr>
+          <w:p>
+            <w:pPr>
+              <w:spacing w:line="240" w:lineRule="auto" w:after="0"/>
+              <w:ind w:firstLine="0"/>
+              <w:jc w:val="left"/>
+            </w:pPr>
+            <w:r>
+              <w:rPr>
+                <w:rFonts w:ascii="Times New Roman" w:hAnsi="Times New Roman" w:cs="Times New Roman" w:eastAsia="Times New Roman"/>
+                <w:b w:val="0"/>
+                <w:i w:val="0"/>
+                <w:sz w:val="24"/>
+              </w:rPr>
+              <w:t>37%</w:t>
+            </w:r>
+          </w:p>
+        </w:tc>
+        <w:tc>
+          <w:tcPr>
+            <w:tcW w:type="dxa" w:w="4139"/>
+          </w:tcPr>
+          <w:p>
+            <w:pPr>
+              <w:spacing w:line="240" w:lineRule="auto" w:after="0"/>
+              <w:ind w:firstLine="0"/>
+              <w:jc w:val="left"/>
+            </w:pPr>
+            <w:r>
+              <w:rPr>
+                <w:rFonts w:ascii="Times New Roman" w:hAnsi="Times New Roman" w:cs="Times New Roman" w:eastAsia="Times New Roman"/>
+                <w:b w:val="0"/>
+                <w:i w:val="0"/>
+                <w:sz w:val="24"/>
+              </w:rPr>
+              <w:t>437 px</w:t>
+            </w:r>
+          </w:p>
+        </w:tc>
+      </w:tr>
+      <w:tr>
+        <w:trPr>
+          <w:cantSplit/>
+        </w:trPr>
+        <w:tc>
+          <w:tcPr>
+            <w:tcW w:type="dxa" w:w="2268"/>
+          </w:tcPr>
+          <w:p>
+            <w:pPr>
+              <w:spacing w:line="240" w:lineRule="auto" w:after="0"/>
+              <w:ind w:firstLine="0"/>
+              <w:jc w:val="left"/>
+            </w:pPr>
+            <w:r>
+              <w:rPr>
+                <w:rFonts w:ascii="Times New Roman" w:hAnsi="Times New Roman" w:cs="Times New Roman" w:eastAsia="Times New Roman"/>
+                <w:b w:val="0"/>
+                <w:i w:val="0"/>
+                <w:sz w:val="24"/>
+              </w:rPr>
+              <w:t>05 Запуск</w:t>
+            </w:r>
+          </w:p>
+        </w:tc>
+        <w:tc>
+          <w:tcPr>
+            <w:tcW w:type="dxa" w:w="1134"/>
           </w:tcPr>
           <w:p>
             <w:pPr>
@@ -3213,7 +3564,7 @@
         </w:tc>
         <w:tc>
           <w:tcPr>
-            <w:tcW w:type="dxa" w:w="1134"/>
+            <w:tcW w:type="dxa" w:w="1247"/>
           </w:tcPr>
           <w:p>
             <w:pPr>
@@ -3228,13 +3579,13 @@
                 <w:i w:val="0"/>
                 <w:sz w:val="24"/>
               </w:rPr>
-              <w:t>36 px</w:t>
+              <w:t>7%</w:t>
             </w:r>
           </w:p>
         </w:tc>
         <w:tc>
           <w:tcPr>
-            <w:tcW w:type="dxa" w:w="2381"/>
+            <w:tcW w:type="dxa" w:w="4139"/>
           </w:tcPr>
           <w:p>
             <w:pPr>
@@ -3249,13 +3600,18 @@
                 <w:i w:val="0"/>
                 <w:sz w:val="24"/>
               </w:rPr>
-              <w:t>Unbounded 500</w:t>
+              <w:t>88 px</w:t>
             </w:r>
           </w:p>
         </w:tc>
+      </w:tr>
+      <w:tr>
+        <w:trPr>
+          <w:cantSplit/>
+        </w:trPr>
         <w:tc>
           <w:tcPr>
-            <w:tcW w:type="dxa" w:w="4252"/>
+            <w:tcW w:type="dxa" w:w="2268"/>
           </w:tcPr>
           <w:p>
             <w:pPr>
@@ -3270,33 +3626,7 @@
                 <w:i w:val="0"/>
                 <w:sz w:val="24"/>
               </w:rPr>
-              <w:t>Заголовки секций, цены, номера этапов</w:t>
-            </w:r>
-          </w:p>
-        </w:tc>
-      </w:tr>
-      <w:tr>
-        <w:trPr>
-          <w:cantSplit/>
-        </w:trPr>
-        <w:tc>
-          <w:tcPr>
-            <w:tcW w:type="dxa" w:w="1020"/>
-          </w:tcPr>
-          <w:p>
-            <w:pPr>
-              <w:spacing w:line="240" w:lineRule="auto" w:after="0"/>
-              <w:ind w:firstLine="0"/>
-              <w:jc w:val="left"/>
-            </w:pPr>
-            <w:r>
-              <w:rPr>
-                <w:rFonts w:ascii="Times New Roman" w:hAnsi="Times New Roman" w:cs="Times New Roman" w:eastAsia="Times New Roman"/>
-                <w:b w:val="0"/>
-                <w:i w:val="0"/>
-                <w:sz w:val="24"/>
-              </w:rPr>
-              <w:t>3</w:t>
+              <w:t>Всего</w:t>
             </w:r>
           </w:p>
         </w:tc>
@@ -3317,421 +3647,7 @@
                 <w:i w:val="0"/>
                 <w:sz w:val="24"/>
               </w:rPr>
-              <w:t>20 px</w:t>
-            </w:r>
-          </w:p>
-        </w:tc>
-        <w:tc>
-          <w:tcPr>
-            <w:tcW w:type="dxa" w:w="2381"/>
-          </w:tcPr>
-          <w:p>
-            <w:pPr>
-              <w:spacing w:line="240" w:lineRule="auto" w:after="0"/>
-              <w:ind w:firstLine="0"/>
-              <w:jc w:val="left"/>
-            </w:pPr>
-            <w:r>
-              <w:rPr>
-                <w:rFonts w:ascii="Times New Roman" w:hAnsi="Times New Roman" w:cs="Times New Roman" w:eastAsia="Times New Roman"/>
-                <w:b w:val="0"/>
-                <w:i w:val="0"/>
-                <w:sz w:val="24"/>
-              </w:rPr>
-              <w:t>Golos Text 600</w:t>
-            </w:r>
-          </w:p>
-        </w:tc>
-        <w:tc>
-          <w:tcPr>
-            <w:tcW w:type="dxa" w:w="4252"/>
-          </w:tcPr>
-          <w:p>
-            <w:pPr>
-              <w:spacing w:line="240" w:lineRule="auto" w:after="0"/>
-              <w:ind w:firstLine="0"/>
-              <w:jc w:val="left"/>
-            </w:pPr>
-            <w:r>
-              <w:rPr>
-                <w:rFonts w:ascii="Times New Roman" w:hAnsi="Times New Roman" w:cs="Times New Roman" w:eastAsia="Times New Roman"/>
-                <w:b w:val="0"/>
-                <w:i w:val="0"/>
-                <w:sz w:val="24"/>
-              </w:rPr>
-              <w:t>Названия тарифов и работ, телефон менеджера</w:t>
-            </w:r>
-          </w:p>
-        </w:tc>
-      </w:tr>
-      <w:tr>
-        <w:trPr>
-          <w:cantSplit/>
-        </w:trPr>
-        <w:tc>
-          <w:tcPr>
-            <w:tcW w:type="dxa" w:w="1020"/>
-          </w:tcPr>
-          <w:p>
-            <w:pPr>
-              <w:spacing w:line="240" w:lineRule="auto" w:after="0"/>
-              <w:ind w:firstLine="0"/>
-              <w:jc w:val="left"/>
-            </w:pPr>
-            <w:r>
-              <w:rPr>
-                <w:rFonts w:ascii="Times New Roman" w:hAnsi="Times New Roman" w:cs="Times New Roman" w:eastAsia="Times New Roman"/>
-                <w:b w:val="0"/>
-                <w:i w:val="0"/>
-                <w:sz w:val="24"/>
-              </w:rPr>
-              <w:t>4</w:t>
-            </w:r>
-          </w:p>
-        </w:tc>
-        <w:tc>
-          <w:tcPr>
-            <w:tcW w:type="dxa" w:w="1134"/>
-          </w:tcPr>
-          <w:p>
-            <w:pPr>
-              <w:spacing w:line="240" w:lineRule="auto" w:after="0"/>
-              <w:ind w:firstLine="0"/>
-              <w:jc w:val="left"/>
-            </w:pPr>
-            <w:r>
-              <w:rPr>
-                <w:rFonts w:ascii="Times New Roman" w:hAnsi="Times New Roman" w:cs="Times New Roman" w:eastAsia="Times New Roman"/>
-                <w:b w:val="0"/>
-                <w:i w:val="0"/>
-                <w:sz w:val="24"/>
-              </w:rPr>
-              <w:t>16 px</w:t>
-            </w:r>
-          </w:p>
-        </w:tc>
-        <w:tc>
-          <w:tcPr>
-            <w:tcW w:type="dxa" w:w="2381"/>
-          </w:tcPr>
-          <w:p>
-            <w:pPr>
-              <w:spacing w:line="240" w:lineRule="auto" w:after="0"/>
-              <w:ind w:firstLine="0"/>
-              <w:jc w:val="left"/>
-            </w:pPr>
-            <w:r>
-              <w:rPr>
-                <w:rFonts w:ascii="Times New Roman" w:hAnsi="Times New Roman" w:cs="Times New Roman" w:eastAsia="Times New Roman"/>
-                <w:b w:val="0"/>
-                <w:i w:val="0"/>
-                <w:sz w:val="24"/>
-              </w:rPr>
-              <w:t>Golos Text 400–600</w:t>
-            </w:r>
-          </w:p>
-        </w:tc>
-        <w:tc>
-          <w:tcPr>
-            <w:tcW w:type="dxa" w:w="4252"/>
-          </w:tcPr>
-          <w:p>
-            <w:pPr>
-              <w:spacing w:line="240" w:lineRule="auto" w:after="0"/>
-              <w:ind w:firstLine="0"/>
-              <w:jc w:val="left"/>
-            </w:pPr>
-            <w:r>
-              <w:rPr>
-                <w:rFonts w:ascii="Times New Roman" w:hAnsi="Times New Roman" w:cs="Times New Roman" w:eastAsia="Times New Roman"/>
-                <w:b w:val="0"/>
-                <w:i w:val="0"/>
-                <w:sz w:val="24"/>
-              </w:rPr>
-              <w:t>Описания, списки, кнопки, поля формы, подписи</w:t>
-            </w:r>
-          </w:p>
-        </w:tc>
-      </w:tr>
-    </w:tbl>
-    <w:p>
-      <w:pPr>
-        <w:spacing w:line="240" w:lineRule="auto" w:after="0" w:before="0"/>
-        <w:ind w:firstLine="709"/>
-        <w:jc w:val="both"/>
-      </w:pPr>
-    </w:p>
-    <w:p>
-      <w:pPr>
-        <w:spacing w:line="360" w:lineRule="auto" w:after="0" w:before="0"/>
-        <w:ind w:firstLine="709"/>
-        <w:jc w:val="both"/>
-      </w:pPr>
-      <w:r>
-        <w:rPr>
-          <w:rFonts w:ascii="Times New Roman" w:hAnsi="Times New Roman" w:cs="Times New Roman" w:eastAsia="Times New Roman"/>
-          <w:b w:val="0"/>
-          <w:i w:val="0"/>
-          <w:sz w:val="28"/>
-        </w:rPr>
-        <w:t>Важная деталь: цена набрана вторым кеглем, наравне с заголовками секций. Для этой аудитории цена — не второстепенная подпись, а то, ради чего страницу открыли. Кнопки, наоборот, набраны четвёртым кеглем: их выделяет цвет, а не размер, иначе на странице получилось бы четыре конкурирующих акцента.</w:t>
-      </w:r>
-    </w:p>
-    <w:p>
-      <w:pPr>
-        <w:spacing w:line="360" w:lineRule="auto" w:after="80" w:before="240"/>
-        <w:ind w:firstLine="709"/>
-        <w:jc w:val="left"/>
-      </w:pPr>
-      <w:r>
-        <w:rPr>
-          <w:rFonts w:ascii="Times New Roman" w:hAnsi="Times New Roman" w:cs="Times New Roman" w:eastAsia="Times New Roman"/>
-          <w:b/>
-          <w:i w:val="0"/>
-          <w:sz w:val="28"/>
-        </w:rPr>
-        <w:t>4.3. Визуальная иерархия</w:t>
-      </w:r>
-    </w:p>
-    <w:p>
-      <w:pPr>
-        <w:spacing w:line="360" w:lineRule="auto" w:after="0" w:before="0"/>
-        <w:ind w:firstLine="709"/>
-        <w:jc w:val="both"/>
-      </w:pPr>
-      <w:r>
-        <w:rPr>
-          <w:rFonts w:ascii="Times New Roman" w:hAnsi="Times New Roman" w:cs="Times New Roman" w:eastAsia="Times New Roman"/>
-          <w:b w:val="0"/>
-          <w:i w:val="0"/>
-          <w:sz w:val="28"/>
-        </w:rPr>
-        <w:t>Порядок секций повторяет порядок сомнений клиента: что вы делаете — сколько это стоит — как вы работаете — кому уже делали — что если что-то пойдёт не так — форма заявки. Форма стоит последней сознательно: просить контакты раньше, чем сняты возражения, значит получить меньше заявок.</w:t>
-      </w:r>
-    </w:p>
-    <w:p>
-      <w:pPr>
-        <w:spacing w:line="360" w:lineRule="auto" w:after="0" w:before="0"/>
-        <w:ind w:firstLine="709"/>
-        <w:jc w:val="both"/>
-      </w:pPr>
-      <w:r>
-        <w:rPr>
-          <w:rFonts w:ascii="Times New Roman" w:hAnsi="Times New Roman" w:cs="Times New Roman" w:eastAsia="Times New Roman"/>
-          <w:b w:val="0"/>
-          <w:i w:val="0"/>
-          <w:sz w:val="28"/>
-        </w:rPr>
-        <w:t>Внутри ряда тарифов иерархия задана инверсией: одна карточка из четырёх залита графитом и помечена плашкой «Чаще всего выбирают». Она становится точкой входа в сравнение, остальные три читаются относительно неё.</w:t>
-      </w:r>
-    </w:p>
-    <w:p>
-      <w:pPr>
-        <w:spacing w:line="360" w:lineRule="auto" w:after="80" w:before="240"/>
-        <w:ind w:firstLine="709"/>
-        <w:jc w:val="left"/>
-      </w:pPr>
-      <w:r>
-        <w:rPr>
-          <w:rFonts w:ascii="Times New Roman" w:hAnsi="Times New Roman" w:cs="Times New Roman" w:eastAsia="Times New Roman"/>
-          <w:b/>
-          <w:i w:val="0"/>
-          <w:sz w:val="28"/>
-        </w:rPr>
-        <w:t>4.4. Баланс</w:t>
-      </w:r>
-    </w:p>
-    <w:p>
-      <w:pPr>
-        <w:spacing w:line="360" w:lineRule="auto" w:after="0" w:before="0"/>
-        <w:ind w:firstLine="709"/>
-        <w:jc w:val="both"/>
-      </w:pPr>
-      <w:r>
-        <w:rPr>
-          <w:rFonts w:ascii="Times New Roman" w:hAnsi="Times New Roman" w:cs="Times New Roman" w:eastAsia="Times New Roman"/>
-          <w:b w:val="0"/>
-          <w:i w:val="0"/>
-          <w:sz w:val="28"/>
-        </w:rPr>
-        <w:t>Первый экран использует ту же асимметрию 7 : 5, что и лендинг йоги, но уравновешивающий объект другой: не фотография, а рамка браузера с превью проекта. Ниже композиция становится симметричной — четыре карточки тарифов, пять шагов процесса, четыре работы, четыре гарантии. Равные блоки в ряд читаются как «мы делаем это системно», что и требуется в деловом контексте.</w:t>
-      </w:r>
-    </w:p>
-    <w:p>
-      <w:pPr>
-        <w:spacing w:line="360" w:lineRule="auto" w:after="0" w:before="0"/>
-        <w:ind w:firstLine="709"/>
-        <w:jc w:val="both"/>
-      </w:pPr>
-      <w:r>
-        <w:rPr>
-          <w:rFonts w:ascii="Times New Roman" w:hAnsi="Times New Roman" w:cs="Times New Roman" w:eastAsia="Times New Roman"/>
-          <w:b w:val="0"/>
-          <w:i w:val="0"/>
-          <w:sz w:val="28"/>
-        </w:rPr>
-        <w:t>Тёмная карточка в ряду тарифов немного смещает вес ряда влево от центра. Это компенсировано правым выравниванием подписи про вилку цен над рядом и ссылкой «Все 40 проектов» в секции работ.</w:t>
-      </w:r>
-    </w:p>
-    <w:p>
-      <w:pPr>
-        <w:spacing w:line="360" w:lineRule="auto" w:after="80" w:before="240"/>
-        <w:ind w:firstLine="709"/>
-        <w:jc w:val="left"/>
-      </w:pPr>
-      <w:r>
-        <w:rPr>
-          <w:rFonts w:ascii="Times New Roman" w:hAnsi="Times New Roman" w:cs="Times New Roman" w:eastAsia="Times New Roman"/>
-          <w:b/>
-          <w:i w:val="0"/>
-          <w:sz w:val="28"/>
-        </w:rPr>
-        <w:t>4.5. Контраст</w:t>
-      </w:r>
-    </w:p>
-    <w:p>
-      <w:pPr>
-        <w:keepNext/>
-        <w:spacing w:line="240" w:lineRule="auto" w:after="80" w:before="200"/>
-        <w:ind w:firstLine="0"/>
-        <w:jc w:val="left"/>
-      </w:pPr>
-      <w:r>
-        <w:rPr>
-          <w:rFonts w:ascii="Times New Roman" w:hAnsi="Times New Roman" w:cs="Times New Roman" w:eastAsia="Times New Roman"/>
-          <w:b w:val="0"/>
-          <w:i w:val="0"/>
-          <w:sz w:val="24"/>
-        </w:rPr>
-        <w:t>Таблица 6 - Палитра страницы услуги</w:t>
-      </w:r>
-    </w:p>
-    <w:tbl>
-      <w:tblPr>
-        <w:tblStyle w:val="TableGrid"/>
-        <w:tblW w:type="auto" w:w="0"/>
-        <w:jc w:val="center"/>
-        <w:tblLayout w:type="fixed"/>
-        <w:tblLook w:firstColumn="1" w:firstRow="1" w:lastColumn="0" w:lastRow="0" w:noHBand="0" w:noVBand="1" w:val="04A0"/>
-      </w:tblPr>
-      <w:tblGrid>
-        <w:gridCol w:w="2339"/>
-        <w:gridCol w:w="2339"/>
-        <w:gridCol w:w="2339"/>
-        <w:gridCol w:w="2339"/>
-      </w:tblGrid>
-      <w:tr>
-        <w:trPr>
-          <w:tblHeader/>
-          <w:cantSplit/>
-        </w:trPr>
-        <w:tc>
-          <w:tcPr>
-            <w:tcW w:type="dxa" w:w="2041"/>
-          </w:tcPr>
-          <w:p>
-            <w:pPr>
-              <w:spacing w:line="240" w:lineRule="auto" w:after="0"/>
-              <w:ind w:firstLine="0"/>
-              <w:jc w:val="center"/>
-            </w:pPr>
-            <w:r>
-              <w:rPr>
-                <w:rFonts w:ascii="Times New Roman" w:hAnsi="Times New Roman" w:cs="Times New Roman" w:eastAsia="Times New Roman"/>
-                <w:b/>
-                <w:i w:val="0"/>
-                <w:sz w:val="24"/>
-              </w:rPr>
-              <w:t>Цвет</w:t>
-            </w:r>
-          </w:p>
-        </w:tc>
-        <w:tc>
-          <w:tcPr>
-            <w:tcW w:type="dxa" w:w="1247"/>
-          </w:tcPr>
-          <w:p>
-            <w:pPr>
-              <w:spacing w:line="240" w:lineRule="auto" w:after="0"/>
-              <w:ind w:firstLine="0"/>
-              <w:jc w:val="center"/>
-            </w:pPr>
-            <w:r>
-              <w:rPr>
-                <w:rFonts w:ascii="Times New Roman" w:hAnsi="Times New Roman" w:cs="Times New Roman" w:eastAsia="Times New Roman"/>
-                <w:b/>
-                <w:i w:val="0"/>
-                <w:sz w:val="24"/>
-              </w:rPr>
-              <w:t>Код</w:t>
-            </w:r>
-          </w:p>
-        </w:tc>
-        <w:tc>
-          <w:tcPr>
-            <w:tcW w:type="dxa" w:w="3118"/>
-          </w:tcPr>
-          <w:p>
-            <w:pPr>
-              <w:spacing w:line="240" w:lineRule="auto" w:after="0"/>
-              <w:ind w:firstLine="0"/>
-              <w:jc w:val="center"/>
-            </w:pPr>
-            <w:r>
-              <w:rPr>
-                <w:rFonts w:ascii="Times New Roman" w:hAnsi="Times New Roman" w:cs="Times New Roman" w:eastAsia="Times New Roman"/>
-                <w:b/>
-                <w:i w:val="0"/>
-                <w:sz w:val="24"/>
-              </w:rPr>
-              <w:t>Роль</w:t>
-            </w:r>
-          </w:p>
-        </w:tc>
-        <w:tc>
-          <w:tcPr>
-            <w:tcW w:type="dxa" w:w="2381"/>
-          </w:tcPr>
-          <w:p>
-            <w:pPr>
-              <w:spacing w:line="240" w:lineRule="auto" w:after="0"/>
-              <w:ind w:firstLine="0"/>
-              <w:jc w:val="center"/>
-            </w:pPr>
-            <w:r>
-              <w:rPr>
-                <w:rFonts w:ascii="Times New Roman" w:hAnsi="Times New Roman" w:cs="Times New Roman" w:eastAsia="Times New Roman"/>
-                <w:b/>
-                <w:i w:val="0"/>
-                <w:sz w:val="24"/>
-              </w:rPr>
-              <w:t>Контраст с фоном</w:t>
-            </w:r>
-          </w:p>
-        </w:tc>
-      </w:tr>
-      <w:tr>
-        <w:trPr>
-          <w:cantSplit/>
-        </w:trPr>
-        <w:tc>
-          <w:tcPr>
-            <w:tcW w:type="dxa" w:w="2041"/>
-          </w:tcPr>
-          <w:p>
-            <w:pPr>
-              <w:spacing w:line="240" w:lineRule="auto" w:after="0"/>
-              <w:ind w:firstLine="0"/>
-              <w:jc w:val="left"/>
-            </w:pPr>
-            <w:r>
-              <w:rPr>
-                <w:rFonts w:ascii="Times New Roman" w:hAnsi="Times New Roman" w:cs="Times New Roman" w:eastAsia="Times New Roman"/>
-                <w:b w:val="0"/>
-                <w:i w:val="0"/>
-                <w:sz w:val="24"/>
-              </w:rPr>
-              <w:t>Белый</w:t>
+              <w:t>27</w:t>
             </w:r>
           </w:p>
         </w:tc>
@@ -3752,13 +3668,13 @@
                 <w:i w:val="0"/>
                 <w:sz w:val="24"/>
               </w:rPr>
-              <w:t>#FFFFFF</w:t>
+              <w:t>100%</w:t>
             </w:r>
           </w:p>
         </w:tc>
         <w:tc>
           <w:tcPr>
-            <w:tcW w:type="dxa" w:w="3118"/>
+            <w:tcW w:type="dxa" w:w="4139"/>
           </w:tcPr>
           <w:p>
             <w:pPr>
@@ -3773,473 +3689,7 @@
                 <w:i w:val="0"/>
                 <w:sz w:val="24"/>
               </w:rPr>
-              <w:t>Основной фон</w:t>
-            </w:r>
-          </w:p>
-        </w:tc>
-        <w:tc>
-          <w:tcPr>
-            <w:tcW w:type="dxa" w:w="2381"/>
-          </w:tcPr>
-          <w:p>
-            <w:pPr>
-              <w:spacing w:line="240" w:lineRule="auto" w:after="0"/>
-              <w:ind w:firstLine="0"/>
-              <w:jc w:val="left"/>
-            </w:pPr>
-            <w:r>
-              <w:rPr>
-                <w:rFonts w:ascii="Times New Roman" w:hAnsi="Times New Roman" w:cs="Times New Roman" w:eastAsia="Times New Roman"/>
-                <w:b w:val="0"/>
-                <w:i w:val="0"/>
-                <w:sz w:val="24"/>
-              </w:rPr>
-              <w:t>—</w:t>
-            </w:r>
-          </w:p>
-        </w:tc>
-      </w:tr>
-      <w:tr>
-        <w:trPr>
-          <w:cantSplit/>
-        </w:trPr>
-        <w:tc>
-          <w:tcPr>
-            <w:tcW w:type="dxa" w:w="2041"/>
-          </w:tcPr>
-          <w:p>
-            <w:pPr>
-              <w:spacing w:line="240" w:lineRule="auto" w:after="0"/>
-              <w:ind w:firstLine="0"/>
-              <w:jc w:val="left"/>
-            </w:pPr>
-            <w:r>
-              <w:rPr>
-                <w:rFonts w:ascii="Times New Roman" w:hAnsi="Times New Roman" w:cs="Times New Roman" w:eastAsia="Times New Roman"/>
-                <w:b w:val="0"/>
-                <w:i w:val="0"/>
-                <w:sz w:val="24"/>
-              </w:rPr>
-              <w:t>Светло-серый</w:t>
-            </w:r>
-          </w:p>
-        </w:tc>
-        <w:tc>
-          <w:tcPr>
-            <w:tcW w:type="dxa" w:w="1247"/>
-          </w:tcPr>
-          <w:p>
-            <w:pPr>
-              <w:spacing w:line="240" w:lineRule="auto" w:after="0"/>
-              <w:ind w:firstLine="0"/>
-              <w:jc w:val="left"/>
-            </w:pPr>
-            <w:r>
-              <w:rPr>
-                <w:rFonts w:ascii="Times New Roman" w:hAnsi="Times New Roman" w:cs="Times New Roman" w:eastAsia="Times New Roman"/>
-                <w:b w:val="0"/>
-                <w:i w:val="0"/>
-                <w:sz w:val="24"/>
-              </w:rPr>
-              <w:t>#F2F3F6</w:t>
-            </w:r>
-          </w:p>
-        </w:tc>
-        <w:tc>
-          <w:tcPr>
-            <w:tcW w:type="dxa" w:w="3118"/>
-          </w:tcPr>
-          <w:p>
-            <w:pPr>
-              <w:spacing w:line="240" w:lineRule="auto" w:after="0"/>
-              <w:ind w:firstLine="0"/>
-              <w:jc w:val="left"/>
-            </w:pPr>
-            <w:r>
-              <w:rPr>
-                <w:rFonts w:ascii="Times New Roman" w:hAnsi="Times New Roman" w:cs="Times New Roman" w:eastAsia="Times New Roman"/>
-                <w:b w:val="0"/>
-                <w:i w:val="0"/>
-                <w:sz w:val="24"/>
-              </w:rPr>
-              <w:t>Фон секций через одну</w:t>
-            </w:r>
-          </w:p>
-        </w:tc>
-        <w:tc>
-          <w:tcPr>
-            <w:tcW w:type="dxa" w:w="2381"/>
-          </w:tcPr>
-          <w:p>
-            <w:pPr>
-              <w:spacing w:line="240" w:lineRule="auto" w:after="0"/>
-              <w:ind w:firstLine="0"/>
-              <w:jc w:val="left"/>
-            </w:pPr>
-            <w:r>
-              <w:rPr>
-                <w:rFonts w:ascii="Times New Roman" w:hAnsi="Times New Roman" w:cs="Times New Roman" w:eastAsia="Times New Roman"/>
-                <w:b w:val="0"/>
-                <w:i w:val="0"/>
-                <w:sz w:val="24"/>
-              </w:rPr>
-              <w:t>—</w:t>
-            </w:r>
-          </w:p>
-        </w:tc>
-      </w:tr>
-      <w:tr>
-        <w:trPr>
-          <w:cantSplit/>
-        </w:trPr>
-        <w:tc>
-          <w:tcPr>
-            <w:tcW w:type="dxa" w:w="2041"/>
-          </w:tcPr>
-          <w:p>
-            <w:pPr>
-              <w:spacing w:line="240" w:lineRule="auto" w:after="0"/>
-              <w:ind w:firstLine="0"/>
-              <w:jc w:val="left"/>
-            </w:pPr>
-            <w:r>
-              <w:rPr>
-                <w:rFonts w:ascii="Times New Roman" w:hAnsi="Times New Roman" w:cs="Times New Roman" w:eastAsia="Times New Roman"/>
-                <w:b w:val="0"/>
-                <w:i w:val="0"/>
-                <w:sz w:val="24"/>
-              </w:rPr>
-              <w:t>Графит</w:t>
-            </w:r>
-          </w:p>
-        </w:tc>
-        <w:tc>
-          <w:tcPr>
-            <w:tcW w:type="dxa" w:w="1247"/>
-          </w:tcPr>
-          <w:p>
-            <w:pPr>
-              <w:spacing w:line="240" w:lineRule="auto" w:after="0"/>
-              <w:ind w:firstLine="0"/>
-              <w:jc w:val="left"/>
-            </w:pPr>
-            <w:r>
-              <w:rPr>
-                <w:rFonts w:ascii="Times New Roman" w:hAnsi="Times New Roman" w:cs="Times New Roman" w:eastAsia="Times New Roman"/>
-                <w:b w:val="0"/>
-                <w:i w:val="0"/>
-                <w:sz w:val="24"/>
-              </w:rPr>
-              <w:t>#101114</w:t>
-            </w:r>
-          </w:p>
-        </w:tc>
-        <w:tc>
-          <w:tcPr>
-            <w:tcW w:type="dxa" w:w="3118"/>
-          </w:tcPr>
-          <w:p>
-            <w:pPr>
-              <w:spacing w:line="240" w:lineRule="auto" w:after="0"/>
-              <w:ind w:firstLine="0"/>
-              <w:jc w:val="left"/>
-            </w:pPr>
-            <w:r>
-              <w:rPr>
-                <w:rFonts w:ascii="Times New Roman" w:hAnsi="Times New Roman" w:cs="Times New Roman" w:eastAsia="Times New Roman"/>
-                <w:b w:val="0"/>
-                <w:i w:val="0"/>
-                <w:sz w:val="24"/>
-              </w:rPr>
-              <w:t>Текст, тёмная карточка, блок формы</w:t>
-            </w:r>
-          </w:p>
-        </w:tc>
-        <w:tc>
-          <w:tcPr>
-            <w:tcW w:type="dxa" w:w="2381"/>
-          </w:tcPr>
-          <w:p>
-            <w:pPr>
-              <w:spacing w:line="240" w:lineRule="auto" w:after="0"/>
-              <w:ind w:firstLine="0"/>
-              <w:jc w:val="left"/>
-            </w:pPr>
-            <w:r>
-              <w:rPr>
-                <w:rFonts w:ascii="Times New Roman" w:hAnsi="Times New Roman" w:cs="Times New Roman" w:eastAsia="Times New Roman"/>
-                <w:b w:val="0"/>
-                <w:i w:val="0"/>
-                <w:sz w:val="24"/>
-              </w:rPr>
-              <w:t>около 18,9 : 1</w:t>
-            </w:r>
-          </w:p>
-        </w:tc>
-      </w:tr>
-      <w:tr>
-        <w:trPr>
-          <w:cantSplit/>
-        </w:trPr>
-        <w:tc>
-          <w:tcPr>
-            <w:tcW w:type="dxa" w:w="2041"/>
-          </w:tcPr>
-          <w:p>
-            <w:pPr>
-              <w:spacing w:line="240" w:lineRule="auto" w:after="0"/>
-              <w:ind w:firstLine="0"/>
-              <w:jc w:val="left"/>
-            </w:pPr>
-            <w:r>
-              <w:rPr>
-                <w:rFonts w:ascii="Times New Roman" w:hAnsi="Times New Roman" w:cs="Times New Roman" w:eastAsia="Times New Roman"/>
-                <w:b w:val="0"/>
-                <w:i w:val="0"/>
-                <w:sz w:val="24"/>
-              </w:rPr>
-              <w:t>Серый</w:t>
-            </w:r>
-          </w:p>
-        </w:tc>
-        <w:tc>
-          <w:tcPr>
-            <w:tcW w:type="dxa" w:w="1247"/>
-          </w:tcPr>
-          <w:p>
-            <w:pPr>
-              <w:spacing w:line="240" w:lineRule="auto" w:after="0"/>
-              <w:ind w:firstLine="0"/>
-              <w:jc w:val="left"/>
-            </w:pPr>
-            <w:r>
-              <w:rPr>
-                <w:rFonts w:ascii="Times New Roman" w:hAnsi="Times New Roman" w:cs="Times New Roman" w:eastAsia="Times New Roman"/>
-                <w:b w:val="0"/>
-                <w:i w:val="0"/>
-                <w:sz w:val="24"/>
-              </w:rPr>
-              <w:t>#5C6068</w:t>
-            </w:r>
-          </w:p>
-        </w:tc>
-        <w:tc>
-          <w:tcPr>
-            <w:tcW w:type="dxa" w:w="3118"/>
-          </w:tcPr>
-          <w:p>
-            <w:pPr>
-              <w:spacing w:line="240" w:lineRule="auto" w:after="0"/>
-              <w:ind w:firstLine="0"/>
-              <w:jc w:val="left"/>
-            </w:pPr>
-            <w:r>
-              <w:rPr>
-                <w:rFonts w:ascii="Times New Roman" w:hAnsi="Times New Roman" w:cs="Times New Roman" w:eastAsia="Times New Roman"/>
-                <w:b w:val="0"/>
-                <w:i w:val="0"/>
-                <w:sz w:val="24"/>
-              </w:rPr>
-              <w:t>Второстепенный текст</w:t>
-            </w:r>
-          </w:p>
-        </w:tc>
-        <w:tc>
-          <w:tcPr>
-            <w:tcW w:type="dxa" w:w="2381"/>
-          </w:tcPr>
-          <w:p>
-            <w:pPr>
-              <w:spacing w:line="240" w:lineRule="auto" w:after="0"/>
-              <w:ind w:firstLine="0"/>
-              <w:jc w:val="left"/>
-            </w:pPr>
-            <w:r>
-              <w:rPr>
-                <w:rFonts w:ascii="Times New Roman" w:hAnsi="Times New Roman" w:cs="Times New Roman" w:eastAsia="Times New Roman"/>
-                <w:b w:val="0"/>
-                <w:i w:val="0"/>
-                <w:sz w:val="24"/>
-              </w:rPr>
-              <w:t>около 6,3 : 1</w:t>
-            </w:r>
-          </w:p>
-        </w:tc>
-      </w:tr>
-      <w:tr>
-        <w:trPr>
-          <w:cantSplit/>
-        </w:trPr>
-        <w:tc>
-          <w:tcPr>
-            <w:tcW w:type="dxa" w:w="2041"/>
-          </w:tcPr>
-          <w:p>
-            <w:pPr>
-              <w:spacing w:line="240" w:lineRule="auto" w:after="0"/>
-              <w:ind w:firstLine="0"/>
-              <w:jc w:val="left"/>
-            </w:pPr>
-            <w:r>
-              <w:rPr>
-                <w:rFonts w:ascii="Times New Roman" w:hAnsi="Times New Roman" w:cs="Times New Roman" w:eastAsia="Times New Roman"/>
-                <w:b w:val="0"/>
-                <w:i w:val="0"/>
-                <w:sz w:val="24"/>
-              </w:rPr>
-              <w:t>Синий</w:t>
-            </w:r>
-          </w:p>
-        </w:tc>
-        <w:tc>
-          <w:tcPr>
-            <w:tcW w:type="dxa" w:w="1247"/>
-          </w:tcPr>
-          <w:p>
-            <w:pPr>
-              <w:spacing w:line="240" w:lineRule="auto" w:after="0"/>
-              <w:ind w:firstLine="0"/>
-              <w:jc w:val="left"/>
-            </w:pPr>
-            <w:r>
-              <w:rPr>
-                <w:rFonts w:ascii="Times New Roman" w:hAnsi="Times New Roman" w:cs="Times New Roman" w:eastAsia="Times New Roman"/>
-                <w:b w:val="0"/>
-                <w:i w:val="0"/>
-                <w:sz w:val="24"/>
-              </w:rPr>
-              <w:t>#2B4BE8</w:t>
-            </w:r>
-          </w:p>
-        </w:tc>
-        <w:tc>
-          <w:tcPr>
-            <w:tcW w:type="dxa" w:w="3118"/>
-          </w:tcPr>
-          <w:p>
-            <w:pPr>
-              <w:spacing w:line="240" w:lineRule="auto" w:after="0"/>
-              <w:ind w:firstLine="0"/>
-              <w:jc w:val="left"/>
-            </w:pPr>
-            <w:r>
-              <w:rPr>
-                <w:rFonts w:ascii="Times New Roman" w:hAnsi="Times New Roman" w:cs="Times New Roman" w:eastAsia="Times New Roman"/>
-                <w:b w:val="0"/>
-                <w:i w:val="0"/>
-                <w:sz w:val="24"/>
-              </w:rPr>
-              <w:t>Кнопки и ссылки, белый текст</w:t>
-            </w:r>
-          </w:p>
-        </w:tc>
-        <w:tc>
-          <w:tcPr>
-            <w:tcW w:type="dxa" w:w="2381"/>
-          </w:tcPr>
-          <w:p>
-            <w:pPr>
-              <w:spacing w:line="240" w:lineRule="auto" w:after="0"/>
-              <w:ind w:firstLine="0"/>
-              <w:jc w:val="left"/>
-            </w:pPr>
-            <w:r>
-              <w:rPr>
-                <w:rFonts w:ascii="Times New Roman" w:hAnsi="Times New Roman" w:cs="Times New Roman" w:eastAsia="Times New Roman"/>
-                <w:b w:val="0"/>
-                <w:i w:val="0"/>
-                <w:sz w:val="24"/>
-              </w:rPr>
-              <w:t>около 6,4 : 1</w:t>
-            </w:r>
-          </w:p>
-        </w:tc>
-      </w:tr>
-      <w:tr>
-        <w:trPr>
-          <w:cantSplit/>
-        </w:trPr>
-        <w:tc>
-          <w:tcPr>
-            <w:tcW w:type="dxa" w:w="2041"/>
-          </w:tcPr>
-          <w:p>
-            <w:pPr>
-              <w:spacing w:line="240" w:lineRule="auto" w:after="0"/>
-              <w:ind w:firstLine="0"/>
-              <w:jc w:val="left"/>
-            </w:pPr>
-            <w:r>
-              <w:rPr>
-                <w:rFonts w:ascii="Times New Roman" w:hAnsi="Times New Roman" w:cs="Times New Roman" w:eastAsia="Times New Roman"/>
-                <w:b w:val="0"/>
-                <w:i w:val="0"/>
-                <w:sz w:val="24"/>
-              </w:rPr>
-              <w:t>Мятный</w:t>
-            </w:r>
-          </w:p>
-        </w:tc>
-        <w:tc>
-          <w:tcPr>
-            <w:tcW w:type="dxa" w:w="1247"/>
-          </w:tcPr>
-          <w:p>
-            <w:pPr>
-              <w:spacing w:line="240" w:lineRule="auto" w:after="0"/>
-              <w:ind w:firstLine="0"/>
-              <w:jc w:val="left"/>
-            </w:pPr>
-            <w:r>
-              <w:rPr>
-                <w:rFonts w:ascii="Times New Roman" w:hAnsi="Times New Roman" w:cs="Times New Roman" w:eastAsia="Times New Roman"/>
-                <w:b w:val="0"/>
-                <w:i w:val="0"/>
-                <w:sz w:val="24"/>
-              </w:rPr>
-              <w:t>#7FE3B0</w:t>
-            </w:r>
-          </w:p>
-        </w:tc>
-        <w:tc>
-          <w:tcPr>
-            <w:tcW w:type="dxa" w:w="3118"/>
-          </w:tcPr>
-          <w:p>
-            <w:pPr>
-              <w:spacing w:line="240" w:lineRule="auto" w:after="0"/>
-              <w:ind w:firstLine="0"/>
-              <w:jc w:val="left"/>
-            </w:pPr>
-            <w:r>
-              <w:rPr>
-                <w:rFonts w:ascii="Times New Roman" w:hAnsi="Times New Roman" w:cs="Times New Roman" w:eastAsia="Times New Roman"/>
-                <w:b w:val="0"/>
-                <w:i w:val="0"/>
-                <w:sz w:val="24"/>
-              </w:rPr>
-              <w:t>Плашка и ссылка на тёмном</w:t>
-            </w:r>
-          </w:p>
-        </w:tc>
-        <w:tc>
-          <w:tcPr>
-            <w:tcW w:type="dxa" w:w="2381"/>
-          </w:tcPr>
-          <w:p>
-            <w:pPr>
-              <w:spacing w:line="240" w:lineRule="auto" w:after="0"/>
-              <w:ind w:firstLine="0"/>
-              <w:jc w:val="left"/>
-            </w:pPr>
-            <w:r>
-              <w:rPr>
-                <w:rFonts w:ascii="Times New Roman" w:hAnsi="Times New Roman" w:cs="Times New Roman" w:eastAsia="Times New Roman"/>
-                <w:b w:val="0"/>
-                <w:i w:val="0"/>
-                <w:sz w:val="24"/>
-              </w:rPr>
-              <w:t>около 12 : 1</w:t>
+              <w:t>1180 px и 4 зазора по 6 px</w:t>
             </w:r>
           </w:p>
         </w:tc>
@@ -4254,249 +3704,6 @@
     </w:p>
     <w:p>
       <w:pPr>
-        <w:spacing w:line="360" w:lineRule="auto" w:after="0" w:before="0"/>
-        <w:ind w:firstLine="709"/>
-        <w:jc w:val="both"/>
-      </w:pPr>
-      <w:r>
-        <w:rPr>
-          <w:rFonts w:ascii="Times New Roman" w:hAnsi="Times New Roman" w:cs="Times New Roman" w:eastAsia="Times New Roman"/>
-          <w:b w:val="0"/>
-          <w:i w:val="0"/>
-          <w:sz w:val="28"/>
-        </w:rPr>
-        <w:t>Акцентов ровно два, и они не конкурируют: синий работает на светлом фоне, мятный — только внутри тёмных областей. Тёмный блок формы в конце страницы даёт тот же приём, что и тёмная полоса в лендинге йоги: последний экран отличается от всего предыдущего, поэтому взгляд на нём останавливается.</w:t>
-      </w:r>
-    </w:p>
-    <w:p>
-      <w:pPr>
-        <w:spacing w:line="360" w:lineRule="auto" w:after="80" w:before="240"/>
-        <w:ind w:firstLine="709"/>
-        <w:jc w:val="left"/>
-      </w:pPr>
-      <w:r>
-        <w:rPr>
-          <w:rFonts w:ascii="Times New Roman" w:hAnsi="Times New Roman" w:cs="Times New Roman" w:eastAsia="Times New Roman"/>
-          <w:b/>
-          <w:i w:val="0"/>
-          <w:sz w:val="28"/>
-        </w:rPr>
-        <w:t>4.6. Гештальт-принципы</w:t>
-      </w:r>
-    </w:p>
-    <w:p>
-      <w:pPr>
-        <w:spacing w:line="360" w:lineRule="auto" w:after="0"/>
-        <w:ind w:left="709" w:hanging="283"/>
-        <w:jc w:val="both"/>
-      </w:pPr>
-      <w:r>
-        <w:rPr>
-          <w:rFonts w:ascii="Times New Roman" w:hAnsi="Times New Roman" w:cs="Times New Roman" w:eastAsia="Times New Roman"/>
-          <w:b w:val="0"/>
-          <w:i w:val="0"/>
-          <w:sz w:val="28"/>
-        </w:rPr>
-        <w:t>— Общая судьба. Пять этапов работы стоят на одной горизонтальной линии, у каждого сверху отрезок границы. Первый отрезок синий, остальные серые: линия читается как маршрут с отмеченным началом.</w:t>
-      </w:r>
-    </w:p>
-    <w:p>
-      <w:pPr>
-        <w:spacing w:line="360" w:lineRule="auto" w:after="0"/>
-        <w:ind w:left="709" w:hanging="283"/>
-        <w:jc w:val="both"/>
-      </w:pPr>
-      <w:r>
-        <w:rPr>
-          <w:rFonts w:ascii="Times New Roman" w:hAnsi="Times New Roman" w:cs="Times New Roman" w:eastAsia="Times New Roman"/>
-          <w:b w:val="0"/>
-          <w:i w:val="0"/>
-          <w:sz w:val="28"/>
-        </w:rPr>
-        <w:t>— Сходство. Четыре карточки тарифов имеют одинаковую внутреннюю структуру: название, описание, линия, цена, срок, список, ссылка. Отличие только в заливке выделенной карточки, поэтому сравнивать их легко.</w:t>
-      </w:r>
-    </w:p>
-    <w:p>
-      <w:pPr>
-        <w:spacing w:line="360" w:lineRule="auto" w:after="0"/>
-        <w:ind w:left="709" w:hanging="283"/>
-        <w:jc w:val="both"/>
-      </w:pPr>
-      <w:r>
-        <w:rPr>
-          <w:rFonts w:ascii="Times New Roman" w:hAnsi="Times New Roman" w:cs="Times New Roman" w:eastAsia="Times New Roman"/>
-          <w:b w:val="0"/>
-          <w:i w:val="0"/>
-          <w:sz w:val="28"/>
-        </w:rPr>
-        <w:t>— Близость. В карточке цена и срок стоят вплотную друг к другу и отделены линией от описания: это одна мысль «сколько и когда».</w:t>
-      </w:r>
-    </w:p>
-    <w:p>
-      <w:pPr>
-        <w:spacing w:line="360" w:lineRule="auto" w:after="0"/>
-        <w:ind w:left="709" w:hanging="283"/>
-        <w:jc w:val="both"/>
-      </w:pPr>
-      <w:r>
-        <w:rPr>
-          <w:rFonts w:ascii="Times New Roman" w:hAnsi="Times New Roman" w:cs="Times New Roman" w:eastAsia="Times New Roman"/>
-          <w:b w:val="0"/>
-          <w:i w:val="0"/>
-          <w:sz w:val="28"/>
-        </w:rPr>
-        <w:t>— Общая область. Карточка менеджера вынесена в отдельный блок внутри тёмной секции. Контакты не растворяются в форме, но остаются с ней в одной зоне.</w:t>
-      </w:r>
-    </w:p>
-    <w:p>
-      <w:pPr>
-        <w:spacing w:line="360" w:lineRule="auto" w:after="0"/>
-        <w:ind w:left="709" w:hanging="283"/>
-        <w:jc w:val="both"/>
-      </w:pPr>
-      <w:r>
-        <w:rPr>
-          <w:rFonts w:ascii="Times New Roman" w:hAnsi="Times New Roman" w:cs="Times New Roman" w:eastAsia="Times New Roman"/>
-          <w:b w:val="0"/>
-          <w:i w:val="0"/>
-          <w:sz w:val="28"/>
-        </w:rPr>
-        <w:t>— Замыкание. Превью работ — прямоугольники со скруглением и подписью размера; рамка браузера в первом экране достраивается воображением до окна с сайтом.</w:t>
-      </w:r>
-    </w:p>
-    <w:p>
-      <w:r>
-        <w:br w:type="page"/>
-      </w:r>
-    </w:p>
-    <w:p>
-      <w:pPr>
-        <w:keepNext/>
-        <w:spacing w:line="240" w:lineRule="auto" w:before="120" w:after="80"/>
-        <w:ind w:firstLine="0"/>
-        <w:jc w:val="center"/>
-      </w:pPr>
-      <w:r>
-        <w:drawing>
-          <wp:inline xmlns:a="http://schemas.openxmlformats.org/drawingml/2006/main" xmlns:pic="http://schemas.openxmlformats.org/drawingml/2006/picture">
-            <wp:extent cx="5400000" cy="7935000"/>
-            <wp:docPr id="3" name="Picture 3"/>
-            <wp:cNvGraphicFramePr>
-              <a:graphicFrameLocks noChangeAspect="1"/>
-            </wp:cNvGraphicFramePr>
-            <a:graphic>
-              <a:graphicData uri="http://schemas.openxmlformats.org/drawingml/2006/picture">
-                <pic:pic>
-                  <pic:nvPicPr>
-                    <pic:cNvPr id="0" name="fig3.png"/>
-                    <pic:cNvPicPr/>
-                  </pic:nvPicPr>
-                  <pic:blipFill>
-                    <a:blip r:embed="rId11"/>
-                    <a:stretch>
-                      <a:fillRect/>
-                    </a:stretch>
-                  </pic:blipFill>
-                  <pic:spPr>
-                    <a:xfrm>
-                      <a:off x="0" y="0"/>
-                      <a:ext cx="5400000" cy="7935000"/>
-                    </a:xfrm>
-                    <a:prstGeom prst="rect"/>
-                  </pic:spPr>
-                </pic:pic>
-              </a:graphicData>
-            </a:graphic>
-          </wp:inline>
-        </w:drawing>
-      </w:r>
-    </w:p>
-    <w:p>
-      <w:pPr>
-        <w:spacing w:line="240" w:lineRule="auto" w:after="120" w:before="0"/>
-        <w:ind w:firstLine="0"/>
-        <w:jc w:val="center"/>
-      </w:pPr>
-      <w:r>
-        <w:rPr>
-          <w:rFonts w:ascii="Times New Roman" w:hAnsi="Times New Roman" w:cs="Times New Roman" w:eastAsia="Times New Roman"/>
-          <w:b w:val="0"/>
-          <w:i w:val="0"/>
-          <w:sz w:val="24"/>
-        </w:rPr>
-        <w:t>Рисунок 3 - Страница услуги «Разработка сайтов», верхняя часть макета</w:t>
-      </w:r>
-    </w:p>
-    <w:p>
-      <w:r>
-        <w:br w:type="page"/>
-      </w:r>
-    </w:p>
-    <w:p>
-      <w:pPr>
-        <w:keepNext/>
-        <w:spacing w:line="240" w:lineRule="auto" w:before="120" w:after="80"/>
-        <w:ind w:firstLine="0"/>
-        <w:jc w:val="center"/>
-      </w:pPr>
-      <w:r>
-        <w:drawing>
-          <wp:inline xmlns:a="http://schemas.openxmlformats.org/drawingml/2006/main" xmlns:pic="http://schemas.openxmlformats.org/drawingml/2006/picture">
-            <wp:extent cx="5760000" cy="7840000"/>
-            <wp:docPr id="4" name="Picture 4"/>
-            <wp:cNvGraphicFramePr>
-              <a:graphicFrameLocks noChangeAspect="1"/>
-            </wp:cNvGraphicFramePr>
-            <a:graphic>
-              <a:graphicData uri="http://schemas.openxmlformats.org/drawingml/2006/picture">
-                <pic:pic>
-                  <pic:nvPicPr>
-                    <pic:cNvPr id="0" name="fig4.png"/>
-                    <pic:cNvPicPr/>
-                  </pic:nvPicPr>
-                  <pic:blipFill>
-                    <a:blip r:embed="rId12"/>
-                    <a:stretch>
-                      <a:fillRect/>
-                    </a:stretch>
-                  </pic:blipFill>
-                  <pic:spPr>
-                    <a:xfrm>
-                      <a:off x="0" y="0"/>
-                      <a:ext cx="5760000" cy="7840000"/>
-                    </a:xfrm>
-                    <a:prstGeom prst="rect"/>
-                  </pic:spPr>
-                </pic:pic>
-              </a:graphicData>
-            </a:graphic>
-          </wp:inline>
-        </w:drawing>
-      </w:r>
-    </w:p>
-    <w:p>
-      <w:pPr>
-        <w:spacing w:line="240" w:lineRule="auto" w:after="120" w:before="0"/>
-        <w:ind w:firstLine="0"/>
-        <w:jc w:val="center"/>
-      </w:pPr>
-      <w:r>
-        <w:rPr>
-          <w:rFonts w:ascii="Times New Roman" w:hAnsi="Times New Roman" w:cs="Times New Roman" w:eastAsia="Times New Roman"/>
-          <w:b w:val="0"/>
-          <w:i w:val="0"/>
-          <w:sz w:val="24"/>
-        </w:rPr>
-        <w:t>Рисунок 4 - Страница услуги «Разработка сайтов», нижняя часть макета</w:t>
-      </w:r>
-    </w:p>
-    <w:p>
-      <w:r>
-        <w:br w:type="page"/>
-      </w:r>
-    </w:p>
-    <w:p>
-      <w:pPr>
         <w:spacing w:line="360" w:lineRule="auto" w:after="120" w:before="360"/>
         <w:ind w:firstLine="709"/>
         <w:jc w:val="left"/>
@@ -4508,7 +3715,7 @@
           <w:i w:val="0"/>
           <w:sz w:val="28"/>
         </w:rPr>
-        <w:t>5. Соответствие критериям оценки</w:t>
+        <w:t>10. Соответствие критериям оценки</w:t>
       </w:r>
     </w:p>
     <w:p>
@@ -4525,7 +3732,7 @@
           <w:i w:val="0"/>
           <w:sz w:val="24"/>
         </w:rPr>
-        <w:t>Таблица 7 - Самопроверка по критериям задания</w:t>
+        <w:t>Таблица 6 - Самопроверка</w:t>
       </w:r>
     </w:p>
     <w:tbl>
@@ -4630,7 +3837,7 @@
                 <w:i w:val="0"/>
                 <w:sz w:val="24"/>
               </w:rPr>
-              <w:t>Три уровня чтения на каждом экране, схема надзаголовок — заголовок — тело повторяется во всех секциях обоих макетов</w:t>
+              <w:t>Три уровня чтения на первом экране (таблица 3); схема надзаголовок — заголовок — содержание повторяется во всех шести секциях</w:t>
             </w:r>
           </w:p>
         </w:tc>
@@ -4677,7 +3884,7 @@
                 <w:i w:val="0"/>
                 <w:sz w:val="24"/>
               </w:rPr>
-              <w:t>Ровно 4 кегля в каждом макете: 88 / 40 / 22 / 16 и 72 / 36 / 20 / 16; мелкие подписи различаются цветом и разрядкой, а не пятым кеглем</w:t>
+              <w:t>Ровно четыре кегля: 80 / 36 / 20 / 16. Служебные подписи отличаются гарнитурой и цветом, а не пятым кеглем</w:t>
             </w:r>
           </w:p>
         </w:tc>
@@ -4724,7 +3931,7 @@
                 <w:i w:val="0"/>
                 <w:sz w:val="24"/>
               </w:rPr>
-              <w:t>Асимметрия 7 : 5 в первых экранах при равных полях 120 px, симметричные ряды карточек ниже; всё на сетке из 12 колонок</w:t>
+              <w:t>Асимметрия по весу в первом экране, симметричные ряды ниже, всё на сетке из 12 колонок с равными полями 120 px</w:t>
             </w:r>
           </w:p>
         </w:tc>
@@ -4771,7 +3978,7 @@
                 <w:i w:val="0"/>
                 <w:sz w:val="24"/>
               </w:rPr>
-              <w:t>Один насыщенный цвет закреплён за действием в каждом макете, плюс инверсия тона в финальном блоке; контраст текста не ниже 4,5 : 1</w:t>
+              <w:t>Лайм закреплён за действием и нигде больше не заливает площадь; контраст 16,3 : 1. Второй уровень — чередование тёмных и кремовых полос</w:t>
             </w:r>
           </w:p>
         </w:tc>
@@ -4818,7 +4025,7 @@
                 <w:i w:val="0"/>
                 <w:sz w:val="24"/>
               </w:rPr>
-              <w:t>Близость, сходство, общая область и продолжение перечислены по элементам в разделах 3.6 и 4.6</w:t>
+              <w:t>Близость, сходство, общая судьба, общая область и замыкание разобраны по элементам в разделе 8</w:t>
             </w:r>
           </w:p>
         </w:tc>
@@ -4865,7 +4072,7 @@
                 <w:i w:val="0"/>
                 <w:sz w:val="24"/>
               </w:rPr>
-              <w:t>Тёплая палитра и антиква для начинающих практику; белый фон, гротеск и деловой порядок секций для владельцев бизнеса</w:t>
+              <w:t>Порядок секций повторяет порядок сомнений заказчика, цена и сроки набраны вторым кеглем, форма стоит после блока гарантий</w:t>
             </w:r>
           </w:p>
         </w:tc>
@@ -4891,7 +4098,7 @@
           <w:i w:val="0"/>
           <w:sz w:val="28"/>
         </w:rPr>
-        <w:t>6. Условные данные</w:t>
+        <w:t>11. Условные данные</w:t>
       </w:r>
     </w:p>
     <w:p>
@@ -4907,7 +4114,7 @@
           <w:i w:val="0"/>
           <w:sz w:val="28"/>
         </w:rPr>
-        <w:t>Тексты, цены, даты, имена, отзывы и показатели проектов вымышлены и нужны только для того, чтобы макет проверялся на реальных длинах строк, а не на «рыбе». Фотографии и превью работ заменены рамками с указанием размера в пикселях: композиция и иерархия оцениваются без привязки к конкретным снимкам, а при переносе макета в Figma рамки заменяются изображениями один к одному.</w:t>
+        <w:t>Название агентства, цены, сроки, имена, адреса и показатели проектов вымышлены. Они нужны, чтобы макет проверялся на реальных длинах строк: именно так вскрылось, что цена в 36 px не помещается в карточку шириной 282 px и требует отдельной строки для предлога «от».</w:t>
       </w:r>
     </w:p>
     <w:p>
@@ -4923,7 +4130,23 @@
           <w:i w:val="0"/>
           <w:sz w:val="28"/>
         </w:rPr>
-        <w:t>Проверка цветовых контрастов приведена в таблицах 4 и 6 по формуле относительной яркости из WCAG 2.1. Все текстовые пары проходят порог 4,5 : 1 для основного текста, интерактивные элементы имеют высоту не менее 44 px.</w:t>
+        <w:t>Превью проектов собраны из прямоугольников и показывают структуру и палитру, но не содержат реальных снимков. При переносе макета в Figma каждое превью заменяется изображением того же размера.</w:t>
+      </w:r>
+    </w:p>
+    <w:p>
+      <w:pPr>
+        <w:spacing w:line="360" w:lineRule="auto" w:after="0" w:before="0"/>
+        <w:ind w:firstLine="709"/>
+        <w:jc w:val="both"/>
+      </w:pPr>
+      <w:r>
+        <w:rPr>
+          <w:rFonts w:ascii="Times New Roman" w:hAnsi="Times New Roman" w:cs="Times New Roman" w:eastAsia="Times New Roman"/>
+          <w:b w:val="0"/>
+          <w:i w:val="0"/>
+          <w:sz w:val="28"/>
+        </w:rPr>
+        <w:t>Контрасты в таблице 4 посчитаны по формуле относительной яркости из WCAG 2.1. Все текстовые пары проходят порог 4,5 : 1 для основного текста, интерактивные элементы имеют высоту не менее 44 px, у полей формы есть подписи через элемент label.</w:t>
       </w:r>
     </w:p>
     <w:sectPr>

--- a/Практическая-1-5-принципов-визуального-дизайна.docx
+++ b/Практическая-1-5-принципов-визуального-дизайна.docx
@@ -420,7 +420,23 @@
           <w:i w:val="0"/>
           <w:sz w:val="28"/>
         </w:rPr>
-        <w:t>Макет собран вёрсткой по модульной сетке на холсте шириной 1440 px и высотой 5008 px. Размеры заданы в пикселях и кратны восьми, поэтому макет переносится в Figma без пересчёта.</w:t>
+        <w:t>Агентство спозиционировано как технологичный продакшн: делает не только сайты-витрины, но и сервисы с личными кабинетами и интеграциями. От этого зависит и тон страницы, и порядок блоков, и то, что цена стоит рядом с названием тарифа, а не прячется за кнопкой «узнать стоимость».</w:t>
+      </w:r>
+    </w:p>
+    <w:p>
+      <w:pPr>
+        <w:spacing w:line="360" w:lineRule="auto" w:after="0" w:before="0"/>
+        <w:ind w:firstLine="709"/>
+        <w:jc w:val="both"/>
+      </w:pPr>
+      <w:r>
+        <w:rPr>
+          <w:rFonts w:ascii="Times New Roman" w:hAnsi="Times New Roman" w:cs="Times New Roman" w:eastAsia="Times New Roman"/>
+          <w:b w:val="0"/>
+          <w:i w:val="0"/>
+          <w:sz w:val="28"/>
+        </w:rPr>
+        <w:t>Макет собран вёрсткой по модульной сетке на холсте шириной 1440 px и высотой 5492 px. Размеры кратны восьми, поэтому макет переносится в Figma без пересчёта.</w:t>
       </w:r>
     </w:p>
     <w:p>
@@ -436,7 +452,7 @@
           <w:i w:val="0"/>
           <w:sz w:val="28"/>
         </w:rPr>
-        <w:t>2. Дизайн-идея</w:t>
+        <w:t>2. Дизайн-идея и как она менялась</w:t>
       </w:r>
     </w:p>
     <w:p>
@@ -452,7 +468,7 @@
           <w:i w:val="0"/>
           <w:sz w:val="28"/>
         </w:rPr>
-        <w:t>Первая версия строилась на белом фоне, синем акценте и ряде одинаковых карточек со скруглением. Она закрывала критерии оценки, но выглядела как типовой шаблон: каждая секция повторяла схему «заголовок плюс сетка одинаковых блоков», а изображения заменяли серые прямоугольники с подписью размера. Соблюсти принципы и получить хороший дизайн — разные задачи, и вторая проверяется глазами, а не по списку.</w:t>
+        <w:t>Первая версия строилась на белом фоне, синем акценте и ряде одинаковых карточек со скруглением. Она закрывала критерии оценки, но читалась как шаблон: каждая секция повторяла схему «заголовок плюс сетка одинаковых блоков», а изображения заменяли серые прямоугольники с подписью размера. Вторая версия ушла в тёмную базу с кислотным акцентом и решила проблему пустоты, но приобрела другую: кислотный цвет на графите — такой же дежурный приём, только другого года.</w:t>
       </w:r>
     </w:p>
     <w:p>
@@ -468,7 +484,7 @@
           <w:i w:val="0"/>
           <w:sz w:val="28"/>
         </w:rPr>
-        <w:t>Переработанная версия стоит на трёх решениях.</w:t>
+        <w:t>Итоговая версия стоит на четырёх решениях.</w:t>
       </w:r>
     </w:p>
     <w:p>
@@ -484,7 +500,7 @@
           <w:i w:val="0"/>
           <w:sz w:val="28"/>
         </w:rPr>
-        <w:t>— Тёмная база вместо белого листа. Графит #0D1117 даёт глубину и превращает светлые секции в событие, а не в фон по умолчанию. Чередование тёмных и кремовых полос задаёт ритм длинной страницы.</w:t>
+        <w:t>— Белый фон, а цвет вынесен в пастельные плоскости. Мятная, лавандовая, персиковая и голубая заливки маркируют блоки и держат ритм, но никогда не несут на себе мелкий текст. Контраст обеспечивает графит #1C1F26, а не насыщенность пастели.</w:t>
       </w:r>
     </w:p>
     <w:p>
@@ -500,7 +516,7 @@
           <w:i w:val="0"/>
           <w:sz w:val="28"/>
         </w:rPr>
-        <w:t>— Кислотный лайм #CDFF4F как единственный акцент, закреплённый за действием: кнопки, сроки этапов, активный сегмент шкалы. Синий в этой нише стал цветом по умолчанию; лайм запоминается и даёт контраст 16 : 1 на тёмном фоне.</w:t>
+        <w:t>— Вместо четырёх карточек тарифов — матрица строк: цветной индекс, название, точки-лидеры, срок, цена, под строкой состав в четыре колонки. Цены выстраиваются в столбец, и их можно сравнить вертикальным движением взгляда, не перескакивая между карточками.</w:t>
       </w:r>
     </w:p>
     <w:p>
@@ -516,7 +532,23 @@
           <w:i w:val="0"/>
           <w:sz w:val="28"/>
         </w:rPr>
-        <w:t>— Превью проектов собраны из блоков как миниатюры интерфейсов, каждое в палитре своей отрасли: дерево для мебельного производства, зелёный для аптеки, оранжевый для ремонта, синий для логистики. Серая заглушка не показывает ни иерархии, ни цвета, а значит не даёт оценить композицию страницы.</w:t>
+        <w:t>— Превью крупного проекта выезжает из лавандовой полосы вверх на 140 px и ложится поверх границы секций. Перекрытие связывает первый экран с работами и ломает ленту одинаковых блоков.</w:t>
+      </w:r>
+    </w:p>
+    <w:p>
+      <w:pPr>
+        <w:spacing w:line="360" w:lineRule="auto" w:after="0"/>
+        <w:ind w:left="709" w:hanging="283"/>
+        <w:jc w:val="both"/>
+      </w:pPr>
+      <w:r>
+        <w:rPr>
+          <w:rFonts w:ascii="Times New Roman" w:hAnsi="Times New Roman" w:cs="Times New Roman" w:eastAsia="Times New Roman"/>
+          <w:b w:val="0"/>
+          <w:i w:val="0"/>
+          <w:sz w:val="28"/>
+        </w:rPr>
+        <w:t>— В портфолио стоят скриншоты реальных сайтов вместо нарисованных заглушек. Макет из прямоугольников не позволяет оценить, как страница поведёт себя с настоящим изображением: реальный скриншот приносит собственный цвет, шум и плотность, и композиция должна их выдержать.</w:t>
       </w:r>
     </w:p>
     <w:p>
@@ -1037,7 +1069,7 @@
                 <w:i w:val="0"/>
                 <w:sz w:val="24"/>
               </w:rPr>
-              <w:t>Отступы: 8, 16, 24, 32, 48, 88</w:t>
+              <w:t>Отступы: 8, 16, 24, 32, 40, 88</w:t>
             </w:r>
           </w:p>
         </w:tc>
@@ -1063,7 +1095,7 @@
           <w:i w:val="0"/>
           <w:sz w:val="28"/>
         </w:rPr>
-        <w:t>Шрифтовая пара разводит роли. Manrope отвечает за содержание: начертание 800 в заголовках и числах, 400–700 в тексте. IBM Plex Mono отвечает за служебный слой: надзаголовки секций, сроки, отрасли проектов, подписи полей формы. Моноширинный шрифт читается в таких подписях как маркировка, а не как текст, и разделяет слои без пятого кегля.</w:t>
+        <w:t>Шрифтовая пара разводит роли. Onest отвечает за содержание: начертание 800 в заголовках и числах, 400–600 в тексте. IBM Plex Mono отвечает за служебный слой: мета-строка над шапкой, номера пунктов меню и этапов, сроки, отрасли проектов, подписи полей формы. Моноширинный шрифт читается как маркировка, а не как текст, и отделяет служебное от содержательного без пятого кегля.</w:t>
       </w:r>
     </w:p>
     <w:p>
@@ -1178,7 +1210,7 @@
         </w:tc>
         <w:tc>
           <w:tcPr>
-            <w:tcW w:type="dxa" w:w="2268"/>
+            <w:tcW w:type="dxa" w:w="2041"/>
           </w:tcPr>
           <w:p>
             <w:pPr>
@@ -1199,7 +1231,7 @@
         </w:tc>
         <w:tc>
           <w:tcPr>
-            <w:tcW w:type="dxa" w:w="4365"/>
+            <w:tcW w:type="dxa" w:w="4592"/>
           </w:tcPr>
           <w:p>
             <w:pPr>
@@ -1267,7 +1299,7 @@
         </w:tc>
         <w:tc>
           <w:tcPr>
-            <w:tcW w:type="dxa" w:w="2268"/>
+            <w:tcW w:type="dxa" w:w="2041"/>
           </w:tcPr>
           <w:p>
             <w:pPr>
@@ -1282,13 +1314,13 @@
                 <w:i w:val="0"/>
                 <w:sz w:val="24"/>
               </w:rPr>
-              <w:t>Manrope 800</w:t>
+              <w:t>Onest 800</w:t>
             </w:r>
           </w:p>
         </w:tc>
         <w:tc>
           <w:tcPr>
-            <w:tcW w:type="dxa" w:w="4365"/>
+            <w:tcW w:type="dxa" w:w="4592"/>
           </w:tcPr>
           <w:p>
             <w:pPr>
@@ -1356,7 +1388,7 @@
         </w:tc>
         <w:tc>
           <w:tcPr>
-            <w:tcW w:type="dxa" w:w="2268"/>
+            <w:tcW w:type="dxa" w:w="2041"/>
           </w:tcPr>
           <w:p>
             <w:pPr>
@@ -1371,13 +1403,13 @@
                 <w:i w:val="0"/>
                 <w:sz w:val="24"/>
               </w:rPr>
-              <w:t>Manrope 800</w:t>
+              <w:t>Onest 800</w:t>
             </w:r>
           </w:p>
         </w:tc>
         <w:tc>
           <w:tcPr>
-            <w:tcW w:type="dxa" w:w="4365"/>
+            <w:tcW w:type="dxa" w:w="4592"/>
           </w:tcPr>
           <w:p>
             <w:pPr>
@@ -1392,7 +1424,7 @@
                 <w:i w:val="0"/>
                 <w:sz w:val="24"/>
               </w:rPr>
-              <w:t>Заголовки секций, цены, метрики, результаты кейсов</w:t>
+              <w:t>Заголовки секций, цены тарифов, метрики, результаты кейсов</w:t>
             </w:r>
           </w:p>
         </w:tc>
@@ -1445,7 +1477,7 @@
         </w:tc>
         <w:tc>
           <w:tcPr>
-            <w:tcW w:type="dxa" w:w="2268"/>
+            <w:tcW w:type="dxa" w:w="2041"/>
           </w:tcPr>
           <w:p>
             <w:pPr>
@@ -1460,13 +1492,13 @@
                 <w:i w:val="0"/>
                 <w:sz w:val="24"/>
               </w:rPr>
-              <w:t>Manrope 700 / 400</w:t>
+              <w:t>Onest 600</w:t>
             </w:r>
           </w:p>
         </w:tc>
         <w:tc>
           <w:tcPr>
-            <w:tcW w:type="dxa" w:w="4365"/>
+            <w:tcW w:type="dxa" w:w="4592"/>
           </w:tcPr>
           <w:p>
             <w:pPr>
@@ -1481,7 +1513,7 @@
                 <w:i w:val="0"/>
                 <w:sz w:val="24"/>
               </w:rPr>
-              <w:t>Подзаголовок, названия тарифов, работ и этапов, телефон</w:t>
+              <w:t>Значения в сводке, названия работ и этапов, телефон, поля формы</w:t>
             </w:r>
           </w:p>
         </w:tc>
@@ -1534,7 +1566,7 @@
         </w:tc>
         <w:tc>
           <w:tcPr>
-            <w:tcW w:type="dxa" w:w="2268"/>
+            <w:tcW w:type="dxa" w:w="2041"/>
           </w:tcPr>
           <w:p>
             <w:pPr>
@@ -1549,13 +1581,13 @@
                 <w:i w:val="0"/>
                 <w:sz w:val="24"/>
               </w:rPr>
-              <w:t>Manrope 400–700, IBM Plex Mono</w:t>
+              <w:t>Onest 400–600, IBM Plex Mono</w:t>
             </w:r>
           </w:p>
         </w:tc>
         <w:tc>
           <w:tcPr>
-            <w:tcW w:type="dxa" w:w="4365"/>
+            <w:tcW w:type="dxa" w:w="4592"/>
           </w:tcPr>
           <w:p>
             <w:pPr>
@@ -1570,7 +1602,7 @@
                 <w:i w:val="0"/>
                 <w:sz w:val="24"/>
               </w:rPr>
-              <w:t>Текст, списки, кнопки, поля формы, служебные подписи</w:t>
+              <w:t>Текст, состав тарифов, кнопки, все служебные подписи</w:t>
             </w:r>
           </w:p>
         </w:tc>
@@ -1596,7 +1628,7 @@
           <w:i w:val="0"/>
           <w:sz w:val="28"/>
         </w:rPr>
-        <w:t>Важное решение на втором уровне: цена и результат кейса набраны тем же кеглем, что и заголовки секций. Для владельца бизнеса «240 000 ₽» и «+64% заявок» — не подпись к карточке, а то, ради чего страницу открыли. Кнопки, наоборот, набраны четвёртым кеглем: их выделяет цвет, а не размер, иначе на экране оказалось бы несколько конкурирующих акцентов.</w:t>
+        <w:t>Решение на втором уровне: цена и результат кейса набраны тем же кеглем, что и заголовки секций. Для владельца бизнеса «240 000 ₽» и «-41% обращений» — не подпись к блоку, а то, ради чего страницу открыли. Кнопки, наоборот, набраны четвёртым кеглем: их выделяет заливка, а не размер.</w:t>
       </w:r>
     </w:p>
     <w:p>
@@ -1756,7 +1788,7 @@
                 <w:i w:val="0"/>
                 <w:sz w:val="24"/>
               </w:rPr>
-              <w:t>«Разработка сайтов» и кнопка «Оставить заявку»</w:t>
+              <w:t>«Разработка сайтов и сервисов», тёмная кнопка</w:t>
             </w:r>
           </w:p>
         </w:tc>
@@ -1777,7 +1809,7 @@
                 <w:i w:val="0"/>
                 <w:sz w:val="24"/>
               </w:rPr>
-              <w:t>Максимальный кегль; единственный насыщенный цвет на тёмном фоне</w:t>
+              <w:t>Максимальный кегль; единственное чёрное пятно на белом</w:t>
             </w:r>
           </w:p>
         </w:tc>
@@ -1824,7 +1856,7 @@
                 <w:i w:val="0"/>
                 <w:sz w:val="24"/>
               </w:rPr>
-              <w:t>Мокап проекта и описание услуги</w:t>
+              <w:t>Мятная карточка со сводкой и крупное превью проекта</w:t>
             </w:r>
           </w:p>
         </w:tc>
@@ -1845,7 +1877,7 @@
                 <w:i w:val="0"/>
                 <w:sz w:val="24"/>
               </w:rPr>
-              <w:t>Крупное светлое пятно с тенью; третий кегль</w:t>
+              <w:t>Цветная плоскость и тень; второй и третий кегли</w:t>
             </w:r>
           </w:p>
         </w:tc>
@@ -1892,7 +1924,7 @@
                 <w:i w:val="0"/>
                 <w:sz w:val="24"/>
               </w:rPr>
-              <w:t>Меню, пометка о загрузке, галочки гарантий</w:t>
+              <w:t>Мета-строка, меню, подписи под превью</w:t>
             </w:r>
           </w:p>
         </w:tc>
@@ -1913,7 +1945,7 @@
                 <w:i w:val="0"/>
                 <w:sz w:val="24"/>
               </w:rPr>
-              <w:t>Четвёртый кегль, приглушённая прозрачность текста</w:t>
+              <w:t>Четвёртый кегль, моноширинный шрифт, серый цвет</w:t>
             </w:r>
           </w:p>
         </w:tc>
@@ -1939,7 +1971,23 @@
           <w:i w:val="0"/>
           <w:sz w:val="28"/>
         </w:rPr>
-        <w:t>Порядок секций повторяет порядок сомнений клиента: что вы делаете, сколько это стоит, как долго и по каким шагам, кому уже делали, что будет при срыве сроков, и только потом форма. Просить контакты раньше, чем сняты возражения, значит получить меньше заявок. Внутри каждой секции иерархия повторяется: моноширинный надзаголовок, заголовок 36 px, содержание. Повторение схемы делает длинную страницу предсказуемой.</w:t>
+        <w:t>Порядок секций повторяет порядок сомнений клиента: что вы делаете, сколько это стоит, как долго и по каким шагам, кому уже делали, что будет при срыве сроков, и только потом форма. Просить контакты раньше, чем сняты возражения, значит получить меньше заявок. Внутри каждой секции иерархия повторяется: моноширинный номер и название раздела, заголовок 36 px, содержание.</w:t>
+      </w:r>
+    </w:p>
+    <w:p>
+      <w:pPr>
+        <w:spacing w:line="360" w:lineRule="auto" w:after="0" w:before="0"/>
+        <w:ind w:firstLine="709"/>
+        <w:jc w:val="both"/>
+      </w:pPr>
+      <w:r>
+        <w:rPr>
+          <w:rFonts w:ascii="Times New Roman" w:hAnsi="Times New Roman" w:cs="Times New Roman" w:eastAsia="Times New Roman"/>
+          <w:b w:val="0"/>
+          <w:i w:val="0"/>
+          <w:sz w:val="28"/>
+        </w:rPr>
+        <w:t>Сводка в первом экране собрана как выписка из договора: четыре строки с точками-лидерами, слева параметр, справа значение. Она отвечает на вопросы о сроке, смете, поддержке и правах на исходники до того, как клиент дойдёт до тарифов.</w:t>
       </w:r>
     </w:p>
     <w:p>
@@ -1971,7 +2019,7 @@
           <w:i w:val="0"/>
           <w:sz w:val="28"/>
         </w:rPr>
-        <w:t>Первый экран асимметричен по весу при равном делении: текст занимает 6 колонок слева, мокап — 6 справа, но весят они по-разному. Слева плотная тёмная масса заголовка на небольшой площади, справа светлый прямоугольник большей площади с тенью. Равновесие держится на оптическом весе, а не на равенстве площадей; поля по 120 px с обеих сторон не дают композиции завалиться.</w:t>
+        <w:t>Первый экран асимметричен: заголовок занимает 7 колонок слева, сводка — 4 колонки справа, между ними пустая колонка. Слева плотная тёмная масса крупного текста, справа светлая мятная плоскость меньшей плотности, но с цветом. Равновесие держится на оптическом весе, а не на равенстве площадей.</w:t>
       </w:r>
     </w:p>
     <w:p>
@@ -1987,7 +2035,7 @@
           <w:i w:val="0"/>
           <w:sz w:val="28"/>
         </w:rPr>
-        <w:t>Ниже страница переходит к симметрии: четыре карточки тарифов, пять сегментов процесса, четыре кейса в два ряда, четыре гарантии. Равные блоки в ряд читаются как «мы делаем это системно», что и требуется в деловом контексте. Выделенная тёмная карточка смещает вес ряда влево от центра, это компенсировано правым выравниванием подписи про вилку цен над рядом.</w:t>
+        <w:t>Ниже страница переходит к симметрии: четыре строки тарифов одинаковой анатомии, пять сегментов процесса, три кейса по четыре колонки, четыре гарантии. Перекрытие превью на границе первого экрана и лавандовой полосы — единственное место, где композиция сознательно нарушает построчный ритм; именно поэтому оно и работает.</w:t>
       </w:r>
     </w:p>
     <w:p>
@@ -2044,7 +2092,7 @@
         </w:trPr>
         <w:tc>
           <w:tcPr>
-            <w:tcW w:type="dxa" w:w="1928"/>
+            <w:tcW w:type="dxa" w:w="1814"/>
           </w:tcPr>
           <w:p>
             <w:pPr>
@@ -2065,7 +2113,7 @@
         </w:tc>
         <w:tc>
           <w:tcPr>
-            <w:tcW w:type="dxa" w:w="1928"/>
+            <w:tcW w:type="dxa" w:w="1587"/>
           </w:tcPr>
           <w:p>
             <w:pPr>
@@ -2086,7 +2134,7 @@
         </w:tc>
         <w:tc>
           <w:tcPr>
-            <w:tcW w:type="dxa" w:w="2835"/>
+            <w:tcW w:type="dxa" w:w="3175"/>
           </w:tcPr>
           <w:p>
             <w:pPr>
@@ -2107,7 +2155,7 @@
         </w:tc>
         <w:tc>
           <w:tcPr>
-            <w:tcW w:type="dxa" w:w="1984"/>
+            <w:tcW w:type="dxa" w:w="2098"/>
           </w:tcPr>
           <w:p>
             <w:pPr>
@@ -2133,7 +2181,7 @@
         </w:trPr>
         <w:tc>
           <w:tcPr>
-            <w:tcW w:type="dxa" w:w="1928"/>
+            <w:tcW w:type="dxa" w:w="1814"/>
           </w:tcPr>
           <w:p>
             <w:pPr>
@@ -2154,7 +2202,7 @@
         </w:tc>
         <w:tc>
           <w:tcPr>
-            <w:tcW w:type="dxa" w:w="1928"/>
+            <w:tcW w:type="dxa" w:w="1587"/>
           </w:tcPr>
           <w:p>
             <w:pPr>
@@ -2169,13 +2217,13 @@
                 <w:i w:val="0"/>
                 <w:sz w:val="24"/>
               </w:rPr>
-              <w:t>#0D1117</w:t>
+              <w:t>#1C1F26</w:t>
             </w:r>
           </w:p>
         </w:tc>
         <w:tc>
           <w:tcPr>
-            <w:tcW w:type="dxa" w:w="2835"/>
+            <w:tcW w:type="dxa" w:w="3175"/>
           </w:tcPr>
           <w:p>
             <w:pPr>
@@ -2190,13 +2238,13 @@
                 <w:i w:val="0"/>
                 <w:sz w:val="24"/>
               </w:rPr>
-              <w:t>Основной фон, текст на светлых секциях</w:t>
+              <w:t>Текст, кнопки, полоса разработки, футер</w:t>
             </w:r>
           </w:p>
         </w:tc>
         <w:tc>
           <w:tcPr>
-            <w:tcW w:type="dxa" w:w="1984"/>
+            <w:tcW w:type="dxa" w:w="2098"/>
           </w:tcPr>
           <w:p>
             <w:pPr>
@@ -2211,7 +2259,7 @@
                 <w:i w:val="0"/>
                 <w:sz w:val="24"/>
               </w:rPr>
-              <w:t>16,9 : 1 на кремовом</w:t>
+              <w:t>15,9 : 1 на белом</w:t>
             </w:r>
           </w:p>
         </w:tc>
@@ -2222,7 +2270,7 @@
         </w:trPr>
         <w:tc>
           <w:tcPr>
-            <w:tcW w:type="dxa" w:w="1928"/>
+            <w:tcW w:type="dxa" w:w="1814"/>
           </w:tcPr>
           <w:p>
             <w:pPr>
@@ -2237,13 +2285,13 @@
                 <w:i w:val="0"/>
                 <w:sz w:val="24"/>
               </w:rPr>
-              <w:t>Тёмная поверхность</w:t>
+              <w:t>Белый</w:t>
             </w:r>
           </w:p>
         </w:tc>
         <w:tc>
           <w:tcPr>
-            <w:tcW w:type="dxa" w:w="1928"/>
+            <w:tcW w:type="dxa" w:w="1587"/>
           </w:tcPr>
           <w:p>
             <w:pPr>
@@ -2258,13 +2306,13 @@
                 <w:i w:val="0"/>
                 <w:sz w:val="24"/>
               </w:rPr>
-              <w:t>#161B23</w:t>
+              <w:t>#FFFFFF</w:t>
             </w:r>
           </w:p>
         </w:tc>
         <w:tc>
           <w:tcPr>
-            <w:tcW w:type="dxa" w:w="2835"/>
+            <w:tcW w:type="dxa" w:w="3175"/>
           </w:tcPr>
           <w:p>
             <w:pPr>
@@ -2279,13 +2327,13 @@
                 <w:i w:val="0"/>
                 <w:sz w:val="24"/>
               </w:rPr>
-              <w:t>Блок формы, карточки гарантий</w:t>
+              <w:t>Основной фон</w:t>
             </w:r>
           </w:p>
         </w:tc>
         <w:tc>
           <w:tcPr>
-            <w:tcW w:type="dxa" w:w="1984"/>
+            <w:tcW w:type="dxa" w:w="2098"/>
           </w:tcPr>
           <w:p>
             <w:pPr>
@@ -2311,7 +2359,7 @@
         </w:trPr>
         <w:tc>
           <w:tcPr>
-            <w:tcW w:type="dxa" w:w="1928"/>
+            <w:tcW w:type="dxa" w:w="1814"/>
           </w:tcPr>
           <w:p>
             <w:pPr>
@@ -2326,13 +2374,13 @@
                 <w:i w:val="0"/>
                 <w:sz w:val="24"/>
               </w:rPr>
-              <w:t>Кремовый</w:t>
+              <w:t>Серый</w:t>
             </w:r>
           </w:p>
         </w:tc>
         <w:tc>
           <w:tcPr>
-            <w:tcW w:type="dxa" w:w="1928"/>
+            <w:tcW w:type="dxa" w:w="1587"/>
           </w:tcPr>
           <w:p>
             <w:pPr>
@@ -2347,13 +2395,13 @@
                 <w:i w:val="0"/>
                 <w:sz w:val="24"/>
               </w:rPr>
-              <w:t>#F4F1EC</w:t>
+              <w:t>#6B717C</w:t>
             </w:r>
           </w:p>
         </w:tc>
         <w:tc>
           <w:tcPr>
-            <w:tcW w:type="dxa" w:w="2835"/>
+            <w:tcW w:type="dxa" w:w="3175"/>
           </w:tcPr>
           <w:p>
             <w:pPr>
@@ -2368,13 +2416,13 @@
                 <w:i w:val="0"/>
                 <w:sz w:val="24"/>
               </w:rPr>
-              <w:t>Фон светлых секций, текст на тёмном</w:t>
+              <w:t>Второстепенный текст</w:t>
             </w:r>
           </w:p>
         </w:tc>
         <w:tc>
           <w:tcPr>
-            <w:tcW w:type="dxa" w:w="1984"/>
+            <w:tcW w:type="dxa" w:w="2098"/>
           </w:tcPr>
           <w:p>
             <w:pPr>
@@ -2389,7 +2437,7 @@
                 <w:i w:val="0"/>
                 <w:sz w:val="24"/>
               </w:rPr>
-              <w:t>16,8 : 1 на графите</w:t>
+              <w:t>4,9 : 1 на белом</w:t>
             </w:r>
           </w:p>
         </w:tc>
@@ -2400,7 +2448,7 @@
         </w:trPr>
         <w:tc>
           <w:tcPr>
-            <w:tcW w:type="dxa" w:w="1928"/>
+            <w:tcW w:type="dxa" w:w="1814"/>
           </w:tcPr>
           <w:p>
             <w:pPr>
@@ -2415,13 +2463,13 @@
                 <w:i w:val="0"/>
                 <w:sz w:val="24"/>
               </w:rPr>
-              <w:t>Лайм</w:t>
+              <w:t>Индиго</w:t>
             </w:r>
           </w:p>
         </w:tc>
         <w:tc>
           <w:tcPr>
-            <w:tcW w:type="dxa" w:w="1928"/>
+            <w:tcW w:type="dxa" w:w="1587"/>
           </w:tcPr>
           <w:p>
             <w:pPr>
@@ -2436,13 +2484,13 @@
                 <w:i w:val="0"/>
                 <w:sz w:val="24"/>
               </w:rPr>
-              <w:t>#CDFF4F</w:t>
+              <w:t>#4C56C0</w:t>
             </w:r>
           </w:p>
         </w:tc>
         <w:tc>
           <w:tcPr>
-            <w:tcW w:type="dxa" w:w="2835"/>
+            <w:tcW w:type="dxa" w:w="3175"/>
           </w:tcPr>
           <w:p>
             <w:pPr>
@@ -2457,13 +2505,13 @@
                 <w:i w:val="0"/>
                 <w:sz w:val="24"/>
               </w:rPr>
-              <w:t>Кнопки, сроки, активный сегмент шкалы</w:t>
+              <w:t>Числа результатов, номера разделов</w:t>
             </w:r>
           </w:p>
         </w:tc>
         <w:tc>
           <w:tcPr>
-            <w:tcW w:type="dxa" w:w="1984"/>
+            <w:tcW w:type="dxa" w:w="2098"/>
           </w:tcPr>
           <w:p>
             <w:pPr>
@@ -2478,7 +2526,7 @@
                 <w:i w:val="0"/>
                 <w:sz w:val="24"/>
               </w:rPr>
-              <w:t>16,3 : 1 на графите</w:t>
+              <w:t>6,2 : 1 на белом</w:t>
             </w:r>
           </w:p>
         </w:tc>
@@ -2489,7 +2537,7 @@
         </w:trPr>
         <w:tc>
           <w:tcPr>
-            <w:tcW w:type="dxa" w:w="1928"/>
+            <w:tcW w:type="dxa" w:w="1814"/>
           </w:tcPr>
           <w:p>
             <w:pPr>
@@ -2504,13 +2552,13 @@
                 <w:i w:val="0"/>
                 <w:sz w:val="24"/>
               </w:rPr>
-              <w:t>Серо-синий</w:t>
+              <w:t>Мята</w:t>
             </w:r>
           </w:p>
         </w:tc>
         <w:tc>
           <w:tcPr>
-            <w:tcW w:type="dxa" w:w="1928"/>
+            <w:tcW w:type="dxa" w:w="1587"/>
           </w:tcPr>
           <w:p>
             <w:pPr>
@@ -2525,13 +2573,13 @@
                 <w:i w:val="0"/>
                 <w:sz w:val="24"/>
               </w:rPr>
-              <w:t>#55606E</w:t>
+              <w:t>#DCEBE3</w:t>
             </w:r>
           </w:p>
         </w:tc>
         <w:tc>
           <w:tcPr>
-            <w:tcW w:type="dxa" w:w="2835"/>
+            <w:tcW w:type="dxa" w:w="3175"/>
           </w:tcPr>
           <w:p>
             <w:pPr>
@@ -2546,13 +2594,13 @@
                 <w:i w:val="0"/>
                 <w:sz w:val="24"/>
               </w:rPr>
-              <w:t>Второстепенный текст на светлом</w:t>
+              <w:t>Сводка, гарантии, индекс тарифа</w:t>
             </w:r>
           </w:p>
         </w:tc>
         <w:tc>
           <w:tcPr>
-            <w:tcW w:type="dxa" w:w="1984"/>
+            <w:tcW w:type="dxa" w:w="2098"/>
           </w:tcPr>
           <w:p>
             <w:pPr>
@@ -2567,7 +2615,7 @@
                 <w:i w:val="0"/>
                 <w:sz w:val="24"/>
               </w:rPr>
-              <w:t>5,7 : 1 на кремовом</w:t>
+              <w:t>13,4 : 1 для текста на ней</w:t>
             </w:r>
           </w:p>
         </w:tc>
@@ -2578,7 +2626,7 @@
         </w:trPr>
         <w:tc>
           <w:tcPr>
-            <w:tcW w:type="dxa" w:w="1928"/>
+            <w:tcW w:type="dxa" w:w="1814"/>
           </w:tcPr>
           <w:p>
             <w:pPr>
@@ -2593,13 +2641,13 @@
                 <w:i w:val="0"/>
                 <w:sz w:val="24"/>
               </w:rPr>
-              <w:t>Кремовый 62%</w:t>
+              <w:t>Лаванда</w:t>
             </w:r>
           </w:p>
         </w:tc>
         <w:tc>
           <w:tcPr>
-            <w:tcW w:type="dxa" w:w="1928"/>
+            <w:tcW w:type="dxa" w:w="1587"/>
           </w:tcPr>
           <w:p>
             <w:pPr>
@@ -2614,13 +2662,13 @@
                 <w:i w:val="0"/>
                 <w:sz w:val="24"/>
               </w:rPr>
-              <w:t>rgba(244,241,236,.62)</w:t>
+              <w:t>#DEDBF2</w:t>
             </w:r>
           </w:p>
         </w:tc>
         <w:tc>
           <w:tcPr>
-            <w:tcW w:type="dxa" w:w="2835"/>
+            <w:tcW w:type="dxa" w:w="3175"/>
           </w:tcPr>
           <w:p>
             <w:pPr>
@@ -2635,13 +2683,13 @@
                 <w:i w:val="0"/>
                 <w:sz w:val="24"/>
               </w:rPr>
-              <w:t>Второстепенный текст на тёмном</w:t>
+              <w:t>Полоса под крупным превью</w:t>
             </w:r>
           </w:p>
         </w:tc>
         <w:tc>
           <w:tcPr>
-            <w:tcW w:type="dxa" w:w="1984"/>
+            <w:tcW w:type="dxa" w:w="2098"/>
           </w:tcPr>
           <w:p>
             <w:pPr>
@@ -2656,7 +2704,185 @@
                 <w:i w:val="0"/>
                 <w:sz w:val="24"/>
               </w:rPr>
-              <w:t>6,9 : 1 на графите</w:t>
+              <w:t>12,9 : 1</w:t>
+            </w:r>
+          </w:p>
+        </w:tc>
+      </w:tr>
+      <w:tr>
+        <w:trPr>
+          <w:cantSplit/>
+        </w:trPr>
+        <w:tc>
+          <w:tcPr>
+            <w:tcW w:type="dxa" w:w="1814"/>
+          </w:tcPr>
+          <w:p>
+            <w:pPr>
+              <w:spacing w:line="240" w:lineRule="auto" w:after="0"/>
+              <w:ind w:firstLine="0"/>
+              <w:jc w:val="left"/>
+            </w:pPr>
+            <w:r>
+              <w:rPr>
+                <w:rFonts w:ascii="Times New Roman" w:hAnsi="Times New Roman" w:cs="Times New Roman" w:eastAsia="Times New Roman"/>
+                <w:b w:val="0"/>
+                <w:i w:val="0"/>
+                <w:sz w:val="24"/>
+              </w:rPr>
+              <w:t>Персик</w:t>
+            </w:r>
+          </w:p>
+        </w:tc>
+        <w:tc>
+          <w:tcPr>
+            <w:tcW w:type="dxa" w:w="1587"/>
+          </w:tcPr>
+          <w:p>
+            <w:pPr>
+              <w:spacing w:line="240" w:lineRule="auto" w:after="0"/>
+              <w:ind w:firstLine="0"/>
+              <w:jc w:val="left"/>
+            </w:pPr>
+            <w:r>
+              <w:rPr>
+                <w:rFonts w:ascii="Times New Roman" w:hAnsi="Times New Roman" w:cs="Times New Roman" w:eastAsia="Times New Roman"/>
+                <w:b w:val="0"/>
+                <w:i w:val="0"/>
+                <w:sz w:val="24"/>
+              </w:rPr>
+              <w:t>#FAE0D0</w:t>
+            </w:r>
+          </w:p>
+        </w:tc>
+        <w:tc>
+          <w:tcPr>
+            <w:tcW w:type="dxa" w:w="3175"/>
+          </w:tcPr>
+          <w:p>
+            <w:pPr>
+              <w:spacing w:line="240" w:lineRule="auto" w:after="0"/>
+              <w:ind w:firstLine="0"/>
+              <w:jc w:val="left"/>
+            </w:pPr>
+            <w:r>
+              <w:rPr>
+                <w:rFonts w:ascii="Times New Roman" w:hAnsi="Times New Roman" w:cs="Times New Roman" w:eastAsia="Times New Roman"/>
+                <w:b w:val="0"/>
+                <w:i w:val="0"/>
+                <w:sz w:val="24"/>
+              </w:rPr>
+              <w:t>Карточка менеджера</w:t>
+            </w:r>
+          </w:p>
+        </w:tc>
+        <w:tc>
+          <w:tcPr>
+            <w:tcW w:type="dxa" w:w="2098"/>
+          </w:tcPr>
+          <w:p>
+            <w:pPr>
+              <w:spacing w:line="240" w:lineRule="auto" w:after="0"/>
+              <w:ind w:firstLine="0"/>
+              <w:jc w:val="left"/>
+            </w:pPr>
+            <w:r>
+              <w:rPr>
+                <w:rFonts w:ascii="Times New Roman" w:hAnsi="Times New Roman" w:cs="Times New Roman" w:eastAsia="Times New Roman"/>
+                <w:b w:val="0"/>
+                <w:i w:val="0"/>
+                <w:sz w:val="24"/>
+              </w:rPr>
+              <w:t>13,1 : 1</w:t>
+            </w:r>
+          </w:p>
+        </w:tc>
+      </w:tr>
+      <w:tr>
+        <w:trPr>
+          <w:cantSplit/>
+        </w:trPr>
+        <w:tc>
+          <w:tcPr>
+            <w:tcW w:type="dxa" w:w="1814"/>
+          </w:tcPr>
+          <w:p>
+            <w:pPr>
+              <w:spacing w:line="240" w:lineRule="auto" w:after="0"/>
+              <w:ind w:firstLine="0"/>
+              <w:jc w:val="left"/>
+            </w:pPr>
+            <w:r>
+              <w:rPr>
+                <w:rFonts w:ascii="Times New Roman" w:hAnsi="Times New Roman" w:cs="Times New Roman" w:eastAsia="Times New Roman"/>
+                <w:b w:val="0"/>
+                <w:i w:val="0"/>
+                <w:sz w:val="24"/>
+              </w:rPr>
+              <w:t>Голубой</w:t>
+            </w:r>
+          </w:p>
+        </w:tc>
+        <w:tc>
+          <w:tcPr>
+            <w:tcW w:type="dxa" w:w="1587"/>
+          </w:tcPr>
+          <w:p>
+            <w:pPr>
+              <w:spacing w:line="240" w:lineRule="auto" w:after="0"/>
+              <w:ind w:firstLine="0"/>
+              <w:jc w:val="left"/>
+            </w:pPr>
+            <w:r>
+              <w:rPr>
+                <w:rFonts w:ascii="Times New Roman" w:hAnsi="Times New Roman" w:cs="Times New Roman" w:eastAsia="Times New Roman"/>
+                <w:b w:val="0"/>
+                <w:i w:val="0"/>
+                <w:sz w:val="24"/>
+              </w:rPr>
+              <w:t>#D9E6F2</w:t>
+            </w:r>
+          </w:p>
+        </w:tc>
+        <w:tc>
+          <w:tcPr>
+            <w:tcW w:type="dxa" w:w="3175"/>
+          </w:tcPr>
+          <w:p>
+            <w:pPr>
+              <w:spacing w:line="240" w:lineRule="auto" w:after="0"/>
+              <w:ind w:firstLine="0"/>
+              <w:jc w:val="left"/>
+            </w:pPr>
+            <w:r>
+              <w:rPr>
+                <w:rFonts w:ascii="Times New Roman" w:hAnsi="Times New Roman" w:cs="Times New Roman" w:eastAsia="Times New Roman"/>
+                <w:b w:val="0"/>
+                <w:i w:val="0"/>
+                <w:sz w:val="24"/>
+              </w:rPr>
+              <w:t>Индекс четвёртого тарифа</w:t>
+            </w:r>
+          </w:p>
+        </w:tc>
+        <w:tc>
+          <w:tcPr>
+            <w:tcW w:type="dxa" w:w="2098"/>
+          </w:tcPr>
+          <w:p>
+            <w:pPr>
+              <w:spacing w:line="240" w:lineRule="auto" w:after="0"/>
+              <w:ind w:firstLine="0"/>
+              <w:jc w:val="left"/>
+            </w:pPr>
+            <w:r>
+              <w:rPr>
+                <w:rFonts w:ascii="Times New Roman" w:hAnsi="Times New Roman" w:cs="Times New Roman" w:eastAsia="Times New Roman"/>
+                <w:b w:val="0"/>
+                <w:i w:val="0"/>
+                <w:sz w:val="24"/>
+              </w:rPr>
+              <w:t>12,7 : 1</w:t>
             </w:r>
           </w:p>
         </w:tc>
@@ -2682,7 +2908,7 @@
           <w:i w:val="0"/>
           <w:sz w:val="28"/>
         </w:rPr>
-        <w:t>Лайм не заливает никаких площадей, кроме кнопок и одного сегмента шкалы, поэтому глаз находит целевое действие мгновенно. Второй уровень контраста работает на композицию: чередование тёмных и кремовых полос делит страницу на смысловые главы, и длинная страница не утомляет.</w:t>
+        <w:t>Пастель здесь — не акцент, а фон для групп. Акцентом работает графит: он закреплён за действием (обе кнопки, кнопка формы) и за самой длинной полосой в шкале процесса. Приём даёт контраст 15,9 : 1 там, где нужно нажать, и оставляет цвету роль разметки, а не крика.</w:t>
       </w:r>
     </w:p>
     <w:p>
@@ -2698,7 +2924,264 @@
           <w:i w:val="0"/>
           <w:sz w:val="28"/>
         </w:rPr>
-        <w:t>На светлых секциях главная кнопка меняет вид: там лайм почти сливался бы с кремовым фоном, поэтому «Рассчитать» у обычных тарифов сделана контурной, а у выделенного тарифа внутри тёмной карточки остаётся лаймовой. Акцент закреплён за действием, но его яркость проверяется в контексте конкретного фона, а не назначается один раз на всю страницу.</w:t>
+        <w:t>Индиго добавлен точечно и только на числа: результаты кейсов, сроки этапов, номера разделов. Когда единственный насыщенный цвет стоит на цифрах, взгляд собирает со страницы именно их — а для этой аудитории цифры и есть главное содержание.</w:t>
+      </w:r>
+    </w:p>
+    <w:p>
+      <w:r>
+        <w:br w:type="page"/>
+      </w:r>
+    </w:p>
+    <w:p>
+      <w:pPr>
+        <w:keepNext/>
+        <w:spacing w:line="240" w:lineRule="auto" w:before="120" w:after="80"/>
+        <w:ind w:firstLine="0"/>
+        <w:jc w:val="center"/>
+      </w:pPr>
+      <w:r>
+        <w:drawing>
+          <wp:inline xmlns:a="http://schemas.openxmlformats.org/drawingml/2006/main" xmlns:pic="http://schemas.openxmlformats.org/drawingml/2006/picture">
+            <wp:extent cx="5400000" cy="6045000"/>
+            <wp:docPr id="1" name="Picture 1"/>
+            <wp:cNvGraphicFramePr>
+              <a:graphicFrameLocks noChangeAspect="1"/>
+            </wp:cNvGraphicFramePr>
+            <a:graphic>
+              <a:graphicData uri="http://schemas.openxmlformats.org/drawingml/2006/picture">
+                <pic:pic>
+                  <pic:nvPicPr>
+                    <pic:cNvPr id="0" name="fig1.png"/>
+                    <pic:cNvPicPr/>
+                  </pic:nvPicPr>
+                  <pic:blipFill>
+                    <a:blip r:embed="rId9"/>
+                    <a:stretch>
+                      <a:fillRect/>
+                    </a:stretch>
+                  </pic:blipFill>
+                  <pic:spPr>
+                    <a:xfrm>
+                      <a:off x="0" y="0"/>
+                      <a:ext cx="5400000" cy="6045000"/>
+                    </a:xfrm>
+                    <a:prstGeom prst="rect"/>
+                  </pic:spPr>
+                </pic:pic>
+              </a:graphicData>
+            </a:graphic>
+          </wp:inline>
+        </w:drawing>
+      </w:r>
+    </w:p>
+    <w:p>
+      <w:pPr>
+        <w:spacing w:line="240" w:lineRule="auto" w:after="120" w:before="0"/>
+        <w:ind w:firstLine="0"/>
+        <w:jc w:val="center"/>
+      </w:pPr>
+      <w:r>
+        <w:rPr>
+          <w:rFonts w:ascii="Times New Roman" w:hAnsi="Times New Roman" w:cs="Times New Roman" w:eastAsia="Times New Roman"/>
+          <w:b w:val="0"/>
+          <w:i w:val="0"/>
+          <w:sz w:val="24"/>
+        </w:rPr>
+        <w:t>Рисунок 1 - Шапка, первый экран, превью проекта и метрики</w:t>
+      </w:r>
+    </w:p>
+    <w:p>
+      <w:r>
+        <w:br w:type="page"/>
+      </w:r>
+    </w:p>
+    <w:p>
+      <w:pPr>
+        <w:keepNext/>
+        <w:spacing w:line="240" w:lineRule="auto" w:before="120" w:after="80"/>
+        <w:ind w:firstLine="0"/>
+        <w:jc w:val="center"/>
+      </w:pPr>
+      <w:r>
+        <w:drawing>
+          <wp:inline xmlns:a="http://schemas.openxmlformats.org/drawingml/2006/main" xmlns:pic="http://schemas.openxmlformats.org/drawingml/2006/picture">
+            <wp:extent cx="5400000" cy="3750000"/>
+            <wp:docPr id="2" name="Picture 2"/>
+            <wp:cNvGraphicFramePr>
+              <a:graphicFrameLocks noChangeAspect="1"/>
+            </wp:cNvGraphicFramePr>
+            <a:graphic>
+              <a:graphicData uri="http://schemas.openxmlformats.org/drawingml/2006/picture">
+                <pic:pic>
+                  <pic:nvPicPr>
+                    <pic:cNvPr id="0" name="fig2.png"/>
+                    <pic:cNvPicPr/>
+                  </pic:nvPicPr>
+                  <pic:blipFill>
+                    <a:blip r:embed="rId10"/>
+                    <a:stretch>
+                      <a:fillRect/>
+                    </a:stretch>
+                  </pic:blipFill>
+                  <pic:spPr>
+                    <a:xfrm>
+                      <a:off x="0" y="0"/>
+                      <a:ext cx="5400000" cy="3750000"/>
+                    </a:xfrm>
+                    <a:prstGeom prst="rect"/>
+                  </pic:spPr>
+                </pic:pic>
+              </a:graphicData>
+            </a:graphic>
+          </wp:inline>
+        </w:drawing>
+      </w:r>
+    </w:p>
+    <w:p>
+      <w:pPr>
+        <w:spacing w:line="240" w:lineRule="auto" w:after="120" w:before="0"/>
+        <w:ind w:firstLine="0"/>
+        <w:jc w:val="center"/>
+      </w:pPr>
+      <w:r>
+        <w:rPr>
+          <w:rFonts w:ascii="Times New Roman" w:hAnsi="Times New Roman" w:cs="Times New Roman" w:eastAsia="Times New Roman"/>
+          <w:b w:val="0"/>
+          <w:i w:val="0"/>
+          <w:sz w:val="24"/>
+        </w:rPr>
+        <w:t>Рисунок 2 - Тарифы: матрица строк с точками-лидерами</w:t>
+      </w:r>
+    </w:p>
+    <w:p>
+      <w:r>
+        <w:br w:type="page"/>
+      </w:r>
+    </w:p>
+    <w:p>
+      <w:pPr>
+        <w:keepNext/>
+        <w:spacing w:line="240" w:lineRule="auto" w:before="120" w:after="80"/>
+        <w:ind w:firstLine="0"/>
+        <w:jc w:val="center"/>
+      </w:pPr>
+      <w:r>
+        <w:drawing>
+          <wp:inline xmlns:a="http://schemas.openxmlformats.org/drawingml/2006/main" xmlns:pic="http://schemas.openxmlformats.org/drawingml/2006/picture">
+            <wp:extent cx="5400000" cy="4800000"/>
+            <wp:docPr id="3" name="Picture 3"/>
+            <wp:cNvGraphicFramePr>
+              <a:graphicFrameLocks noChangeAspect="1"/>
+            </wp:cNvGraphicFramePr>
+            <a:graphic>
+              <a:graphicData uri="http://schemas.openxmlformats.org/drawingml/2006/picture">
+                <pic:pic>
+                  <pic:nvPicPr>
+                    <pic:cNvPr id="0" name="fig3.png"/>
+                    <pic:cNvPicPr/>
+                  </pic:nvPicPr>
+                  <pic:blipFill>
+                    <a:blip r:embed="rId11"/>
+                    <a:stretch>
+                      <a:fillRect/>
+                    </a:stretch>
+                  </pic:blipFill>
+                  <pic:spPr>
+                    <a:xfrm>
+                      <a:off x="0" y="0"/>
+                      <a:ext cx="5400000" cy="4800000"/>
+                    </a:xfrm>
+                    <a:prstGeom prst="rect"/>
+                  </pic:spPr>
+                </pic:pic>
+              </a:graphicData>
+            </a:graphic>
+          </wp:inline>
+        </w:drawing>
+      </w:r>
+    </w:p>
+    <w:p>
+      <w:pPr>
+        <w:spacing w:line="240" w:lineRule="auto" w:after="120" w:before="0"/>
+        <w:ind w:firstLine="0"/>
+        <w:jc w:val="center"/>
+      </w:pPr>
+      <w:r>
+        <w:rPr>
+          <w:rFonts w:ascii="Times New Roman" w:hAnsi="Times New Roman" w:cs="Times New Roman" w:eastAsia="Times New Roman"/>
+          <w:b w:val="0"/>
+          <w:i w:val="0"/>
+          <w:sz w:val="24"/>
+        </w:rPr>
+        <w:t>Рисунок 3 - Шкала процесса и работы агентства</w:t>
+      </w:r>
+    </w:p>
+    <w:p>
+      <w:r>
+        <w:br w:type="page"/>
+      </w:r>
+    </w:p>
+    <w:p>
+      <w:pPr>
+        <w:keepNext/>
+        <w:spacing w:line="240" w:lineRule="auto" w:before="120" w:after="80"/>
+        <w:ind w:firstLine="0"/>
+        <w:jc w:val="center"/>
+      </w:pPr>
+      <w:r>
+        <w:drawing>
+          <wp:inline xmlns:a="http://schemas.openxmlformats.org/drawingml/2006/main" xmlns:pic="http://schemas.openxmlformats.org/drawingml/2006/picture">
+            <wp:extent cx="5400000" cy="6000000"/>
+            <wp:docPr id="4" name="Picture 4"/>
+            <wp:cNvGraphicFramePr>
+              <a:graphicFrameLocks noChangeAspect="1"/>
+            </wp:cNvGraphicFramePr>
+            <a:graphic>
+              <a:graphicData uri="http://schemas.openxmlformats.org/drawingml/2006/picture">
+                <pic:pic>
+                  <pic:nvPicPr>
+                    <pic:cNvPr id="0" name="fig4.png"/>
+                    <pic:cNvPicPr/>
+                  </pic:nvPicPr>
+                  <pic:blipFill>
+                    <a:blip r:embed="rId12"/>
+                    <a:stretch>
+                      <a:fillRect/>
+                    </a:stretch>
+                  </pic:blipFill>
+                  <pic:spPr>
+                    <a:xfrm>
+                      <a:off x="0" y="0"/>
+                      <a:ext cx="5400000" cy="6000000"/>
+                    </a:xfrm>
+                    <a:prstGeom prst="rect"/>
+                  </pic:spPr>
+                </pic:pic>
+              </a:graphicData>
+            </a:graphic>
+          </wp:inline>
+        </w:drawing>
+      </w:r>
+    </w:p>
+    <w:p>
+      <w:pPr>
+        <w:spacing w:line="240" w:lineRule="auto" w:after="120" w:before="0"/>
+        <w:ind w:firstLine="0"/>
+        <w:jc w:val="center"/>
+      </w:pPr>
+      <w:r>
+        <w:rPr>
+          <w:rFonts w:ascii="Times New Roman" w:hAnsi="Times New Roman" w:cs="Times New Roman" w:eastAsia="Times New Roman"/>
+          <w:b w:val="0"/>
+          <w:i w:val="0"/>
+          <w:sz w:val="24"/>
+        </w:rPr>
+        <w:t>Рисунок 4 - Гарантии, форма заявки и футер-колофон</w:t>
+      </w:r>
+    </w:p>
+    <w:p>
+      <w:r>
+        <w:br w:type="page"/>
       </w:r>
     </w:p>
     <w:p>
@@ -2730,7 +3213,7 @@
           <w:i w:val="0"/>
           <w:sz w:val="28"/>
         </w:rPr>
-        <w:t>— Близость. Внутри карточки тарифа расстояния 8–20 px, между карточками 24 px, до соседней секции 88 px. Группы читаются до чтения текста.</w:t>
+        <w:t>— Близость. Состав тарифа стоит прямо под своей строкой на расстоянии 16 px, а до следующего тарифа 56 px. Строки не требуют рамок, чтобы читаться как отдельные предложения.</w:t>
       </w:r>
     </w:p>
     <w:p>
@@ -2746,7 +3229,7 @@
           <w:i w:val="0"/>
           <w:sz w:val="28"/>
         </w:rPr>
-        <w:t>— Сходство. Четыре карточки тарифов имеют одинаковую внутреннюю структуру: схема, название, описание, линия, цена, срок, состав, кнопка. Отличается только заливка выделенной карточки, поэтому сравнивать их легко. То же в кейсах: мокап, отрасль, название, число результата.</w:t>
+        <w:t>— Сходство. Все четыре строки тарифов имеют одинаковую анатомию: цветной индекс, название, лидеры, срок, цена, состав. Отличие только в подложке выделенной строки и метке «чаще всего», поэтому сравнение идёт по содержанию, а не по форме.</w:t>
       </w:r>
     </w:p>
     <w:p>
@@ -2762,7 +3245,7 @@
           <w:i w:val="0"/>
           <w:sz w:val="28"/>
         </w:rPr>
-        <w:t>— Общая судьба. Пять этапов стоят на одной горизонтальной линии и читаются как единый маршрут, а не как пять отдельных сообщений.</w:t>
+        <w:t>— Общая судьба. Пять полос процесса стоят на одной линии под общей осью дней и читаются как единый маршрут.</w:t>
       </w:r>
     </w:p>
     <w:p>
@@ -2778,7 +3261,7 @@
           <w:i w:val="0"/>
           <w:sz w:val="28"/>
         </w:rPr>
-        <w:t>— Общая область. Форма заявки и карточка менеджера лежат в одной тёмной секции: контакты не растворяются на странице и не отрываются от формы.</w:t>
+        <w:t>— Общая область. Пастельные плоскости объединяют разнородное содержимое: сводку в первом экране, четыре гарантии, карточку менеджера рядом с формой.</w:t>
       </w:r>
     </w:p>
     <w:p>
@@ -2794,201 +3277,7 @@
           <w:i w:val="0"/>
           <w:sz w:val="28"/>
         </w:rPr>
-        <w:t>— Замыкание. Рамка браузера с тремя точками достраивается воображением до окна с сайтом, хотя внутри лежат обычные прямоугольники. Тот же принцип в схемах тарифов: четыре блока читаются как структура страницы.</w:t>
-      </w:r>
-    </w:p>
-    <w:p>
-      <w:r>
-        <w:br w:type="page"/>
-      </w:r>
-    </w:p>
-    <w:p>
-      <w:pPr>
-        <w:keepNext/>
-        <w:spacing w:line="240" w:lineRule="auto" w:before="120" w:after="80"/>
-        <w:ind w:firstLine="0"/>
-        <w:jc w:val="center"/>
-      </w:pPr>
-      <w:r>
-        <w:drawing>
-          <wp:inline xmlns:a="http://schemas.openxmlformats.org/drawingml/2006/main" xmlns:pic="http://schemas.openxmlformats.org/drawingml/2006/picture">
-            <wp:extent cx="5400000" cy="7380000"/>
-            <wp:docPr id="1" name="Picture 1"/>
-            <wp:cNvGraphicFramePr>
-              <a:graphicFrameLocks noChangeAspect="1"/>
-            </wp:cNvGraphicFramePr>
-            <a:graphic>
-              <a:graphicData uri="http://schemas.openxmlformats.org/drawingml/2006/picture">
-                <pic:pic>
-                  <pic:nvPicPr>
-                    <pic:cNvPr id="0" name="fig1.png"/>
-                    <pic:cNvPicPr/>
-                  </pic:nvPicPr>
-                  <pic:blipFill>
-                    <a:blip r:embed="rId9"/>
-                    <a:stretch>
-                      <a:fillRect/>
-                    </a:stretch>
-                  </pic:blipFill>
-                  <pic:spPr>
-                    <a:xfrm>
-                      <a:off x="0" y="0"/>
-                      <a:ext cx="5400000" cy="7380000"/>
-                    </a:xfrm>
-                    <a:prstGeom prst="rect"/>
-                  </pic:spPr>
-                </pic:pic>
-              </a:graphicData>
-            </a:graphic>
-          </wp:inline>
-        </w:drawing>
-      </w:r>
-    </w:p>
-    <w:p>
-      <w:pPr>
-        <w:spacing w:line="240" w:lineRule="auto" w:after="120" w:before="0"/>
-        <w:ind w:firstLine="0"/>
-        <w:jc w:val="center"/>
-      </w:pPr>
-      <w:r>
-        <w:rPr>
-          <w:rFonts w:ascii="Times New Roman" w:hAnsi="Times New Roman" w:cs="Times New Roman" w:eastAsia="Times New Roman"/>
-          <w:b w:val="0"/>
-          <w:i w:val="0"/>
-          <w:sz w:val="24"/>
-        </w:rPr>
-        <w:t>Рисунок 1 - Первый экран, метрики и спецификация тарифов</w:t>
-      </w:r>
-    </w:p>
-    <w:p>
-      <w:r>
-        <w:br w:type="page"/>
-      </w:r>
-    </w:p>
-    <w:p>
-      <w:pPr>
-        <w:keepNext/>
-        <w:spacing w:line="240" w:lineRule="auto" w:before="120" w:after="80"/>
-        <w:ind w:firstLine="0"/>
-        <w:jc w:val="center"/>
-      </w:pPr>
-      <w:r>
-        <w:drawing>
-          <wp:inline xmlns:a="http://schemas.openxmlformats.org/drawingml/2006/main" xmlns:pic="http://schemas.openxmlformats.org/drawingml/2006/picture">
-            <wp:extent cx="5400000" cy="5925000"/>
-            <wp:docPr id="2" name="Picture 2"/>
-            <wp:cNvGraphicFramePr>
-              <a:graphicFrameLocks noChangeAspect="1"/>
-            </wp:cNvGraphicFramePr>
-            <a:graphic>
-              <a:graphicData uri="http://schemas.openxmlformats.org/drawingml/2006/picture">
-                <pic:pic>
-                  <pic:nvPicPr>
-                    <pic:cNvPr id="0" name="fig2.png"/>
-                    <pic:cNvPicPr/>
-                  </pic:nvPicPr>
-                  <pic:blipFill>
-                    <a:blip r:embed="rId10"/>
-                    <a:stretch>
-                      <a:fillRect/>
-                    </a:stretch>
-                  </pic:blipFill>
-                  <pic:spPr>
-                    <a:xfrm>
-                      <a:off x="0" y="0"/>
-                      <a:ext cx="5400000" cy="5925000"/>
-                    </a:xfrm>
-                    <a:prstGeom prst="rect"/>
-                  </pic:spPr>
-                </pic:pic>
-              </a:graphicData>
-            </a:graphic>
-          </wp:inline>
-        </w:drawing>
-      </w:r>
-    </w:p>
-    <w:p>
-      <w:pPr>
-        <w:spacing w:line="240" w:lineRule="auto" w:after="120" w:before="0"/>
-        <w:ind w:firstLine="0"/>
-        <w:jc w:val="center"/>
-      </w:pPr>
-      <w:r>
-        <w:rPr>
-          <w:rFonts w:ascii="Times New Roman" w:hAnsi="Times New Roman" w:cs="Times New Roman" w:eastAsia="Times New Roman"/>
-          <w:b w:val="0"/>
-          <w:i w:val="0"/>
-          <w:sz w:val="24"/>
-        </w:rPr>
-        <w:t>Рисунок 2 - Шкала процесса и работы агентства</w:t>
-      </w:r>
-    </w:p>
-    <w:p>
-      <w:r>
-        <w:br w:type="page"/>
-      </w:r>
-    </w:p>
-    <w:p>
-      <w:pPr>
-        <w:keepNext/>
-        <w:spacing w:line="240" w:lineRule="auto" w:before="120" w:after="80"/>
-        <w:ind w:firstLine="0"/>
-        <w:jc w:val="center"/>
-      </w:pPr>
-      <w:r>
-        <w:drawing>
-          <wp:inline xmlns:a="http://schemas.openxmlformats.org/drawingml/2006/main" xmlns:pic="http://schemas.openxmlformats.org/drawingml/2006/picture">
-            <wp:extent cx="5400000" cy="5475000"/>
-            <wp:docPr id="3" name="Picture 3"/>
-            <wp:cNvGraphicFramePr>
-              <a:graphicFrameLocks noChangeAspect="1"/>
-            </wp:cNvGraphicFramePr>
-            <a:graphic>
-              <a:graphicData uri="http://schemas.openxmlformats.org/drawingml/2006/picture">
-                <pic:pic>
-                  <pic:nvPicPr>
-                    <pic:cNvPr id="0" name="fig3.png"/>
-                    <pic:cNvPicPr/>
-                  </pic:nvPicPr>
-                  <pic:blipFill>
-                    <a:blip r:embed="rId11"/>
-                    <a:stretch>
-                      <a:fillRect/>
-                    </a:stretch>
-                  </pic:blipFill>
-                  <pic:spPr>
-                    <a:xfrm>
-                      <a:off x="0" y="0"/>
-                      <a:ext cx="5400000" cy="5475000"/>
-                    </a:xfrm>
-                    <a:prstGeom prst="rect"/>
-                  </pic:spPr>
-                </pic:pic>
-              </a:graphicData>
-            </a:graphic>
-          </wp:inline>
-        </w:drawing>
-      </w:r>
-    </w:p>
-    <w:p>
-      <w:pPr>
-        <w:spacing w:line="240" w:lineRule="auto" w:after="120" w:before="0"/>
-        <w:ind w:firstLine="0"/>
-        <w:jc w:val="center"/>
-      </w:pPr>
-      <w:r>
-        <w:rPr>
-          <w:rFonts w:ascii="Times New Roman" w:hAnsi="Times New Roman" w:cs="Times New Roman" w:eastAsia="Times New Roman"/>
-          <w:b w:val="0"/>
-          <w:i w:val="0"/>
-          <w:sz w:val="24"/>
-        </w:rPr>
-        <w:t>Рисунок 3 - Гарантии, форма заявки и контакты менеджера</w:t>
-      </w:r>
-    </w:p>
-    <w:p>
-      <w:r>
-        <w:br w:type="page"/>
+        <w:t>— Замыкание. Превью проекта обрезано по нижней границе, и страница на скриншоте достраивается воображением. Тот же приём в футере: название студии срезано нижним краем макета и читается целиком.</w:t>
       </w:r>
     </w:p>
     <w:p>
@@ -3004,7 +3293,7 @@
           <w:i w:val="0"/>
           <w:sz w:val="28"/>
         </w:rPr>
-        <w:t>9. Шкала процесса как информационная графика</w:t>
+        <w:t>9. Отдельные решения</w:t>
       </w:r>
     </w:p>
     <w:p>
@@ -3020,7 +3309,7 @@
           <w:i w:val="0"/>
           <w:sz w:val="28"/>
         </w:rPr>
-        <w:t>Пять этапов работы обычно рисуют пятью одинаковыми колонками с крупными цифрами 01–05. Такая подача декоративна: цифры не сообщают ничего, кроме порядка, который и так задан чтением слева направо.</w:t>
+        <w:t>Шапка двухъярусная. Верхний ярус — мета-строка моноширинным шрифтом: город и часы работы, одна фраза о студии, почта. Нижний — навигация, где каждый пункт пронумерован, и кнопка. Два яруса позволяют не сваливать в одну строку то, что относится к разным задачам: справочное и навигационное.</w:t>
       </w:r>
     </w:p>
     <w:p>
@@ -3036,7 +3325,7 @@
           <w:i w:val="0"/>
           <w:sz w:val="28"/>
         </w:rPr>
-        <w:t>В макете ширина полосы равна доле этапа в общем сроке. Разработка занимает 10 дней из 27 и получает 437 px из 1200, запуск занимает 2 дня и получает 88 px. Клиент видит, где лежит основная работа, ещё до чтения подписей, а сумма полос подтверждает заявленные 27 дней. Активный сегмент залит лаймом, остальные полупрозрачным белым: акцентный цвет работает и на действие, и на главный этап.</w:t>
+        <w:t>Футер устроен как колофон. Четыре колонки с реквизитами, строка с правами, и под ними название студии кеглем 248 px, срезанное нижним краем макета. Срез говорит, что страница закончилась, лучше любой горизонтальной линии, и даёт тяжёлое основание всей композиции.</w:t>
       </w:r>
     </w:p>
     <w:p>
@@ -3053,7 +3342,7 @@
           <w:i w:val="0"/>
           <w:sz w:val="24"/>
         </w:rPr>
-        <w:t>Таблица 5 - Расчёт ширины сегментов</w:t>
+        <w:t>Таблица 5 - Расчёт ширины сегментов шкалы процесса</w:t>
       </w:r>
     </w:p>
     <w:tbl>
@@ -3704,6 +3993,22 @@
     </w:p>
     <w:p>
       <w:pPr>
+        <w:spacing w:line="360" w:lineRule="auto" w:after="0" w:before="0"/>
+        <w:ind w:firstLine="709"/>
+        <w:jc w:val="both"/>
+      </w:pPr>
+      <w:r>
+        <w:rPr>
+          <w:rFonts w:ascii="Times New Roman" w:hAnsi="Times New Roman" w:cs="Times New Roman" w:eastAsia="Times New Roman"/>
+          <w:b w:val="0"/>
+          <w:i w:val="0"/>
+          <w:sz w:val="28"/>
+        </w:rPr>
+        <w:t>Пять этапов обычно рисуют одинаковыми колонками с крупными цифрами 01–05. Такая подача декоративна: цифры не сообщают ничего, кроме порядка. Здесь ширина полосы равна доле этапа в сроке, сверху проставлена ось дней, и клиент видит, где лежит основная работа, ещё до чтения подписей.</w:t>
+      </w:r>
+    </w:p>
+    <w:p>
+      <w:pPr>
         <w:spacing w:line="360" w:lineRule="auto" w:after="120" w:before="360"/>
         <w:ind w:firstLine="709"/>
         <w:jc w:val="left"/>
@@ -3837,7 +4142,7 @@
                 <w:i w:val="0"/>
                 <w:sz w:val="24"/>
               </w:rPr>
-              <w:t>Три уровня чтения на первом экране (таблица 3); схема надзаголовок — заголовок — содержание повторяется во всех шести секциях</w:t>
+              <w:t>Три уровня чтения первого экрана (таблица 3); схема «номер раздела — заголовок — содержание» повторяется во всех шести секциях</w:t>
             </w:r>
           </w:p>
         </w:tc>
@@ -3931,7 +4236,7 @@
                 <w:i w:val="0"/>
                 <w:sz w:val="24"/>
               </w:rPr>
-              <w:t>Асимметрия по весу в первом экране, симметричные ряды ниже, всё на сетке из 12 колонок с равными полями 120 px</w:t>
+              <w:t>Асимметрия 7 и 4 колонки по оптическому весу в первом экране, симметричные ряды ниже, всё на сетке из 12 колонок</w:t>
             </w:r>
           </w:p>
         </w:tc>
@@ -3978,7 +4283,7 @@
                 <w:i w:val="0"/>
                 <w:sz w:val="24"/>
               </w:rPr>
-              <w:t>Лайм закреплён за действием и нигде больше не заливает площадь; контраст 16,3 : 1. Второй уровень — чередование тёмных и кремовых полос</w:t>
+              <w:t>Все кнопки залиты графитом, контраст 15,9 : 1; пастель нигде не конкурирует с ними, потому что не несёт текста</w:t>
             </w:r>
           </w:p>
         </w:tc>
@@ -4072,7 +4377,7 @@
                 <w:i w:val="0"/>
                 <w:sz w:val="24"/>
               </w:rPr>
-              <w:t>Порядок секций повторяет порядок сомнений заказчика, цена и сроки набраны вторым кеглем, форма стоит после блока гарантий</w:t>
+              <w:t>Сводка с ценой и сроком в первом экране, порядок секций по порядку сомнений заказчика, форма после блока гарантий</w:t>
             </w:r>
           </w:p>
         </w:tc>
@@ -4098,7 +4403,7 @@
           <w:i w:val="0"/>
           <w:sz w:val="28"/>
         </w:rPr>
-        <w:t>11. Условные данные</w:t>
+        <w:t>11. Условные данные и источники изображений</w:t>
       </w:r>
     </w:p>
     <w:p>
@@ -4114,7 +4419,7 @@
           <w:i w:val="0"/>
           <w:sz w:val="28"/>
         </w:rPr>
-        <w:t>Название агентства, цены, сроки, имена, адреса и показатели проектов вымышлены. Они нужны, чтобы макет проверялся на реальных длинах строк: именно так вскрылось, что цена в 36 px не помещается в карточку шириной 282 px и требует отдельной строки для предлога «от».</w:t>
+        <w:t>Название агентства, цены, сроки, имена, адреса и показатели проектов вымышлены. Они нужны, чтобы макет проверялся на реальных длинах строк: именно так вскрылось, что длинное название тарифа и цена в 36 px не помещаются в одну строку без резерва ширины под цену.</w:t>
       </w:r>
     </w:p>
     <w:p>
@@ -4130,7 +4435,7 @@
           <w:i w:val="0"/>
           <w:sz w:val="28"/>
         </w:rPr>
-        <w:t>Превью проектов собраны из прямоугольников и показывают структуру и палитру, но не содержат реальных снимков. При переносе макета в Figma каждое превью заменяется изображением того же размера.</w:t>
+        <w:t>Превью в блоке работ — скриншоты реальных публичных сайтов (Linear, Stripe, Resend, Framer), снятые в браузере и поставленные как плейсхолдеры на место будущих работ агентства. Это учебный макет: показанные сайты сделаны не автором и не описанным агентством, подписи и показатели под ними условные. В реальной работе на этих местах стоят собственные проекты студии.</w:t>
       </w:r>
     </w:p>
     <w:p>

--- a/Практическая-1-5-принципов-визуального-дизайна.docx
+++ b/Практическая-1-5-принципов-визуального-дизайна.docx
@@ -420,7 +420,23 @@
           <w:i w:val="0"/>
           <w:sz w:val="28"/>
         </w:rPr>
-        <w:t>Агентство спозиционировано как технологичный продакшн: делает не только сайты-витрины, но и сервисы с личными кабинетами и интеграциями. От этого зависит и тон страницы, и порядок блоков, и то, что цена стоит рядом с названием тарифа, а не прячется за кнопкой «узнать стоимость».</w:t>
+        <w:t>Макет собран вёрсткой по модульной сетке на холсте шириной 1440 px и высотой 4812 px. Размеры кратны восьми, поэтому макет переносится в Figma без пересчёта. Растровых изображений в макете нет: все превью собраны из блоков средствами вёрстки, поэтому страница отображается одинаково в любом окружении и не зависит от загрузки картинок.</w:t>
+      </w:r>
+    </w:p>
+    <w:p>
+      <w:pPr>
+        <w:spacing w:line="360" w:lineRule="auto" w:after="120" w:before="360"/>
+        <w:ind w:firstLine="709"/>
+        <w:jc w:val="left"/>
+      </w:pPr>
+      <w:r>
+        <w:rPr>
+          <w:rFonts w:ascii="Times New Roman" w:hAnsi="Times New Roman" w:cs="Times New Roman" w:eastAsia="Times New Roman"/>
+          <w:b/>
+          <w:i w:val="0"/>
+          <w:sz w:val="28"/>
+        </w:rPr>
+        <w:t>2. Дизайн-идея</w:t>
       </w:r>
     </w:p>
     <w:p>
@@ -436,23 +452,7 @@
           <w:i w:val="0"/>
           <w:sz w:val="28"/>
         </w:rPr>
-        <w:t>Макет собран вёрсткой по модульной сетке на холсте шириной 1440 px и высотой 5492 px. Размеры кратны восьми, поэтому макет переносится в Figma без пересчёта.</w:t>
-      </w:r>
-    </w:p>
-    <w:p>
-      <w:pPr>
-        <w:spacing w:line="360" w:lineRule="auto" w:after="120" w:before="360"/>
-        <w:ind w:firstLine="709"/>
-        <w:jc w:val="left"/>
-      </w:pPr>
-      <w:r>
-        <w:rPr>
-          <w:rFonts w:ascii="Times New Roman" w:hAnsi="Times New Roman" w:cs="Times New Roman" w:eastAsia="Times New Roman"/>
-          <w:b/>
-          <w:i w:val="0"/>
-          <w:sz w:val="28"/>
-        </w:rPr>
-        <w:t>2. Дизайн-идея и как она менялась</w:t>
+        <w:t>Агентство спозиционировано как технологичный продакшн: делает не только сайты-витрины, но и сервисы с личными кабинетами и интеграциями. Отсюда и тон страницы, и порядок блоков, и то, что цена стоит рядом с названием тарифа, а не прячется за кнопкой «узнать стоимость».</w:t>
       </w:r>
     </w:p>
     <w:p>
@@ -468,23 +468,7 @@
           <w:i w:val="0"/>
           <w:sz w:val="28"/>
         </w:rPr>
-        <w:t>Первая версия строилась на белом фоне, синем акценте и ряде одинаковых карточек со скруглением. Она закрывала критерии оценки, но читалась как шаблон: каждая секция повторяла схему «заголовок плюс сетка одинаковых блоков», а изображения заменяли серые прямоугольники с подписью размера. Вторая версия ушла в тёмную базу с кислотным акцентом и решила проблему пустоты, но приобрела другую: кислотный цвет на графите — такой же дежурный приём, только другого года.</w:t>
-      </w:r>
-    </w:p>
-    <w:p>
-      <w:pPr>
-        <w:spacing w:line="360" w:lineRule="auto" w:after="0" w:before="0"/>
-        <w:ind w:firstLine="709"/>
-        <w:jc w:val="both"/>
-      </w:pPr>
-      <w:r>
-        <w:rPr>
-          <w:rFonts w:ascii="Times New Roman" w:hAnsi="Times New Roman" w:cs="Times New Roman" w:eastAsia="Times New Roman"/>
-          <w:b w:val="0"/>
-          <w:i w:val="0"/>
-          <w:sz w:val="28"/>
-        </w:rPr>
-        <w:t>Итоговая версия стоит на четырёх решениях.</w:t>
+        <w:t>Макет строится на трёх решениях.</w:t>
       </w:r>
     </w:p>
     <w:p>
@@ -500,7 +484,7 @@
           <w:i w:val="0"/>
           <w:sz w:val="28"/>
         </w:rPr>
-        <w:t>— Белый фон, а цвет вынесен в пастельные плоскости. Мятная, лавандовая, персиковая и голубая заливки маркируют блоки и держат ритм, но никогда не несут на себе мелкий текст. Контраст обеспечивает графит #1C1F26, а не насыщенность пастели.</w:t>
+        <w:t>— Белый фон и один насыщенный цвет. Синий #4A57D8 закреплён за действием: кнопки, выделенный тариф, числа результатов, самая длинная полоса в шкале процесса. Всё остальное держится на графитовом тексте и светло-серых подложках.</w:t>
       </w:r>
     </w:p>
     <w:p>
@@ -516,7 +500,7 @@
           <w:i w:val="0"/>
           <w:sz w:val="28"/>
         </w:rPr>
-        <w:t>— Вместо четырёх карточек тарифов — матрица строк: цветной индекс, название, точки-лидеры, срок, цена, под строкой состав в четыре колонки. Цены выстраиваются в столбец, и их можно сравнить вертикальным движением взгляда, не перескакивая между карточками.</w:t>
+        <w:t>— Превью проектов нарисованы блоками, а не подставлены картинками. Каждое превью — миниатюра интерфейса в палитре своей отрасли: зелёная для мебельного производства, персиковая для аптеки, синяя для логистики. Пастель живёт только внутри этих миниатюр и никогда не несёт на себе текст, поэтому контраст нигде не проседает.</w:t>
       </w:r>
     </w:p>
     <w:p>
@@ -532,23 +516,7 @@
           <w:i w:val="0"/>
           <w:sz w:val="28"/>
         </w:rPr>
-        <w:t>— Превью крупного проекта выезжает из лавандовой полосы вверх на 140 px и ложится поверх границы секций. Перекрытие связывает первый экран с работами и ломает ленту одинаковых блоков.</w:t>
-      </w:r>
-    </w:p>
-    <w:p>
-      <w:pPr>
-        <w:spacing w:line="360" w:lineRule="auto" w:after="0"/>
-        <w:ind w:left="709" w:hanging="283"/>
-        <w:jc w:val="both"/>
-      </w:pPr>
-      <w:r>
-        <w:rPr>
-          <w:rFonts w:ascii="Times New Roman" w:hAnsi="Times New Roman" w:cs="Times New Roman" w:eastAsia="Times New Roman"/>
-          <w:b w:val="0"/>
-          <w:i w:val="0"/>
-          <w:sz w:val="28"/>
-        </w:rPr>
-        <w:t>— В портфолио стоят скриншоты реальных сайтов вместо нарисованных заглушек. Макет из прямоугольников не позволяет оценить, как страница поведёт себя с настоящим изображением: реальный скриншот приносит собственный цвет, шум и плотность, и композиция должна их выдержать.</w:t>
+        <w:t>— Шкала процесса устроена как информационная графика: ширина полосы равна доле этапа в общем сроке. Клиент видит, где лежит основная работа, ещё до чтения подписей.</w:t>
       </w:r>
     </w:p>
     <w:p>
@@ -1095,7 +1063,7 @@
           <w:i w:val="0"/>
           <w:sz w:val="28"/>
         </w:rPr>
-        <w:t>Шрифтовая пара разводит роли. Onest отвечает за содержание: начертание 800 в заголовках и числах, 400–600 в тексте. IBM Plex Mono отвечает за служебный слой: мета-строка над шапкой, номера пунктов меню и этапов, сроки, отрасли проектов, подписи полей формы. Моноширинный шрифт читается как маркировка, а не как текст, и отделяет служебное от содержательного без пятого кегля.</w:t>
+        <w:t>Шрифтовая пара разводит роли. Manrope отвечает за содержание: начертание 800 в заголовках и числах, 400–700 в тексте. IBM Plex Mono отвечает за служебный слой: мета-строка над шапкой, номера пунктов меню и разделов, сроки, отрасли проектов, подписи полей формы. Моноширинный шрифт читается как маркировка, а не как текст, и отделяет служебное от содержательного без пятого кегля.</w:t>
       </w:r>
     </w:p>
     <w:p>
@@ -1293,7 +1261,7 @@
                 <w:i w:val="0"/>
                 <w:sz w:val="24"/>
               </w:rPr>
-              <w:t>80 px</w:t>
+              <w:t>72 px</w:t>
             </w:r>
           </w:p>
         </w:tc>
@@ -1314,7 +1282,7 @@
                 <w:i w:val="0"/>
                 <w:sz w:val="24"/>
               </w:rPr>
-              <w:t>Onest 800</w:t>
+              <w:t>Manrope 800</w:t>
             </w:r>
           </w:p>
         </w:tc>
@@ -1403,7 +1371,7 @@
                 <w:i w:val="0"/>
                 <w:sz w:val="24"/>
               </w:rPr>
-              <w:t>Onest 800</w:t>
+              <w:t>Manrope 800</w:t>
             </w:r>
           </w:p>
         </w:tc>
@@ -1424,7 +1392,7 @@
                 <w:i w:val="0"/>
                 <w:sz w:val="24"/>
               </w:rPr>
-              <w:t>Заголовки секций, цены тарифов, метрики, результаты кейсов</w:t>
+              <w:t>Заголовки секций, цены тарифов, метрики, результаты работ</w:t>
             </w:r>
           </w:p>
         </w:tc>
@@ -1492,7 +1460,7 @@
                 <w:i w:val="0"/>
                 <w:sz w:val="24"/>
               </w:rPr>
-              <w:t>Onest 600</w:t>
+              <w:t>Manrope 700</w:t>
             </w:r>
           </w:p>
         </w:tc>
@@ -1513,7 +1481,7 @@
                 <w:i w:val="0"/>
                 <w:sz w:val="24"/>
               </w:rPr>
-              <w:t>Значения в сводке, названия работ и этапов, телефон, поля формы</w:t>
+              <w:t>Названия тарифов, работ и этапов, телефон менеджера</w:t>
             </w:r>
           </w:p>
         </w:tc>
@@ -1581,7 +1549,7 @@
                 <w:i w:val="0"/>
                 <w:sz w:val="24"/>
               </w:rPr>
-              <w:t>Onest 400–600, IBM Plex Mono</w:t>
+              <w:t>Manrope 400–700, IBM Plex Mono</w:t>
             </w:r>
           </w:p>
         </w:tc>
@@ -1602,7 +1570,7 @@
                 <w:i w:val="0"/>
                 <w:sz w:val="24"/>
               </w:rPr>
-              <w:t>Текст, состав тарифов, кнопки, все служебные подписи</w:t>
+              <w:t>Текст, состав тарифов, кнопки, поля формы, подписи</w:t>
             </w:r>
           </w:p>
         </w:tc>
@@ -1628,7 +1596,7 @@
           <w:i w:val="0"/>
           <w:sz w:val="28"/>
         </w:rPr>
-        <w:t>Решение на втором уровне: цена и результат кейса набраны тем же кеглем, что и заголовки секций. Для владельца бизнеса «240 000 ₽» и «-41% обращений» — не подпись к блоку, а то, ради чего страницу открыли. Кнопки, наоборот, набраны четвёртым кеглем: их выделяет заливка, а не размер.</w:t>
+        <w:t>Решение на втором уровне: цена и результат работы набраны тем же кеглем, что и заголовки секций. Для владельца бизнеса «240 000 ₽» и «+64% заявок» — не подпись к карточке, а то, ради чего страницу открыли. Кнопки, наоборот, набраны четвёртым кеглем: их выделяет заливка, а не размер, иначе на экране оказалось бы несколько конкурирующих акцентов.</w:t>
       </w:r>
     </w:p>
     <w:p>
@@ -1788,7 +1756,7 @@
                 <w:i w:val="0"/>
                 <w:sz w:val="24"/>
               </w:rPr>
-              <w:t>«Разработка сайтов и сервисов», тёмная кнопка</w:t>
+              <w:t>«Разработка сайтов и сервисов», синяя кнопка</w:t>
             </w:r>
           </w:p>
         </w:tc>
@@ -1809,7 +1777,7 @@
                 <w:i w:val="0"/>
                 <w:sz w:val="24"/>
               </w:rPr>
-              <w:t>Максимальный кегль; единственное чёрное пятно на белом</w:t>
+              <w:t>Максимальный кегль; единственное насыщенное пятно на белом</w:t>
             </w:r>
           </w:p>
         </w:tc>
@@ -1856,7 +1824,7 @@
                 <w:i w:val="0"/>
                 <w:sz w:val="24"/>
               </w:rPr>
-              <w:t>Мятная карточка со сводкой и крупное превью проекта</w:t>
+              <w:t>Превью интерфейса справа и описание услуги</w:t>
             </w:r>
           </w:p>
         </w:tc>
@@ -1877,7 +1845,7 @@
                 <w:i w:val="0"/>
                 <w:sz w:val="24"/>
               </w:rPr>
-              <w:t>Цветная плоскость и тень; второй и третий кегли</w:t>
+              <w:t>Крупный светлый блок с тенью; третий кегль</w:t>
             </w:r>
           </w:p>
         </w:tc>
@@ -1924,7 +1892,7 @@
                 <w:i w:val="0"/>
                 <w:sz w:val="24"/>
               </w:rPr>
-              <w:t>Мета-строка, меню, подписи под превью</w:t>
+              <w:t>Мета-строка, меню, три отметки под кнопками</w:t>
             </w:r>
           </w:p>
         </w:tc>
@@ -1976,22 +1944,6 @@
     </w:p>
     <w:p>
       <w:pPr>
-        <w:spacing w:line="360" w:lineRule="auto" w:after="0" w:before="0"/>
-        <w:ind w:firstLine="709"/>
-        <w:jc w:val="both"/>
-      </w:pPr>
-      <w:r>
-        <w:rPr>
-          <w:rFonts w:ascii="Times New Roman" w:hAnsi="Times New Roman" w:cs="Times New Roman" w:eastAsia="Times New Roman"/>
-          <w:b w:val="0"/>
-          <w:i w:val="0"/>
-          <w:sz w:val="28"/>
-        </w:rPr>
-        <w:t>Сводка в первом экране собрана как выписка из договора: четыре строки с точками-лидерами, слева параметр, справа значение. Она отвечает на вопросы о сроке, смете, поддержке и правах на исходники до того, как клиент дойдёт до тарифов.</w:t>
-      </w:r>
-    </w:p>
-    <w:p>
-      <w:pPr>
         <w:spacing w:line="360" w:lineRule="auto" w:after="120" w:before="360"/>
         <w:ind w:firstLine="709"/>
         <w:jc w:val="left"/>
@@ -2019,7 +1971,7 @@
           <w:i w:val="0"/>
           <w:sz w:val="28"/>
         </w:rPr>
-        <w:t>Первый экран асимметричен: заголовок занимает 7 колонок слева, сводка — 4 колонки справа, между ними пустая колонка. Слева плотная тёмная масса крупного текста, справа светлая мятная плоскость меньшей плотности, но с цветом. Равновесие держится на оптическом весе, а не на равенстве площадей.</w:t>
+        <w:t>Первый экран асимметричен: текст занимает 7 колонок слева, превью интерфейса — 5 справа. Слева плотная тёмная масса крупного заголовка на небольшой площади, справа светлый блок большей площади с мягкой тенью. Равновесие держится на оптическом весе, а не на равенстве площадей; поля по 120 px с обеих сторон не дают композиции завалиться.</w:t>
       </w:r>
     </w:p>
     <w:p>
@@ -2035,7 +1987,7 @@
           <w:i w:val="0"/>
           <w:sz w:val="28"/>
         </w:rPr>
-        <w:t>Ниже страница переходит к симметрии: четыре строки тарифов одинаковой анатомии, пять сегментов процесса, три кейса по четыре колонки, четыре гарантии. Перекрытие превью на границе первого экрана и лавандовой полосы — единственное место, где композиция сознательно нарушает построчный ритм; именно поэтому оно и работает.</w:t>
+        <w:t>Ниже страница переходит к симметрии: четыре карточки тарифов, пять сегментов процесса, три работы, четыре гарантии. Равные блоки в ряд читаются как «мы делаем это системно», что и требуется в деловом контексте. Выделенная синяя карточка смещает вес ряда влево от центра, это компенсировано правым выравниванием подписи про вилку цен над рядом.</w:t>
       </w:r>
     </w:p>
     <w:p>
@@ -2092,7 +2044,7 @@
         </w:trPr>
         <w:tc>
           <w:tcPr>
-            <w:tcW w:type="dxa" w:w="1814"/>
+            <w:tcW w:type="dxa" w:w="1928"/>
           </w:tcPr>
           <w:p>
             <w:pPr>
@@ -2113,7 +2065,7 @@
         </w:tc>
         <w:tc>
           <w:tcPr>
-            <w:tcW w:type="dxa" w:w="1587"/>
+            <w:tcW w:type="dxa" w:w="1928"/>
           </w:tcPr>
           <w:p>
             <w:pPr>
@@ -2134,7 +2086,7 @@
         </w:tc>
         <w:tc>
           <w:tcPr>
-            <w:tcW w:type="dxa" w:w="3175"/>
+            <w:tcW w:type="dxa" w:w="2835"/>
           </w:tcPr>
           <w:p>
             <w:pPr>
@@ -2181,7 +2133,7 @@
         </w:trPr>
         <w:tc>
           <w:tcPr>
-            <w:tcW w:type="dxa" w:w="1814"/>
+            <w:tcW w:type="dxa" w:w="1928"/>
           </w:tcPr>
           <w:p>
             <w:pPr>
@@ -2202,7 +2154,7 @@
         </w:tc>
         <w:tc>
           <w:tcPr>
-            <w:tcW w:type="dxa" w:w="1587"/>
+            <w:tcW w:type="dxa" w:w="1928"/>
           </w:tcPr>
           <w:p>
             <w:pPr>
@@ -2217,13 +2169,13 @@
                 <w:i w:val="0"/>
                 <w:sz w:val="24"/>
               </w:rPr>
-              <w:t>#1C1F26</w:t>
+              <w:t>#17191F</w:t>
             </w:r>
           </w:p>
         </w:tc>
         <w:tc>
           <w:tcPr>
-            <w:tcW w:type="dxa" w:w="3175"/>
+            <w:tcW w:type="dxa" w:w="2835"/>
           </w:tcPr>
           <w:p>
             <w:pPr>
@@ -2238,7 +2190,7 @@
                 <w:i w:val="0"/>
                 <w:sz w:val="24"/>
               </w:rPr>
-              <w:t>Текст, кнопки, полоса разработки, футер</w:t>
+              <w:t>Основной текст, футер</w:t>
             </w:r>
           </w:p>
         </w:tc>
@@ -2259,7 +2211,7 @@
                 <w:i w:val="0"/>
                 <w:sz w:val="24"/>
               </w:rPr>
-              <w:t>15,9 : 1 на белом</w:t>
+              <w:t>17,4 : 1 на белом</w:t>
             </w:r>
           </w:p>
         </w:tc>
@@ -2270,7 +2222,7 @@
         </w:trPr>
         <w:tc>
           <w:tcPr>
-            <w:tcW w:type="dxa" w:w="1814"/>
+            <w:tcW w:type="dxa" w:w="1928"/>
           </w:tcPr>
           <w:p>
             <w:pPr>
@@ -2291,7 +2243,7 @@
         </w:tc>
         <w:tc>
           <w:tcPr>
-            <w:tcW w:type="dxa" w:w="1587"/>
+            <w:tcW w:type="dxa" w:w="1928"/>
           </w:tcPr>
           <w:p>
             <w:pPr>
@@ -2312,7 +2264,7 @@
         </w:tc>
         <w:tc>
           <w:tcPr>
-            <w:tcW w:type="dxa" w:w="3175"/>
+            <w:tcW w:type="dxa" w:w="2835"/>
           </w:tcPr>
           <w:p>
             <w:pPr>
@@ -2359,7 +2311,96 @@
         </w:trPr>
         <w:tc>
           <w:tcPr>
-            <w:tcW w:type="dxa" w:w="1814"/>
+            <w:tcW w:type="dxa" w:w="1928"/>
+          </w:tcPr>
+          <w:p>
+            <w:pPr>
+              <w:spacing w:line="240" w:lineRule="auto" w:after="0"/>
+              <w:ind w:firstLine="0"/>
+              <w:jc w:val="left"/>
+            </w:pPr>
+            <w:r>
+              <w:rPr>
+                <w:rFonts w:ascii="Times New Roman" w:hAnsi="Times New Roman" w:cs="Times New Roman" w:eastAsia="Times New Roman"/>
+                <w:b w:val="0"/>
+                <w:i w:val="0"/>
+                <w:sz w:val="24"/>
+              </w:rPr>
+              <w:t>Светло-серый</w:t>
+            </w:r>
+          </w:p>
+        </w:tc>
+        <w:tc>
+          <w:tcPr>
+            <w:tcW w:type="dxa" w:w="1928"/>
+          </w:tcPr>
+          <w:p>
+            <w:pPr>
+              <w:spacing w:line="240" w:lineRule="auto" w:after="0"/>
+              <w:ind w:firstLine="0"/>
+              <w:jc w:val="left"/>
+            </w:pPr>
+            <w:r>
+              <w:rPr>
+                <w:rFonts w:ascii="Times New Roman" w:hAnsi="Times New Roman" w:cs="Times New Roman" w:eastAsia="Times New Roman"/>
+                <w:b w:val="0"/>
+                <w:i w:val="0"/>
+                <w:sz w:val="24"/>
+              </w:rPr>
+              <w:t>#F7F8FA</w:t>
+            </w:r>
+          </w:p>
+        </w:tc>
+        <w:tc>
+          <w:tcPr>
+            <w:tcW w:type="dxa" w:w="2835"/>
+          </w:tcPr>
+          <w:p>
+            <w:pPr>
+              <w:spacing w:line="240" w:lineRule="auto" w:after="0"/>
+              <w:ind w:firstLine="0"/>
+              <w:jc w:val="left"/>
+            </w:pPr>
+            <w:r>
+              <w:rPr>
+                <w:rFonts w:ascii="Times New Roman" w:hAnsi="Times New Roman" w:cs="Times New Roman" w:eastAsia="Times New Roman"/>
+                <w:b w:val="0"/>
+                <w:i w:val="0"/>
+                <w:sz w:val="24"/>
+              </w:rPr>
+              <w:t>Фон секций через одну</w:t>
+            </w:r>
+          </w:p>
+        </w:tc>
+        <w:tc>
+          <w:tcPr>
+            <w:tcW w:type="dxa" w:w="2098"/>
+          </w:tcPr>
+          <w:p>
+            <w:pPr>
+              <w:spacing w:line="240" w:lineRule="auto" w:after="0"/>
+              <w:ind w:firstLine="0"/>
+              <w:jc w:val="left"/>
+            </w:pPr>
+            <w:r>
+              <w:rPr>
+                <w:rFonts w:ascii="Times New Roman" w:hAnsi="Times New Roman" w:cs="Times New Roman" w:eastAsia="Times New Roman"/>
+                <w:b w:val="0"/>
+                <w:i w:val="0"/>
+                <w:sz w:val="24"/>
+              </w:rPr>
+              <w:t>—</w:t>
+            </w:r>
+          </w:p>
+        </w:tc>
+      </w:tr>
+      <w:tr>
+        <w:trPr>
+          <w:cantSplit/>
+        </w:trPr>
+        <w:tc>
+          <w:tcPr>
+            <w:tcW w:type="dxa" w:w="1928"/>
           </w:tcPr>
           <w:p>
             <w:pPr>
@@ -2380,7 +2421,7 @@
         </w:tc>
         <w:tc>
           <w:tcPr>
-            <w:tcW w:type="dxa" w:w="1587"/>
+            <w:tcW w:type="dxa" w:w="1928"/>
           </w:tcPr>
           <w:p>
             <w:pPr>
@@ -2395,13 +2436,13 @@
                 <w:i w:val="0"/>
                 <w:sz w:val="24"/>
               </w:rPr>
-              <w:t>#6B717C</w:t>
+              <w:t>#666C78</w:t>
             </w:r>
           </w:p>
         </w:tc>
         <w:tc>
           <w:tcPr>
-            <w:tcW w:type="dxa" w:w="3175"/>
+            <w:tcW w:type="dxa" w:w="2835"/>
           </w:tcPr>
           <w:p>
             <w:pPr>
@@ -2437,7 +2478,7 @@
                 <w:i w:val="0"/>
                 <w:sz w:val="24"/>
               </w:rPr>
-              <w:t>4,9 : 1 на белом</w:t>
+              <w:t>5,3 : 1 на белом</w:t>
             </w:r>
           </w:p>
         </w:tc>
@@ -2448,7 +2489,7 @@
         </w:trPr>
         <w:tc>
           <w:tcPr>
-            <w:tcW w:type="dxa" w:w="1814"/>
+            <w:tcW w:type="dxa" w:w="1928"/>
           </w:tcPr>
           <w:p>
             <w:pPr>
@@ -2463,13 +2504,13 @@
                 <w:i w:val="0"/>
                 <w:sz w:val="24"/>
               </w:rPr>
-              <w:t>Индиго</w:t>
+              <w:t>Синий</w:t>
             </w:r>
           </w:p>
         </w:tc>
         <w:tc>
           <w:tcPr>
-            <w:tcW w:type="dxa" w:w="1587"/>
+            <w:tcW w:type="dxa" w:w="1928"/>
           </w:tcPr>
           <w:p>
             <w:pPr>
@@ -2484,13 +2525,13 @@
                 <w:i w:val="0"/>
                 <w:sz w:val="24"/>
               </w:rPr>
-              <w:t>#4C56C0</w:t>
+              <w:t>#4A57D8</w:t>
             </w:r>
           </w:p>
         </w:tc>
         <w:tc>
           <w:tcPr>
-            <w:tcW w:type="dxa" w:w="3175"/>
+            <w:tcW w:type="dxa" w:w="2835"/>
           </w:tcPr>
           <w:p>
             <w:pPr>
@@ -2505,7 +2546,7 @@
                 <w:i w:val="0"/>
                 <w:sz w:val="24"/>
               </w:rPr>
-              <w:t>Числа результатов, номера разделов</w:t>
+              <w:t>Кнопки, выделенный тариф, числа</w:t>
             </w:r>
           </w:p>
         </w:tc>
@@ -2526,7 +2567,7 @@
                 <w:i w:val="0"/>
                 <w:sz w:val="24"/>
               </w:rPr>
-              <w:t>6,2 : 1 на белом</w:t>
+              <w:t>5,8 : 1 на белом</w:t>
             </w:r>
           </w:p>
         </w:tc>
@@ -2537,7 +2578,7 @@
         </w:trPr>
         <w:tc>
           <w:tcPr>
-            <w:tcW w:type="dxa" w:w="1814"/>
+            <w:tcW w:type="dxa" w:w="1928"/>
           </w:tcPr>
           <w:p>
             <w:pPr>
@@ -2552,13 +2593,13 @@
                 <w:i w:val="0"/>
                 <w:sz w:val="24"/>
               </w:rPr>
-              <w:t>Мята</w:t>
+              <w:t>Зелёный, персиковый, синий</w:t>
             </w:r>
           </w:p>
         </w:tc>
         <w:tc>
           <w:tcPr>
-            <w:tcW w:type="dxa" w:w="1587"/>
+            <w:tcW w:type="dxa" w:w="1928"/>
           </w:tcPr>
           <w:p>
             <w:pPr>
@@ -2573,13 +2614,13 @@
                 <w:i w:val="0"/>
                 <w:sz w:val="24"/>
               </w:rPr>
-              <w:t>#DCEBE3</w:t>
+              <w:t>#2E7D5B, #C2703A, #2F6499</w:t>
             </w:r>
           </w:p>
         </w:tc>
         <w:tc>
           <w:tcPr>
-            <w:tcW w:type="dxa" w:w="3175"/>
+            <w:tcW w:type="dxa" w:w="2835"/>
           </w:tcPr>
           <w:p>
             <w:pPr>
@@ -2594,7 +2635,7 @@
                 <w:i w:val="0"/>
                 <w:sz w:val="24"/>
               </w:rPr>
-              <w:t>Сводка, гарантии, индекс тарифа</w:t>
+              <w:t>Палитры превью работ, текста не несут</w:t>
             </w:r>
           </w:p>
         </w:tc>
@@ -2615,274 +2656,7 @@
                 <w:i w:val="0"/>
                 <w:sz w:val="24"/>
               </w:rPr>
-              <w:t>13,4 : 1 для текста на ней</w:t>
-            </w:r>
-          </w:p>
-        </w:tc>
-      </w:tr>
-      <w:tr>
-        <w:trPr>
-          <w:cantSplit/>
-        </w:trPr>
-        <w:tc>
-          <w:tcPr>
-            <w:tcW w:type="dxa" w:w="1814"/>
-          </w:tcPr>
-          <w:p>
-            <w:pPr>
-              <w:spacing w:line="240" w:lineRule="auto" w:after="0"/>
-              <w:ind w:firstLine="0"/>
-              <w:jc w:val="left"/>
-            </w:pPr>
-            <w:r>
-              <w:rPr>
-                <w:rFonts w:ascii="Times New Roman" w:hAnsi="Times New Roman" w:cs="Times New Roman" w:eastAsia="Times New Roman"/>
-                <w:b w:val="0"/>
-                <w:i w:val="0"/>
-                <w:sz w:val="24"/>
-              </w:rPr>
-              <w:t>Лаванда</w:t>
-            </w:r>
-          </w:p>
-        </w:tc>
-        <w:tc>
-          <w:tcPr>
-            <w:tcW w:type="dxa" w:w="1587"/>
-          </w:tcPr>
-          <w:p>
-            <w:pPr>
-              <w:spacing w:line="240" w:lineRule="auto" w:after="0"/>
-              <w:ind w:firstLine="0"/>
-              <w:jc w:val="left"/>
-            </w:pPr>
-            <w:r>
-              <w:rPr>
-                <w:rFonts w:ascii="Times New Roman" w:hAnsi="Times New Roman" w:cs="Times New Roman" w:eastAsia="Times New Roman"/>
-                <w:b w:val="0"/>
-                <w:i w:val="0"/>
-                <w:sz w:val="24"/>
-              </w:rPr>
-              <w:t>#DEDBF2</w:t>
-            </w:r>
-          </w:p>
-        </w:tc>
-        <w:tc>
-          <w:tcPr>
-            <w:tcW w:type="dxa" w:w="3175"/>
-          </w:tcPr>
-          <w:p>
-            <w:pPr>
-              <w:spacing w:line="240" w:lineRule="auto" w:after="0"/>
-              <w:ind w:firstLine="0"/>
-              <w:jc w:val="left"/>
-            </w:pPr>
-            <w:r>
-              <w:rPr>
-                <w:rFonts w:ascii="Times New Roman" w:hAnsi="Times New Roman" w:cs="Times New Roman" w:eastAsia="Times New Roman"/>
-                <w:b w:val="0"/>
-                <w:i w:val="0"/>
-                <w:sz w:val="24"/>
-              </w:rPr>
-              <w:t>Полоса под крупным превью</w:t>
-            </w:r>
-          </w:p>
-        </w:tc>
-        <w:tc>
-          <w:tcPr>
-            <w:tcW w:type="dxa" w:w="2098"/>
-          </w:tcPr>
-          <w:p>
-            <w:pPr>
-              <w:spacing w:line="240" w:lineRule="auto" w:after="0"/>
-              <w:ind w:firstLine="0"/>
-              <w:jc w:val="left"/>
-            </w:pPr>
-            <w:r>
-              <w:rPr>
-                <w:rFonts w:ascii="Times New Roman" w:hAnsi="Times New Roman" w:cs="Times New Roman" w:eastAsia="Times New Roman"/>
-                <w:b w:val="0"/>
-                <w:i w:val="0"/>
-                <w:sz w:val="24"/>
-              </w:rPr>
-              <w:t>12,9 : 1</w:t>
-            </w:r>
-          </w:p>
-        </w:tc>
-      </w:tr>
-      <w:tr>
-        <w:trPr>
-          <w:cantSplit/>
-        </w:trPr>
-        <w:tc>
-          <w:tcPr>
-            <w:tcW w:type="dxa" w:w="1814"/>
-          </w:tcPr>
-          <w:p>
-            <w:pPr>
-              <w:spacing w:line="240" w:lineRule="auto" w:after="0"/>
-              <w:ind w:firstLine="0"/>
-              <w:jc w:val="left"/>
-            </w:pPr>
-            <w:r>
-              <w:rPr>
-                <w:rFonts w:ascii="Times New Roman" w:hAnsi="Times New Roman" w:cs="Times New Roman" w:eastAsia="Times New Roman"/>
-                <w:b w:val="0"/>
-                <w:i w:val="0"/>
-                <w:sz w:val="24"/>
-              </w:rPr>
-              <w:t>Персик</w:t>
-            </w:r>
-          </w:p>
-        </w:tc>
-        <w:tc>
-          <w:tcPr>
-            <w:tcW w:type="dxa" w:w="1587"/>
-          </w:tcPr>
-          <w:p>
-            <w:pPr>
-              <w:spacing w:line="240" w:lineRule="auto" w:after="0"/>
-              <w:ind w:firstLine="0"/>
-              <w:jc w:val="left"/>
-            </w:pPr>
-            <w:r>
-              <w:rPr>
-                <w:rFonts w:ascii="Times New Roman" w:hAnsi="Times New Roman" w:cs="Times New Roman" w:eastAsia="Times New Roman"/>
-                <w:b w:val="0"/>
-                <w:i w:val="0"/>
-                <w:sz w:val="24"/>
-              </w:rPr>
-              <w:t>#FAE0D0</w:t>
-            </w:r>
-          </w:p>
-        </w:tc>
-        <w:tc>
-          <w:tcPr>
-            <w:tcW w:type="dxa" w:w="3175"/>
-          </w:tcPr>
-          <w:p>
-            <w:pPr>
-              <w:spacing w:line="240" w:lineRule="auto" w:after="0"/>
-              <w:ind w:firstLine="0"/>
-              <w:jc w:val="left"/>
-            </w:pPr>
-            <w:r>
-              <w:rPr>
-                <w:rFonts w:ascii="Times New Roman" w:hAnsi="Times New Roman" w:cs="Times New Roman" w:eastAsia="Times New Roman"/>
-                <w:b w:val="0"/>
-                <w:i w:val="0"/>
-                <w:sz w:val="24"/>
-              </w:rPr>
-              <w:t>Карточка менеджера</w:t>
-            </w:r>
-          </w:p>
-        </w:tc>
-        <w:tc>
-          <w:tcPr>
-            <w:tcW w:type="dxa" w:w="2098"/>
-          </w:tcPr>
-          <w:p>
-            <w:pPr>
-              <w:spacing w:line="240" w:lineRule="auto" w:after="0"/>
-              <w:ind w:firstLine="0"/>
-              <w:jc w:val="left"/>
-            </w:pPr>
-            <w:r>
-              <w:rPr>
-                <w:rFonts w:ascii="Times New Roman" w:hAnsi="Times New Roman" w:cs="Times New Roman" w:eastAsia="Times New Roman"/>
-                <w:b w:val="0"/>
-                <w:i w:val="0"/>
-                <w:sz w:val="24"/>
-              </w:rPr>
-              <w:t>13,1 : 1</w:t>
-            </w:r>
-          </w:p>
-        </w:tc>
-      </w:tr>
-      <w:tr>
-        <w:trPr>
-          <w:cantSplit/>
-        </w:trPr>
-        <w:tc>
-          <w:tcPr>
-            <w:tcW w:type="dxa" w:w="1814"/>
-          </w:tcPr>
-          <w:p>
-            <w:pPr>
-              <w:spacing w:line="240" w:lineRule="auto" w:after="0"/>
-              <w:ind w:firstLine="0"/>
-              <w:jc w:val="left"/>
-            </w:pPr>
-            <w:r>
-              <w:rPr>
-                <w:rFonts w:ascii="Times New Roman" w:hAnsi="Times New Roman" w:cs="Times New Roman" w:eastAsia="Times New Roman"/>
-                <w:b w:val="0"/>
-                <w:i w:val="0"/>
-                <w:sz w:val="24"/>
-              </w:rPr>
-              <w:t>Голубой</w:t>
-            </w:r>
-          </w:p>
-        </w:tc>
-        <w:tc>
-          <w:tcPr>
-            <w:tcW w:type="dxa" w:w="1587"/>
-          </w:tcPr>
-          <w:p>
-            <w:pPr>
-              <w:spacing w:line="240" w:lineRule="auto" w:after="0"/>
-              <w:ind w:firstLine="0"/>
-              <w:jc w:val="left"/>
-            </w:pPr>
-            <w:r>
-              <w:rPr>
-                <w:rFonts w:ascii="Times New Roman" w:hAnsi="Times New Roman" w:cs="Times New Roman" w:eastAsia="Times New Roman"/>
-                <w:b w:val="0"/>
-                <w:i w:val="0"/>
-                <w:sz w:val="24"/>
-              </w:rPr>
-              <w:t>#D9E6F2</w:t>
-            </w:r>
-          </w:p>
-        </w:tc>
-        <w:tc>
-          <w:tcPr>
-            <w:tcW w:type="dxa" w:w="3175"/>
-          </w:tcPr>
-          <w:p>
-            <w:pPr>
-              <w:spacing w:line="240" w:lineRule="auto" w:after="0"/>
-              <w:ind w:firstLine="0"/>
-              <w:jc w:val="left"/>
-            </w:pPr>
-            <w:r>
-              <w:rPr>
-                <w:rFonts w:ascii="Times New Roman" w:hAnsi="Times New Roman" w:cs="Times New Roman" w:eastAsia="Times New Roman"/>
-                <w:b w:val="0"/>
-                <w:i w:val="0"/>
-                <w:sz w:val="24"/>
-              </w:rPr>
-              <w:t>Индекс четвёртого тарифа</w:t>
-            </w:r>
-          </w:p>
-        </w:tc>
-        <w:tc>
-          <w:tcPr>
-            <w:tcW w:type="dxa" w:w="2098"/>
-          </w:tcPr>
-          <w:p>
-            <w:pPr>
-              <w:spacing w:line="240" w:lineRule="auto" w:after="0"/>
-              <w:ind w:firstLine="0"/>
-              <w:jc w:val="left"/>
-            </w:pPr>
-            <w:r>
-              <w:rPr>
-                <w:rFonts w:ascii="Times New Roman" w:hAnsi="Times New Roman" w:cs="Times New Roman" w:eastAsia="Times New Roman"/>
-                <w:b w:val="0"/>
-                <w:i w:val="0"/>
-                <w:sz w:val="24"/>
-              </w:rPr>
-              <w:t>12,7 : 1</w:t>
+              <w:t>—</w:t>
             </w:r>
           </w:p>
         </w:tc>
@@ -2908,7 +2682,7 @@
           <w:i w:val="0"/>
           <w:sz w:val="28"/>
         </w:rPr>
-        <w:t>Пастель здесь — не акцент, а фон для групп. Акцентом работает графит: он закреплён за действием (обе кнопки, кнопка формы) и за самой длинной полосой в шкале процесса. Приём даёт контраст 15,9 : 1 там, где нужно нажать, и оставляет цвету роль разметки, а не крика.</w:t>
+        <w:t>Синий не заливает никаких площадей, кроме кнопок и одной карточки тарифа, поэтому глаз находит целевое действие мгновенно. Второй уровень контраста работает на композицию: чередование белых и светло-серых полос делит страницу на смысловые главы, и длинная страница не утомляет.</w:t>
       </w:r>
     </w:p>
     <w:p>
@@ -2924,7 +2698,7 @@
           <w:i w:val="0"/>
           <w:sz w:val="28"/>
         </w:rPr>
-        <w:t>Индиго добавлен точечно и только на числа: результаты кейсов, сроки этапов, номера разделов. Когда единственный насыщенный цвет стоит на цифрах, взгляд собирает со страницы именно их — а для этой аудитории цифры и есть главное содержание.</w:t>
+        <w:t>Внутри выделенной карточки контраст инвертируется: белый текст на синем и белая кнопка вместо контурной. Приём выделяет рекомендуемый тариф, не добавляя в палитру новый цвет.</w:t>
       </w:r>
     </w:p>
     <w:p>
@@ -2942,7 +2716,7 @@
       <w:r>
         <w:drawing>
           <wp:inline xmlns:a="http://schemas.openxmlformats.org/drawingml/2006/main" xmlns:pic="http://schemas.openxmlformats.org/drawingml/2006/picture">
-            <wp:extent cx="5400000" cy="6045000"/>
+            <wp:extent cx="5400000" cy="7395000"/>
             <wp:docPr id="1" name="Picture 1"/>
             <wp:cNvGraphicFramePr>
               <a:graphicFrameLocks noChangeAspect="1"/>
@@ -2963,7 +2737,7 @@
                   <pic:spPr>
                     <a:xfrm>
                       <a:off x="0" y="0"/>
-                      <a:ext cx="5400000" cy="6045000"/>
+                      <a:ext cx="5400000" cy="7395000"/>
                     </a:xfrm>
                     <a:prstGeom prst="rect"/>
                   </pic:spPr>
@@ -2987,7 +2761,7 @@
           <w:i w:val="0"/>
           <w:sz w:val="24"/>
         </w:rPr>
-        <w:t>Рисунок 1 - Шапка, первый экран, превью проекта и метрики</w:t>
+        <w:t>Рисунок 1 - Шапка, первый экран, метрики и тарифы</w:t>
       </w:r>
     </w:p>
     <w:p>
@@ -3005,7 +2779,7 @@
       <w:r>
         <w:drawing>
           <wp:inline xmlns:a="http://schemas.openxmlformats.org/drawingml/2006/main" xmlns:pic="http://schemas.openxmlformats.org/drawingml/2006/picture">
-            <wp:extent cx="5400000" cy="3750000"/>
+            <wp:extent cx="5400000" cy="6525000"/>
             <wp:docPr id="2" name="Picture 2"/>
             <wp:cNvGraphicFramePr>
               <a:graphicFrameLocks noChangeAspect="1"/>
@@ -3026,7 +2800,7 @@
                   <pic:spPr>
                     <a:xfrm>
                       <a:off x="0" y="0"/>
-                      <a:ext cx="5400000" cy="3750000"/>
+                      <a:ext cx="5400000" cy="6525000"/>
                     </a:xfrm>
                     <a:prstGeom prst="rect"/>
                   </pic:spPr>
@@ -3050,7 +2824,7 @@
           <w:i w:val="0"/>
           <w:sz w:val="24"/>
         </w:rPr>
-        <w:t>Рисунок 2 - Тарифы: матрица строк с точками-лидерами</w:t>
+        <w:t>Рисунок 2 - Шкала процесса, работы и гарантии</w:t>
       </w:r>
     </w:p>
     <w:p>
@@ -3068,7 +2842,7 @@
       <w:r>
         <w:drawing>
           <wp:inline xmlns:a="http://schemas.openxmlformats.org/drawingml/2006/main" xmlns:pic="http://schemas.openxmlformats.org/drawingml/2006/picture">
-            <wp:extent cx="5400000" cy="4800000"/>
+            <wp:extent cx="5400000" cy="4125000"/>
             <wp:docPr id="3" name="Picture 3"/>
             <wp:cNvGraphicFramePr>
               <a:graphicFrameLocks noChangeAspect="1"/>
@@ -3089,7 +2863,7 @@
                   <pic:spPr>
                     <a:xfrm>
                       <a:off x="0" y="0"/>
-                      <a:ext cx="5400000" cy="4800000"/>
+                      <a:ext cx="5400000" cy="4125000"/>
                     </a:xfrm>
                     <a:prstGeom prst="rect"/>
                   </pic:spPr>
@@ -3113,70 +2887,7 @@
           <w:i w:val="0"/>
           <w:sz w:val="24"/>
         </w:rPr>
-        <w:t>Рисунок 3 - Шкала процесса и работы агентства</w:t>
-      </w:r>
-    </w:p>
-    <w:p>
-      <w:r>
-        <w:br w:type="page"/>
-      </w:r>
-    </w:p>
-    <w:p>
-      <w:pPr>
-        <w:keepNext/>
-        <w:spacing w:line="240" w:lineRule="auto" w:before="120" w:after="80"/>
-        <w:ind w:firstLine="0"/>
-        <w:jc w:val="center"/>
-      </w:pPr>
-      <w:r>
-        <w:drawing>
-          <wp:inline xmlns:a="http://schemas.openxmlformats.org/drawingml/2006/main" xmlns:pic="http://schemas.openxmlformats.org/drawingml/2006/picture">
-            <wp:extent cx="5400000" cy="6000000"/>
-            <wp:docPr id="4" name="Picture 4"/>
-            <wp:cNvGraphicFramePr>
-              <a:graphicFrameLocks noChangeAspect="1"/>
-            </wp:cNvGraphicFramePr>
-            <a:graphic>
-              <a:graphicData uri="http://schemas.openxmlformats.org/drawingml/2006/picture">
-                <pic:pic>
-                  <pic:nvPicPr>
-                    <pic:cNvPr id="0" name="fig4.png"/>
-                    <pic:cNvPicPr/>
-                  </pic:nvPicPr>
-                  <pic:blipFill>
-                    <a:blip r:embed="rId12"/>
-                    <a:stretch>
-                      <a:fillRect/>
-                    </a:stretch>
-                  </pic:blipFill>
-                  <pic:spPr>
-                    <a:xfrm>
-                      <a:off x="0" y="0"/>
-                      <a:ext cx="5400000" cy="6000000"/>
-                    </a:xfrm>
-                    <a:prstGeom prst="rect"/>
-                  </pic:spPr>
-                </pic:pic>
-              </a:graphicData>
-            </a:graphic>
-          </wp:inline>
-        </w:drawing>
-      </w:r>
-    </w:p>
-    <w:p>
-      <w:pPr>
-        <w:spacing w:line="240" w:lineRule="auto" w:after="120" w:before="0"/>
-        <w:ind w:firstLine="0"/>
-        <w:jc w:val="center"/>
-      </w:pPr>
-      <w:r>
-        <w:rPr>
-          <w:rFonts w:ascii="Times New Roman" w:hAnsi="Times New Roman" w:cs="Times New Roman" w:eastAsia="Times New Roman"/>
-          <w:b w:val="0"/>
-          <w:i w:val="0"/>
-          <w:sz w:val="24"/>
-        </w:rPr>
-        <w:t>Рисунок 4 - Гарантии, форма заявки и футер-колофон</w:t>
+        <w:t>Рисунок 3 - Форма заявки, контакты менеджера и футер</w:t>
       </w:r>
     </w:p>
     <w:p>
@@ -3213,7 +2924,7 @@
           <w:i w:val="0"/>
           <w:sz w:val="28"/>
         </w:rPr>
-        <w:t>— Близость. Состав тарифа стоит прямо под своей строкой на расстоянии 16 px, а до следующего тарифа 56 px. Строки не требуют рамок, чтобы читаться как отдельные предложения.</w:t>
+        <w:t>— Близость. Внутри карточки тарифа расстояния 8–20 px, между карточками 24 px, до соседней секции 88 px. Группы читаются до чтения текста.</w:t>
       </w:r>
     </w:p>
     <w:p>
@@ -3229,7 +2940,7 @@
           <w:i w:val="0"/>
           <w:sz w:val="28"/>
         </w:rPr>
-        <w:t>— Сходство. Все четыре строки тарифов имеют одинаковую анатомию: цветной индекс, название, лидеры, срок, цена, состав. Отличие только в подложке выделенной строки и метке «чаще всего», поэтому сравнение идёт по содержанию, а не по форме.</w:t>
+        <w:t>— Сходство. Четыре карточки тарифов имеют одинаковую внутреннюю структуру: миниатюра, название, описание, линия, цена, срок, состав, кнопка. Отличается только заливка выделенной карточки, поэтому сравнение идёт по содержанию, а не по форме.</w:t>
       </w:r>
     </w:p>
     <w:p>
@@ -3245,7 +2956,7 @@
           <w:i w:val="0"/>
           <w:sz w:val="28"/>
         </w:rPr>
-        <w:t>— Общая судьба. Пять полос процесса стоят на одной линии под общей осью дней и читаются как единый маршрут.</w:t>
+        <w:t>— Общая судьба. Пять полос процесса стоят на одной горизонтальной линии под общей осью дней и читаются как единый маршрут.</w:t>
       </w:r>
     </w:p>
     <w:p>
@@ -3261,7 +2972,7 @@
           <w:i w:val="0"/>
           <w:sz w:val="28"/>
         </w:rPr>
-        <w:t>— Общая область. Пастельные плоскости объединяют разнородное содержимое: сводку в первом экране, четыре гарантии, карточку менеджера рядом с формой.</w:t>
+        <w:t>— Общая область. Форма заявки и карточка менеджера лежат в одной секции, карточка выделена светлой подложкой: контакты не растворяются на странице и не отрываются от формы.</w:t>
       </w:r>
     </w:p>
     <w:p>
@@ -3277,7 +2988,7 @@
           <w:i w:val="0"/>
           <w:sz w:val="28"/>
         </w:rPr>
-        <w:t>— Замыкание. Превью проекта обрезано по нижней границе, и страница на скриншоте достраивается воображением. Тот же приём в футере: название студии срезано нижним краем макета и читается целиком.</w:t>
+        <w:t>— Замыкание. Рамка браузера с тремя точками достраивается воображением до окна с сайтом, хотя внутри лежат обычные прямоугольники. Тот же приём в футере: название студии срезано нижним краем макета и всё равно читается целиком.</w:t>
       </w:r>
     </w:p>
     <w:p>
@@ -3309,7 +3020,7 @@
           <w:i w:val="0"/>
           <w:sz w:val="28"/>
         </w:rPr>
-        <w:t>Шапка двухъярусная. Верхний ярус — мета-строка моноширинным шрифтом: город и часы работы, одна фраза о студии, почта. Нижний — навигация, где каждый пункт пронумерован, и кнопка. Два яруса позволяют не сваливать в одну строку то, что относится к разным задачам: справочное и навигационное.</w:t>
+        <w:t>Шапка двухъярусная. Верхний ярус — мета-строка моноширинным шрифтом: город и часы работы, одна фраза о студии, почта. Нижний — навигация, где каждый пункт пронумерован, и кнопка. Два яруса позволяют не сваливать в одну строку справочное и навигационное.</w:t>
       </w:r>
     </w:p>
     <w:p>
@@ -3325,7 +3036,7 @@
           <w:i w:val="0"/>
           <w:sz w:val="28"/>
         </w:rPr>
-        <w:t>Футер устроен как колофон. Четыре колонки с реквизитами, строка с правами, и под ними название студии кеглем 248 px, срезанное нижним краем макета. Срез говорит, что страница закончилась, лучше любой горизонтальной линии, и даёт тяжёлое основание всей композиции.</w:t>
+        <w:t>Футер устроен как колофон: четыре колонки с реквизитами, строка с правами, и под ними название студии кеглем 232 px, срезанное нижним краем макета. Срез говорит, что страница закончилась, лучше любой горизонтальной линии, и даёт тяжёлое основание всей композиции.</w:t>
       </w:r>
     </w:p>
     <w:p>
@@ -4004,7 +3715,7 @@
           <w:i w:val="0"/>
           <w:sz w:val="28"/>
         </w:rPr>
-        <w:t>Пять этапов обычно рисуют одинаковыми колонками с крупными цифрами 01–05. Такая подача декоративна: цифры не сообщают ничего, кроме порядка. Здесь ширина полосы равна доле этапа в сроке, сверху проставлена ось дней, и клиент видит, где лежит основная работа, ещё до чтения подписей.</w:t>
+        <w:t>Пять этапов обычно рисуют одинаковыми колонками с крупными цифрами 01–05. Такая подача декоративна: цифры не сообщают ничего, кроме порядка, который и так задан чтением слева направо. Здесь ширина полосы несёт данные, а сумма полос подтверждает заявленные 27 дней.</w:t>
       </w:r>
     </w:p>
     <w:p>
@@ -4142,7 +3853,7 @@
                 <w:i w:val="0"/>
                 <w:sz w:val="24"/>
               </w:rPr>
-              <w:t>Три уровня чтения первого экрана (таблица 3); схема «номер раздела — заголовок — содержание» повторяется во всех шести секциях</w:t>
+              <w:t>Три уровня чтения первого экрана (таблица 3); схема «номер раздела — заголовок — содержание» повторяется во всех пяти секциях</w:t>
             </w:r>
           </w:p>
         </w:tc>
@@ -4189,7 +3900,7 @@
                 <w:i w:val="0"/>
                 <w:sz w:val="24"/>
               </w:rPr>
-              <w:t>Ровно четыре кегля: 80 / 36 / 20 / 16. Служебные подписи отличаются гарнитурой и цветом, а не пятым кеглем</w:t>
+              <w:t>Ровно четыре кегля: 72 / 36 / 20 / 16. Служебные подписи отличаются гарнитурой и цветом, а не пятым кеглем</w:t>
             </w:r>
           </w:p>
         </w:tc>
@@ -4236,7 +3947,7 @@
                 <w:i w:val="0"/>
                 <w:sz w:val="24"/>
               </w:rPr>
-              <w:t>Асимметрия 7 и 4 колонки по оптическому весу в первом экране, симметричные ряды ниже, всё на сетке из 12 колонок</w:t>
+              <w:t>Асимметрия 7 и 5 колонок по оптическому весу в первом экране, симметричные ряды ниже, всё на сетке из 12 колонок</w:t>
             </w:r>
           </w:p>
         </w:tc>
@@ -4283,7 +3994,7 @@
                 <w:i w:val="0"/>
                 <w:sz w:val="24"/>
               </w:rPr>
-              <w:t>Все кнопки залиты графитом, контраст 15,9 : 1; пастель нигде не конкурирует с ними, потому что не несёт текста</w:t>
+              <w:t>Синий закреплён за действием и нигде больше не заливает площадь; контраст 5,8 : 1, внутри выделенной карточки инверсия</w:t>
             </w:r>
           </w:p>
         </w:tc>
@@ -4377,7 +4088,7 @@
                 <w:i w:val="0"/>
                 <w:sz w:val="24"/>
               </w:rPr>
-              <w:t>Сводка с ценой и сроком в первом экране, порядок секций по порядку сомнений заказчика, форма после блока гарантий</w:t>
+              <w:t>Цена и срок в каждой карточке, порядок секций по порядку сомнений заказчика, форма после блока гарантий</w:t>
             </w:r>
           </w:p>
         </w:tc>
@@ -4403,7 +4114,7 @@
           <w:i w:val="0"/>
           <w:sz w:val="28"/>
         </w:rPr>
-        <w:t>11. Условные данные и источники изображений</w:t>
+        <w:t>11. Условные данные</w:t>
       </w:r>
     </w:p>
     <w:p>
@@ -4419,7 +4130,7 @@
           <w:i w:val="0"/>
           <w:sz w:val="28"/>
         </w:rPr>
-        <w:t>Название агентства, цены, сроки, имена, адреса и показатели проектов вымышлены. Они нужны, чтобы макет проверялся на реальных длинах строк: именно так вскрылось, что длинное название тарифа и цена в 36 px не помещаются в одну строку без резерва ширины под цену.</w:t>
+        <w:t>Название агентства, цены, сроки, имена, адреса и показатели проектов вымышлены. Они нужны, чтобы макет проверялся на реальных длинах строк: именно так вскрылось, что цена в 36 px не помещается в карточку шириной 282 px вместе с предлогом «от» и требует отдельной строки.</w:t>
       </w:r>
     </w:p>
     <w:p>
@@ -4435,7 +4146,7 @@
           <w:i w:val="0"/>
           <w:sz w:val="28"/>
         </w:rPr>
-        <w:t>Превью в блоке работ — скриншоты реальных публичных сайтов (Linear, Stripe, Resend, Framer), снятые в браузере и поставленные как плейсхолдеры на место будущих работ агентства. Это учебный макет: показанные сайты сделаны не автором и не описанным агентством, подписи и показатели под ними условные. В реальной работе на этих местах стоят собственные проекты студии.</w:t>
+        <w:t>Превью работ и превью в первом экране собраны из блоков средствами вёрстки и показывают структуру и палитру, но не содержат снимков реальных сайтов. При переносе макета в Figma каждое превью заменяется изображением того же размера.</w:t>
       </w:r>
     </w:p>
     <w:p>
